--- a/kuliah/DocumentGenerator_Laporan_Praktikum/src/templates/format-2.docx
+++ b/kuliah/DocumentGenerator_Laporan_Praktikum/src/templates/format-2.docx
@@ -1,6 +1,6 @@
 
 <file path=word/document.xml><?xml version="1.0" encoding="utf-8"?>
-<w:document xmlns:wpc="http://schemas.microsoft.com/office/word/2010/wordprocessingCanvas" xmlns:cx="http://schemas.microsoft.com/office/drawing/2014/chartex" xmlns:cx1="http://schemas.microsoft.com/office/drawing/2015/9/8/chartex" xmlns:cx2="http://schemas.microsoft.com/office/drawing/2015/10/21/chartex" xmlns:cx3="http://schemas.microsoft.com/office/drawing/2016/5/9/chartex" xmlns:cx4="http://schemas.microsoft.com/office/drawing/2016/5/10/chartex" xmlns:cx5="http://schemas.microsoft.com/office/drawing/2016/5/11/chartex" xmlns:cx6="http://schemas.microsoft.com/office/drawing/2016/5/12/chartex" xmlns:cx7="http://schemas.microsoft.com/office/drawing/2016/5/13/chartex" xmlns:cx8="http://schemas.microsoft.com/office/drawing/2016/5/14/chartex" xmlns:mc="http://schemas.openxmlformats.org/markup-compatibility/2006" xmlns:aink="http://schemas.microsoft.com/office/drawing/2016/ink" xmlns:am3d="http://schemas.microsoft.com/office/drawing/2017/model3d" xmlns:o="urn:schemas-microsoft-com:office:office" xmlns:oel="http://schemas.microsoft.com/office/2019/extlst" xmlns:r="http://schemas.openxmlformats.org/officeDocument/2006/relationships" xmlns:m="http://schemas.openxmlformats.org/officeDocument/2006/math" xmlns:v="urn:schemas-microsoft-com:vml" xmlns:wp14="http://schemas.microsoft.com/office/word/2010/wordprocessingDrawing" xmlns:wp="http://schemas.openxmlformats.org/drawingml/2006/wordprocessingDrawing" xmlns:w10="urn:schemas-microsoft-com:office:word" xmlns:w="http://schemas.openxmlformats.org/wordprocessingml/2006/main" xmlns:w14="http://schemas.microsoft.com/office/word/2010/wordml" xmlns:w15="http://schemas.microsoft.com/office/word/2012/wordml" xmlns:w16cex="http://schemas.microsoft.com/office/word/2018/wordml/cex" xmlns:w16cid="http://schemas.microsoft.com/office/word/2016/wordml/cid" xmlns:w16="http://schemas.microsoft.com/office/word/2018/wordml" xmlns:w16du="http://schemas.microsoft.com/office/word/2023/wordml/word16du" xmlns:w16sdtdh="http://schemas.microsoft.com/office/word/2020/wordml/sdtdatahash" xmlns:w16sdtfl="http://schemas.microsoft.com/office/word/2024/wordml/sdtformatlock" xmlns:w16se="http://schemas.microsoft.com/office/word/2015/wordml/symex" xmlns:wpg="http://schemas.microsoft.com/office/word/2010/wordprocessingGroup" xmlns:wpi="http://schemas.microsoft.com/office/word/2010/wordprocessingInk" xmlns:wne="http://schemas.microsoft.com/office/word/2006/wordml" xmlns:wps="http://schemas.microsoft.com/office/word/2010/wordprocessingShape" mc:Ignorable="w14 w15 w16se w16cid w16 w16cex w16sdtdh w16sdtfl w16du wp14">
+<w:document xmlns:wpc="http://schemas.microsoft.com/office/word/2010/wordprocessingCanvas" xmlns:cx="http://schemas.microsoft.com/office/drawing/2014/chartex" xmlns:cx1="http://schemas.microsoft.com/office/drawing/2015/9/8/chartex" xmlns:cx2="http://schemas.microsoft.com/office/drawing/2015/10/21/chartex" xmlns:cx3="http://schemas.microsoft.com/office/drawing/2016/5/9/chartex" xmlns:cx4="http://schemas.microsoft.com/office/drawing/2016/5/10/chartex" xmlns:cx5="http://schemas.microsoft.com/office/drawing/2016/5/11/chartex" xmlns:cx6="http://schemas.microsoft.com/office/drawing/2016/5/12/chartex" xmlns:cx7="http://schemas.microsoft.com/office/drawing/2016/5/13/chartex" xmlns:cx8="http://schemas.microsoft.com/office/drawing/2016/5/14/chartex" xmlns:mc="http://schemas.openxmlformats.org/markup-compatibility/2006" xmlns:aink="http://schemas.microsoft.com/office/drawing/2016/ink" xmlns:am3d="http://schemas.microsoft.com/office/drawing/2017/model3d" xmlns:o="urn:schemas-microsoft-com:office:office" xmlns:r="http://schemas.openxmlformats.org/officeDocument/2006/relationships" xmlns:m="http://schemas.openxmlformats.org/officeDocument/2006/math" xmlns:v="urn:schemas-microsoft-com:vml" xmlns:wp14="http://schemas.microsoft.com/office/word/2010/wordprocessingDrawing" xmlns:wp="http://schemas.openxmlformats.org/drawingml/2006/wordprocessingDrawing" xmlns:w10="urn:schemas-microsoft-com:office:word" xmlns:w="http://schemas.openxmlformats.org/wordprocessingml/2006/main" xmlns:w14="http://schemas.microsoft.com/office/word/2010/wordml" xmlns:w15="http://schemas.microsoft.com/office/word/2012/wordml" xmlns:w16cex="http://schemas.microsoft.com/office/word/2018/wordml/cex" xmlns:w16cid="http://schemas.microsoft.com/office/word/2016/wordml/cid" xmlns:w16="http://schemas.microsoft.com/office/word/2018/wordml" xmlns:w16se="http://schemas.microsoft.com/office/word/2015/wordml/symex" xmlns:wpg="http://schemas.microsoft.com/office/word/2010/wordprocessingGroup" xmlns:wpi="http://schemas.microsoft.com/office/word/2010/wordprocessingInk" xmlns:wne="http://schemas.microsoft.com/office/word/2006/wordml" xmlns:wps="http://schemas.microsoft.com/office/word/2010/wordprocessingShape" mc:Ignorable="w14 w15 w16se w16cid w16 w16cex wp14">
   <w:body>
     <w:p>
       <w:pPr>
@@ -30,7 +30,6 @@
           <w:lang w:val="en-US"/>
         </w:rPr>
       </w:pPr>
-      <w:proofErr w:type="gramStart"/>
       <w:r>
         <w:rPr>
           <w:b/>
@@ -38,19 +37,43 @@
           <w:szCs w:val="28"/>
           <w:lang w:val="en-US"/>
         </w:rPr>
-        <w:t xml:space="preserve">{{ </w:t>
-      </w:r>
-      <w:proofErr w:type="spellStart"/>
-      <w:r>
+        <w:t>{{ mata_kuliah }}</w:t>
+      </w:r>
+    </w:p>
+    <w:p>
+      <w:pPr>
+        <w:jc w:val="center"/>
+        <w:rPr>
+          <w:b/>
+        </w:rPr>
+      </w:pPr>
+    </w:p>
+    <w:p>
+      <w:pPr>
+        <w:jc w:val="center"/>
+        <w:rPr>
+          <w:b/>
+        </w:rPr>
+      </w:pPr>
+    </w:p>
+    <w:p>
+      <w:pPr>
+        <w:jc w:val="center"/>
         <w:rPr>
           <w:b/>
           <w:sz w:val="28"/>
           <w:szCs w:val="28"/>
           <w:lang w:val="en-US"/>
         </w:rPr>
-        <w:t>mata</w:t>
-      </w:r>
-      <w:proofErr w:type="gramEnd"/>
+      </w:pPr>
+      <w:r>
+        <w:rPr>
+          <w:b/>
+          <w:sz w:val="28"/>
+          <w:szCs w:val="28"/>
+        </w:rPr>
+        <w:t>MODUL</w:t>
+      </w:r>
       <w:r>
         <w:rPr>
           <w:b/>
@@ -58,9 +81,8 @@
           <w:szCs w:val="28"/>
           <w:lang w:val="en-US"/>
         </w:rPr>
-        <w:t>_</w:t>
-      </w:r>
-      <w:proofErr w:type="gramStart"/>
+        <w:t xml:space="preserve"> </w:t>
+      </w:r>
       <w:r>
         <w:rPr>
           <w:b/>
@@ -68,19 +90,19 @@
           <w:szCs w:val="28"/>
           <w:lang w:val="en-US"/>
         </w:rPr>
-        <w:t>kuliah</w:t>
-      </w:r>
-      <w:proofErr w:type="spellEnd"/>
-      <w:r>
+        <w:t>{{ nomor_modul }}</w:t>
+      </w:r>
+    </w:p>
+    <w:p>
+      <w:pPr>
+        <w:jc w:val="center"/>
         <w:rPr>
           <w:b/>
           <w:sz w:val="28"/>
           <w:szCs w:val="28"/>
           <w:lang w:val="en-US"/>
         </w:rPr>
-        <w:t xml:space="preserve"> }</w:t>
-      </w:r>
-      <w:proofErr w:type="gramEnd"/>
+      </w:pPr>
       <w:r>
         <w:rPr>
           <w:b/>
@@ -88,122 +110,7 @@
           <w:szCs w:val="28"/>
           <w:lang w:val="en-US"/>
         </w:rPr>
-        <w:t>}</w:t>
-      </w:r>
-    </w:p>
-    <w:p>
-      <w:pPr>
-        <w:jc w:val="center"/>
-        <w:rPr>
-          <w:b/>
-        </w:rPr>
-      </w:pPr>
-    </w:p>
-    <w:p>
-      <w:pPr>
-        <w:jc w:val="center"/>
-        <w:rPr>
-          <w:b/>
-        </w:rPr>
-      </w:pPr>
-    </w:p>
-    <w:p>
-      <w:pPr>
-        <w:jc w:val="center"/>
-        <w:rPr>
-          <w:b/>
-          <w:sz w:val="28"/>
-          <w:szCs w:val="28"/>
-          <w:lang w:val="en-US"/>
-        </w:rPr>
-      </w:pPr>
-      <w:r>
-        <w:rPr>
-          <w:b/>
-          <w:sz w:val="28"/>
-          <w:szCs w:val="28"/>
-        </w:rPr>
-        <w:t>MODUL</w:t>
-      </w:r>
-      <w:r>
-        <w:rPr>
-          <w:b/>
-          <w:sz w:val="28"/>
-          <w:szCs w:val="28"/>
-          <w:lang w:val="en-US"/>
-        </w:rPr>
-        <w:t xml:space="preserve"> </w:t>
-      </w:r>
-      <w:r>
-        <w:rPr>
-          <w:b/>
-          <w:sz w:val="28"/>
-          <w:szCs w:val="28"/>
-          <w:lang w:val="en-US"/>
-        </w:rPr>
-        <w:t xml:space="preserve">{{ </w:t>
-      </w:r>
-      <w:proofErr w:type="spellStart"/>
-      <w:r>
-        <w:rPr>
-          <w:b/>
-          <w:sz w:val="28"/>
-          <w:szCs w:val="28"/>
-          <w:lang w:val="en-US"/>
-        </w:rPr>
-        <w:t>nomor_modul</w:t>
-      </w:r>
-      <w:proofErr w:type="spellEnd"/>
-      <w:r>
-        <w:rPr>
-          <w:b/>
-          <w:sz w:val="28"/>
-          <w:szCs w:val="28"/>
-          <w:lang w:val="en-US"/>
-        </w:rPr>
-        <w:t xml:space="preserve"> }}</w:t>
-      </w:r>
-    </w:p>
-    <w:p>
-      <w:pPr>
-        <w:jc w:val="center"/>
-        <w:rPr>
-          <w:b/>
-          <w:sz w:val="28"/>
-          <w:szCs w:val="28"/>
-          <w:lang w:val="en-US"/>
-        </w:rPr>
-      </w:pPr>
-      <w:proofErr w:type="gramStart"/>
-      <w:r>
-        <w:rPr>
-          <w:b/>
-          <w:sz w:val="28"/>
-          <w:szCs w:val="28"/>
-          <w:lang w:val="en-US"/>
-        </w:rPr>
-        <w:t xml:space="preserve">{{ </w:t>
-      </w:r>
-      <w:proofErr w:type="spellStart"/>
-      <w:r>
-        <w:rPr>
-          <w:b/>
-          <w:sz w:val="28"/>
-          <w:szCs w:val="28"/>
-          <w:lang w:val="en-US"/>
-        </w:rPr>
-        <w:t>judul</w:t>
-      </w:r>
-      <w:proofErr w:type="spellEnd"/>
-      <w:proofErr w:type="gramEnd"/>
-      <w:r>
-        <w:rPr>
-          <w:b/>
-          <w:sz w:val="28"/>
-          <w:szCs w:val="28"/>
-          <w:lang w:val="en-US"/>
-        </w:rPr>
-        <w:t xml:space="preserve"> }}</w:t>
+        <w:t>{{ judul }}</w:t>
       </w:r>
     </w:p>
     <w:p>
@@ -524,7 +431,7 @@
               <w:ilvl w:val="0"/>
               <w:numId w:val="0"/>
             </w:numPr>
-            <w:spacing w:before="0" w:after="480"/>
+            <w:spacing w:after="480"/>
             <w:jc w:val="center"/>
           </w:pPr>
           <w:r>
@@ -3053,11 +2960,10 @@
           <w:ilvl w:val="0"/>
           <w:numId w:val="0"/>
         </w:numPr>
-        <w:spacing w:before="0" w:after="240"/>
+        <w:spacing w:after="240"/>
       </w:pPr>
       <w:bookmarkStart w:id="0" w:name="_Toc197688582"/>
       <w:r>
-        <w:lastRenderedPageBreak/>
         <w:t>DAFTAR GAMBAR</w:t>
       </w:r>
       <w:bookmarkEnd w:id="0"/>
@@ -3137,12 +3043,9 @@
     <w:p>
       <w:pPr>
         <w:pStyle w:val="Heading1"/>
-        <w:spacing w:before="0" w:after="0"/>
-        <w:ind w:left="1077" w:hanging="1077"/>
       </w:pPr>
       <w:bookmarkStart w:id="1" w:name="_Toc197688583"/>
       <w:r>
-        <w:lastRenderedPageBreak/>
         <w:t>HASIL PRAKTIKUM</w:t>
       </w:r>
       <w:bookmarkEnd w:id="1"/>
@@ -3161,25 +3064,7 @@
           <w:szCs w:val="34"/>
           <w:lang w:val="en-US"/>
         </w:rPr>
-        <w:t xml:space="preserve">{% for item in </w:t>
-      </w:r>
-      <w:proofErr w:type="spellStart"/>
-      <w:r>
-        <w:rPr>
-          <w:sz w:val="34"/>
-          <w:szCs w:val="34"/>
-          <w:lang w:val="en-US"/>
-        </w:rPr>
-        <w:t>daftar_sub_bab</w:t>
-      </w:r>
-      <w:proofErr w:type="spellEnd"/>
-      <w:r>
-        <w:rPr>
-          <w:sz w:val="34"/>
-          <w:szCs w:val="34"/>
-          <w:lang w:val="en-US"/>
-        </w:rPr>
-        <w:t xml:space="preserve"> %}</w:t>
+        <w:t>{% for item in daftar_sub_bab %}</w:t>
       </w:r>
     </w:p>
     <w:p>
@@ -3191,23 +3076,10 @@
         </w:numPr>
       </w:pPr>
       <w:r>
-        <w:t xml:space="preserve">1.{{ </w:t>
-      </w:r>
-      <w:proofErr w:type="spellStart"/>
-      <w:r>
-        <w:t>loop.index</w:t>
-      </w:r>
-      <w:proofErr w:type="spellEnd"/>
-      <w:r>
-        <w:t xml:space="preserve"> }} {{ </w:t>
-      </w:r>
-      <w:proofErr w:type="spellStart"/>
-      <w:r>
-        <w:t>item.judul_sub_bab</w:t>
-      </w:r>
-      <w:proofErr w:type="spellEnd"/>
-      <w:r>
-        <w:t xml:space="preserve"> }}</w:t>
+        <w:t>I</w:t>
+      </w:r>
+      <w:r>
+        <w:t>.{{ loop.index }} {{ item.judul_sub_bab }}</w:t>
       </w:r>
     </w:p>
     <w:p>
@@ -3220,10 +3092,13 @@
         <w:ind w:left="510" w:hanging="153"/>
       </w:pPr>
       <w:r>
+        <w:t>I</w:t>
+      </w:r>
+      <w:r>
         <w:rPr>
           <w:lang w:val="id-ID"/>
         </w:rPr>
-        <w:t>1.{{ loop.index }}</w:t>
+        <w:t>.{{ loop.index }}</w:t>
       </w:r>
       <w:r>
         <w:rPr>
@@ -3238,15 +3113,7 @@
         <w:t xml:space="preserve"> </w:t>
       </w:r>
       <w:r>
-        <w:t xml:space="preserve">{{ </w:t>
-      </w:r>
-      <w:proofErr w:type="spellStart"/>
-      <w:r>
-        <w:t>item.label_point_a</w:t>
-      </w:r>
-      <w:proofErr w:type="spellEnd"/>
-      <w:r>
-        <w:t xml:space="preserve"> }}</w:t>
+        <w:t>{{ item.label_point_a }}</w:t>
       </w:r>
       <w:r>
         <w:t xml:space="preserve"> </w:t>
@@ -3254,29 +3121,44 @@
     </w:p>
     <w:p>
       <w:pPr>
-        <w:pStyle w:val="Code"/>
-        <w:ind w:firstLine="0"/>
-        <w:jc w:val="left"/>
-      </w:pPr>
-      <w:r>
-        <w:t xml:space="preserve">{{ </w:t>
-      </w:r>
-      <w:proofErr w:type="spellStart"/>
-      <w:r>
-        <w:t>item.isi_point_a</w:t>
-      </w:r>
-      <w:proofErr w:type="spellEnd"/>
-      <w:r>
-        <w:t xml:space="preserve"> }}</w:t>
+        <w:pStyle w:val="Text"/>
+      </w:pPr>
+      <w:r>
+        <w:t>{% if item.list_kode %}{% for k in item.list_kode %} {{ k.judul }}</w:t>
       </w:r>
     </w:p>
     <w:p>
       <w:pPr>
-        <w:ind w:left="510"/>
-        <w:rPr>
-          <w:lang w:val="en-US"/>
-        </w:rPr>
-      </w:pPr>
+        <w:pStyle w:val="Code"/>
+        <w:ind w:left="720"/>
+      </w:pPr>
+      <w:r>
+        <w:t>{{ k.isi }}</w:t>
+      </w:r>
+    </w:p>
+    <w:p>
+      <w:pPr>
+        <w:pStyle w:val="Text"/>
+      </w:pPr>
+      <w:r>
+        <w:t>{% endfor %}</w:t>
+      </w:r>
+    </w:p>
+    <w:p>
+      <w:pPr>
+        <w:pStyle w:val="Text"/>
+      </w:pPr>
+      <w:r>
+        <w:t>{% else %}{% for baris in item.isi_point_a %}</w:t>
+      </w:r>
+    </w:p>
+    <w:p>
+      <w:pPr>
+        <w:pStyle w:val="Text"/>
+      </w:pPr>
+      <w:r>
+        <w:t>{{ baris }} {% endfor %} {% endif %}</w:t>
+      </w:r>
     </w:p>
     <w:p>
       <w:pPr>
@@ -3288,10 +3170,13 @@
         <w:ind w:left="510" w:hanging="153"/>
       </w:pPr>
       <w:r>
+        <w:t>I</w:t>
+      </w:r>
+      <w:r>
         <w:rPr>
           <w:lang w:val="id-ID"/>
         </w:rPr>
-        <w:t>1.{{ loop.index }}</w:t>
+        <w:t>.{{ loop.index }}</w:t>
       </w:r>
       <w:r>
         <w:rPr>
@@ -3320,61 +3205,19 @@
         <w:rPr>
           <w:lang w:val="en-US"/>
         </w:rPr>
-        <w:t xml:space="preserve">{% for </w:t>
-      </w:r>
-      <w:proofErr w:type="spellStart"/>
+        <w:t>{% for gbr in item.list_gambar %}</w:t>
+      </w:r>
       <w:r>
         <w:rPr>
           <w:lang w:val="en-US"/>
         </w:rPr>
-        <w:t>gbr</w:t>
-      </w:r>
-      <w:proofErr w:type="spellEnd"/>
+        <w:t xml:space="preserve"> </w:t>
+      </w:r>
       <w:r>
         <w:rPr>
           <w:lang w:val="en-US"/>
         </w:rPr>
-        <w:t xml:space="preserve"> in </w:t>
-      </w:r>
-      <w:proofErr w:type="spellStart"/>
-      <w:r>
-        <w:rPr>
-          <w:lang w:val="en-US"/>
-        </w:rPr>
-        <w:t>item.list_gambar</w:t>
-      </w:r>
-      <w:proofErr w:type="spellEnd"/>
-      <w:r>
-        <w:rPr>
-          <w:lang w:val="en-US"/>
-        </w:rPr>
-        <w:t xml:space="preserve"> %}</w:t>
-      </w:r>
-      <w:r>
-        <w:rPr>
-          <w:lang w:val="en-US"/>
-        </w:rPr>
-        <w:t xml:space="preserve"> </w:t>
-      </w:r>
-      <w:r>
-        <w:rPr>
-          <w:lang w:val="en-US"/>
-        </w:rPr>
-        <w:t xml:space="preserve">{{ </w:t>
-      </w:r>
-      <w:proofErr w:type="spellStart"/>
-      <w:r>
-        <w:rPr>
-          <w:lang w:val="en-US"/>
-        </w:rPr>
-        <w:t>gbr.objek_gambar</w:t>
-      </w:r>
-      <w:proofErr w:type="spellEnd"/>
-      <w:r>
-        <w:rPr>
-          <w:lang w:val="en-US"/>
-        </w:rPr>
-        <w:t xml:space="preserve"> }}</w:t>
+        <w:t>{{ gbr.objek_gambar }}</w:t>
       </w:r>
     </w:p>
     <w:p>
@@ -3408,10 +3251,13 @@
         <w:ind w:left="357"/>
       </w:pPr>
       <w:r>
+        <w:t>I</w:t>
+      </w:r>
+      <w:r>
         <w:rPr>
           <w:lang w:val="id-ID"/>
         </w:rPr>
-        <w:t>1.{{ loop.index }}</w:t>
+        <w:t>.{{ loop.index }}</w:t>
       </w:r>
       <w:r>
         <w:rPr>
@@ -3431,749 +3277,453 @@
     </w:p>
     <w:p>
       <w:pPr>
-        <w:spacing w:after="240"/>
-        <w:ind w:left="1021"/>
-        <w:rPr>
-          <w:lang w:val="en-US"/>
-        </w:rPr>
-      </w:pPr>
-      <w:r>
-        <w:t>{{ item.isi_analisa }}</w:t>
+        <w:pStyle w:val="Text"/>
+      </w:pPr>
+      <w:r>
+        <w:t>{% for p in item.list_paragraf_analisa %}</w:t>
       </w:r>
     </w:p>
     <w:p>
       <w:pPr>
-        <w:rPr>
-          <w:lang w:val="en-US"/>
-        </w:rPr>
-      </w:pPr>
-      <w:r>
-        <w:rPr>
-          <w:lang w:val="en-US"/>
-        </w:rPr>
-        <w:t xml:space="preserve">{% </w:t>
-      </w:r>
-      <w:proofErr w:type="spellStart"/>
-      <w:r>
-        <w:rPr>
-          <w:lang w:val="en-US"/>
-        </w:rPr>
-        <w:t>endfor</w:t>
-      </w:r>
-      <w:proofErr w:type="spellEnd"/>
-      <w:r>
-        <w:rPr>
-          <w:lang w:val="en-US"/>
-        </w:rPr>
-        <w:t xml:space="preserve"> %}</w:t>
+        <w:pStyle w:val="Text"/>
+      </w:pPr>
+      <w:r>
+        <w:t>{{ p.teks }}</w:t>
       </w:r>
     </w:p>
     <w:p>
       <w:pPr>
+        <w:pStyle w:val="Text"/>
+      </w:pPr>
+      <w:r>
+        <w:t>{% endfor %} {% endfor %}</w:t>
+      </w:r>
+      <w:r>
+        <w:t>{% if daftar_tugas|length == 0%}</w:t>
+      </w:r>
+      <w:r>
+        <w:t>{% else %}</w:t>
+      </w:r>
+    </w:p>
+    <w:p>
+      <w:pPr>
         <w:pStyle w:val="Heading1"/>
-        <w:spacing w:after="0"/>
-        <w:ind w:left="1077" w:hanging="1077"/>
       </w:pPr>
       <w:bookmarkStart w:id="3" w:name="_Toc197688616"/>
       <w:bookmarkStart w:id="4" w:name="_Toc147849649"/>
       <w:r>
-        <w:t xml:space="preserve">Tugas </w:t>
-      </w:r>
-      <w:proofErr w:type="spellStart"/>
-      <w:r>
-        <w:t>Praktikum</w:t>
+        <w:t>Tugas Praktikum</w:t>
       </w:r>
       <w:bookmarkEnd w:id="3"/>
-      <w:proofErr w:type="spellEnd"/>
     </w:p>
     <w:p>
       <w:pPr>
         <w:rPr>
-          <w:sz w:val="34"/>
-          <w:szCs w:val="34"/>
           <w:lang w:val="en-US"/>
         </w:rPr>
       </w:pPr>
+      <w:r>
+        <w:rPr>
+          <w:lang w:val="en-US"/>
+        </w:rPr>
+        <w:t>{% for item in daftar_tugas %}</w:t>
+      </w:r>
     </w:p>
     <w:p>
       <w:pPr>
-        <w:rPr>
-          <w:lang w:val="en-US"/>
-        </w:rPr>
-      </w:pPr>
-      <w:r>
-        <w:rPr>
-          <w:lang w:val="en-US"/>
-        </w:rPr>
-        <w:t xml:space="preserve">{% if </w:t>
-      </w:r>
-      <w:proofErr w:type="spellStart"/>
-      <w:r>
-        <w:rPr>
-          <w:lang w:val="en-US"/>
-        </w:rPr>
-        <w:t>daftar_tugas|length</w:t>
-      </w:r>
-      <w:proofErr w:type="spellEnd"/>
-      <w:r>
-        <w:rPr>
-          <w:lang w:val="en-US"/>
-        </w:rPr>
-        <w:t xml:space="preserve"> == 0 %} (Bagian ini </w:t>
-      </w:r>
-      <w:proofErr w:type="spellStart"/>
-      <w:r>
-        <w:rPr>
-          <w:lang w:val="en-US"/>
-        </w:rPr>
-        <w:t>muncul</w:t>
-      </w:r>
-      <w:proofErr w:type="spellEnd"/>
-      <w:r>
-        <w:rPr>
-          <w:lang w:val="en-US"/>
-        </w:rPr>
+        <w:pStyle w:val="Heading2"/>
+        <w:numPr>
+          <w:ilvl w:val="0"/>
+          <w:numId w:val="0"/>
+        </w:numPr>
+        <w:spacing w:before="240"/>
+      </w:pPr>
+      <w:r>
+        <w:t>II.</w:t>
+      </w:r>
+      <w:r>
         <w:t xml:space="preserve"> </w:t>
       </w:r>
-      <w:proofErr w:type="spellStart"/>
-      <w:r>
-        <w:rPr>
-          <w:lang w:val="en-US"/>
-        </w:rPr>
-        <w:t>jika</w:t>
-      </w:r>
-      <w:proofErr w:type="spellEnd"/>
-      <w:r>
-        <w:rPr>
-          <w:lang w:val="en-US"/>
-        </w:rPr>
-        <w:t xml:space="preserve"> Bab 2 </w:t>
-      </w:r>
-      <w:proofErr w:type="spellStart"/>
-      <w:r>
-        <w:rPr>
-          <w:lang w:val="en-US"/>
-        </w:rPr>
-        <w:t>kosong</w:t>
-      </w:r>
-      <w:proofErr w:type="spellEnd"/>
-      <w:r>
-        <w:rPr>
-          <w:lang w:val="en-US"/>
-        </w:rPr>
-        <w:t xml:space="preserve">) Tidak </w:t>
-      </w:r>
-      <w:proofErr w:type="spellStart"/>
-      <w:r>
-        <w:rPr>
-          <w:lang w:val="en-US"/>
-        </w:rPr>
-        <w:t>ada</w:t>
-      </w:r>
-      <w:proofErr w:type="spellEnd"/>
-      <w:r>
-        <w:rPr>
-          <w:lang w:val="en-US"/>
-        </w:rPr>
-        <w:t xml:space="preserve"> tugas </w:t>
-      </w:r>
-      <w:proofErr w:type="spellStart"/>
-      <w:r>
-        <w:rPr>
-          <w:lang w:val="en-US"/>
-        </w:rPr>
-        <w:t>praktikum</w:t>
-      </w:r>
-      <w:proofErr w:type="spellEnd"/>
-      <w:r>
-        <w:rPr>
-          <w:lang w:val="en-US"/>
-        </w:rPr>
-        <w:t xml:space="preserve"> pada </w:t>
-      </w:r>
-      <w:proofErr w:type="spellStart"/>
-      <w:r>
-        <w:rPr>
-          <w:lang w:val="en-US"/>
-        </w:rPr>
-        <w:t>modul</w:t>
-      </w:r>
-      <w:proofErr w:type="spellEnd"/>
-      <w:r>
-        <w:rPr>
-          <w:lang w:val="en-US"/>
-        </w:rPr>
-        <w:t xml:space="preserve"> ini.</w:t>
+      <w:r>
+        <w:t>{{ loop.index }} {{ item.judul_sub_bab }}</w:t>
       </w:r>
     </w:p>
     <w:p>
       <w:pPr>
+        <w:ind w:left="360"/>
         <w:rPr>
           <w:lang w:val="en-US"/>
         </w:rPr>
       </w:pPr>
+      <w:r>
+        <w:rPr>
+          <w:lang w:val="en-US"/>
+        </w:rPr>
+        <w:t>{% if item.tipe == “3” %}{% for qa in item.qa_list %}</w:t>
+      </w:r>
+    </w:p>
+    <w:tbl>
+      <w:tblPr>
+        <w:tblStyle w:val="TableGrid"/>
+        <w:tblW w:w="0" w:type="auto"/>
+        <w:tblInd w:w="360" w:type="dxa"/>
+        <w:tblBorders>
+          <w:top w:val="none" w:sz="0" w:space="0" w:color="auto"/>
+          <w:left w:val="none" w:sz="0" w:space="0" w:color="auto"/>
+          <w:bottom w:val="none" w:sz="0" w:space="0" w:color="auto"/>
+          <w:right w:val="none" w:sz="0" w:space="0" w:color="auto"/>
+          <w:insideH w:val="none" w:sz="0" w:space="0" w:color="auto"/>
+          <w:insideV w:val="none" w:sz="0" w:space="0" w:color="auto"/>
+        </w:tblBorders>
+        <w:tblLayout w:type="fixed"/>
+        <w:tblLook w:val="04A0" w:firstRow="1" w:lastRow="0" w:firstColumn="1" w:lastColumn="0" w:noHBand="0" w:noVBand="1"/>
+      </w:tblPr>
+      <w:tblGrid>
+        <w:gridCol w:w="236"/>
+        <w:gridCol w:w="7331"/>
+      </w:tblGrid>
+      <w:tr>
+        <w:tc>
+          <w:tcPr>
+            <w:tcW w:w="236" w:type="dxa"/>
+            <w:hideMark/>
+          </w:tcPr>
+          <w:p>
+            <w:pPr>
+              <w:rPr>
+                <w:lang w:val="en-US"/>
+              </w:rPr>
+            </w:pPr>
+            <w:r>
+              <w:rPr>
+                <w:lang w:val="en-US"/>
+              </w:rPr>
+              <w:t xml:space="preserve">{{ </w:t>
+            </w:r>
+            <w:r>
+              <w:rPr>
+                <w:sz w:val="2"/>
+                <w:szCs w:val="2"/>
+                <w:lang w:val="en-US"/>
+              </w:rPr>
+              <w:t xml:space="preserve">loop.index </w:t>
+            </w:r>
+            <w:r>
+              <w:rPr>
+                <w:lang w:val="en-US"/>
+              </w:rPr>
+              <w:t>}}</w:t>
+            </w:r>
+          </w:p>
+        </w:tc>
+        <w:tc>
+          <w:tcPr>
+            <w:tcW w:w="7331" w:type="dxa"/>
+            <w:hideMark/>
+          </w:tcPr>
+          <w:p>
+            <w:pPr>
+              <w:rPr>
+                <w:lang w:val="en-US"/>
+              </w:rPr>
+            </w:pPr>
+            <w:r>
+              <w:rPr>
+                <w:lang w:val="en-US"/>
+              </w:rPr>
+              <w:t>{{ qa.q }}</w:t>
+            </w:r>
+          </w:p>
+          <w:p>
+            <w:pPr>
+              <w:rPr>
+                <w:b/>
+                <w:bCs/>
+                <w:lang w:val="en-US"/>
+              </w:rPr>
+            </w:pPr>
+            <w:r>
+              <w:rPr>
+                <w:b/>
+                <w:bCs/>
+                <w:lang w:val="en-US"/>
+              </w:rPr>
+              <w:t>Jawaban:</w:t>
+            </w:r>
+          </w:p>
+          <w:p>
+            <w:pPr>
+              <w:pStyle w:val="Text"/>
+            </w:pPr>
+            <w:r>
+              <w:t>{{ qa.a }}</w:t>
+            </w:r>
+          </w:p>
+        </w:tc>
+      </w:tr>
+    </w:tbl>
+    <w:p>
+      <w:pPr>
+        <w:ind w:left="360"/>
+        <w:rPr>
+          <w:lang w:val="en-US"/>
+        </w:rPr>
+      </w:pPr>
+      <w:r>
+        <w:rPr>
+          <w:lang w:val="en-US"/>
+        </w:rPr>
+        <w:t>{% endfor %}{% else %}</w:t>
+      </w:r>
     </w:p>
     <w:p>
       <w:pPr>
-        <w:rPr>
-          <w:lang w:val="en-US"/>
-        </w:rPr>
-      </w:pPr>
-      <w:r>
-        <w:rPr>
-          <w:lang w:val="en-US"/>
-        </w:rPr>
-        <w:t xml:space="preserve">{% else %} (Bagian ini </w:t>
-      </w:r>
-      <w:proofErr w:type="spellStart"/>
-      <w:r>
-        <w:rPr>
-          <w:lang w:val="en-US"/>
-        </w:rPr>
-        <w:t>muncul</w:t>
-      </w:r>
-      <w:proofErr w:type="spellEnd"/>
-      <w:r>
-        <w:rPr>
-          <w:lang w:val="en-US"/>
-        </w:rPr>
-        <w:t xml:space="preserve"> </w:t>
-      </w:r>
-      <w:proofErr w:type="spellStart"/>
-      <w:r>
-        <w:rPr>
-          <w:lang w:val="en-US"/>
-        </w:rPr>
-        <w:t>jika</w:t>
-      </w:r>
-      <w:proofErr w:type="spellEnd"/>
-      <w:r>
-        <w:rPr>
-          <w:lang w:val="en-US"/>
-        </w:rPr>
-        <w:t xml:space="preserve"> Bab 2 </w:t>
-      </w:r>
-      <w:proofErr w:type="spellStart"/>
-      <w:r>
-        <w:rPr>
-          <w:lang w:val="en-US"/>
-        </w:rPr>
-        <w:t>berisi</w:t>
-      </w:r>
-      <w:proofErr w:type="spellEnd"/>
-      <w:r>
-        <w:rPr>
-          <w:lang w:val="en-US"/>
-        </w:rPr>
-        <w:t xml:space="preserve"> data) {% for tugas in </w:t>
-      </w:r>
-      <w:proofErr w:type="spellStart"/>
-      <w:r>
-        <w:rPr>
-          <w:lang w:val="en-US"/>
-        </w:rPr>
-        <w:t>daftar_tugas</w:t>
-      </w:r>
-      <w:proofErr w:type="spellEnd"/>
-      <w:r>
-        <w:rPr>
-          <w:lang w:val="en-US"/>
-        </w:rPr>
-        <w:t xml:space="preserve"> %}</w:t>
+        <w:pStyle w:val="Heading3"/>
+        <w:numPr>
+          <w:ilvl w:val="0"/>
+          <w:numId w:val="0"/>
+        </w:numPr>
+        <w:ind w:left="578" w:hanging="153"/>
+      </w:pPr>
+      <w:r>
+        <w:t>II</w:t>
+      </w:r>
+      <w:r>
+        <w:rPr>
+          <w:lang w:val="id-ID"/>
+        </w:rPr>
+        <w:t>.{{ loop.index }}.</w:t>
+      </w:r>
+      <w:r>
+        <w:t xml:space="preserve">A. {{ item.label_point_a }} </w:t>
       </w:r>
     </w:p>
     <w:p>
       <w:pPr>
+        <w:ind w:left="1134"/>
+        <w:jc w:val="left"/>
+      </w:pPr>
+      <w:r>
+        <w:t>{% if item.</w:t>
+      </w:r>
+      <w:r>
         <w:rPr>
           <w:lang w:val="en-US"/>
         </w:rPr>
-      </w:pPr>
+        <w:t xml:space="preserve">tipe == “1” </w:t>
+      </w:r>
+      <w:r>
+        <w:t>%}{% for k in item.list_kode %} {{ k.judul }}</w:t>
+      </w:r>
     </w:p>
     <w:p>
       <w:pPr>
-        <w:rPr>
-          <w:lang w:val="en-US"/>
-        </w:rPr>
-      </w:pPr>
-      <w:r>
-        <w:rPr>
-          <w:lang w:val="en-US"/>
-        </w:rPr>
-        <w:t>2.</w:t>
-      </w:r>
-      <w:proofErr w:type="gramStart"/>
-      <w:r>
-        <w:rPr>
-          <w:lang w:val="en-US"/>
-        </w:rPr>
-        <w:t xml:space="preserve">{{ </w:t>
-      </w:r>
-      <w:proofErr w:type="spellStart"/>
-      <w:r>
-        <w:rPr>
-          <w:lang w:val="en-US"/>
-        </w:rPr>
-        <w:t>loop</w:t>
-      </w:r>
-      <w:proofErr w:type="gramEnd"/>
-      <w:r>
-        <w:rPr>
-          <w:lang w:val="en-US"/>
-        </w:rPr>
-        <w:t>.</w:t>
-      </w:r>
-      <w:proofErr w:type="gramStart"/>
-      <w:r>
-        <w:rPr>
-          <w:lang w:val="en-US"/>
-        </w:rPr>
-        <w:t>index</w:t>
-      </w:r>
-      <w:proofErr w:type="spellEnd"/>
-      <w:r>
-        <w:rPr>
-          <w:lang w:val="en-US"/>
-        </w:rPr>
-        <w:t xml:space="preserve"> }</w:t>
-      </w:r>
-      <w:proofErr w:type="gramEnd"/>
-      <w:r>
-        <w:rPr>
-          <w:lang w:val="en-US"/>
-        </w:rPr>
-        <w:t xml:space="preserve">} </w:t>
-      </w:r>
-      <w:proofErr w:type="gramStart"/>
-      <w:r>
-        <w:rPr>
-          <w:lang w:val="en-US"/>
-        </w:rPr>
-        <w:t xml:space="preserve">{{ </w:t>
-      </w:r>
-      <w:proofErr w:type="spellStart"/>
-      <w:r>
-        <w:rPr>
-          <w:lang w:val="en-US"/>
-        </w:rPr>
-        <w:t>tugas</w:t>
-      </w:r>
-      <w:proofErr w:type="gramEnd"/>
-      <w:r>
-        <w:rPr>
-          <w:lang w:val="en-US"/>
-        </w:rPr>
-        <w:t>.judul_sub_</w:t>
-      </w:r>
-      <w:proofErr w:type="gramStart"/>
-      <w:r>
-        <w:rPr>
-          <w:lang w:val="en-US"/>
-        </w:rPr>
-        <w:t>bab</w:t>
-      </w:r>
-      <w:proofErr w:type="spellEnd"/>
-      <w:r>
-        <w:rPr>
-          <w:lang w:val="en-US"/>
-        </w:rPr>
-        <w:t xml:space="preserve"> }</w:t>
-      </w:r>
-      <w:proofErr w:type="gramEnd"/>
-      <w:r>
-        <w:rPr>
-          <w:lang w:val="en-US"/>
-        </w:rPr>
-        <w:t>} (Style: Heading 2)</w:t>
+        <w:pStyle w:val="Code"/>
+        <w:ind w:left="1276"/>
+      </w:pPr>
+      <w:r>
+        <w:t>{{ k.isi }}</w:t>
       </w:r>
     </w:p>
     <w:p>
       <w:pPr>
-        <w:rPr>
-          <w:lang w:val="en-US"/>
-        </w:rPr>
-      </w:pPr>
+        <w:ind w:left="1208"/>
+        <w:jc w:val="left"/>
+      </w:pPr>
+      <w:r>
+        <w:t>{% endfor %}</w:t>
+      </w:r>
     </w:p>
     <w:p>
       <w:pPr>
+        <w:ind w:left="1548" w:hanging="357"/>
         <w:rPr>
           <w:lang w:val="en-US"/>
         </w:rPr>
       </w:pPr>
       <w:r>
+        <w:t xml:space="preserve">{% </w:t>
+      </w:r>
+      <w:r>
         <w:rPr>
           <w:lang w:val="en-US"/>
         </w:rPr>
-        <w:t xml:space="preserve">Soal: </w:t>
-      </w:r>
-      <w:proofErr w:type="gramStart"/>
+        <w:t xml:space="preserve">else </w:t>
+      </w:r>
+      <w:r>
+        <w:t>%}{% for baris in item.</w:t>
+      </w:r>
       <w:r>
         <w:rPr>
           <w:lang w:val="en-US"/>
         </w:rPr>
-        <w:t xml:space="preserve">{{ </w:t>
-      </w:r>
-      <w:proofErr w:type="spellStart"/>
-      <w:r>
-        <w:rPr>
-          <w:lang w:val="en-US"/>
-        </w:rPr>
-        <w:t>tugas.isi</w:t>
-      </w:r>
-      <w:proofErr w:type="gramEnd"/>
-      <w:r>
-        <w:rPr>
-          <w:lang w:val="en-US"/>
-        </w:rPr>
-        <w:t>_</w:t>
-      </w:r>
-      <w:proofErr w:type="gramStart"/>
-      <w:r>
-        <w:rPr>
-          <w:lang w:val="en-US"/>
-        </w:rPr>
-        <w:t>soal</w:t>
-      </w:r>
-      <w:proofErr w:type="spellEnd"/>
-      <w:r>
-        <w:rPr>
-          <w:lang w:val="en-US"/>
-        </w:rPr>
-        <w:t xml:space="preserve"> }</w:t>
-      </w:r>
-      <w:proofErr w:type="gramEnd"/>
-      <w:r>
-        <w:rPr>
-          <w:lang w:val="en-US"/>
-        </w:rPr>
-        <w:t>}</w:t>
+        <w:t>langkah_list</w:t>
+      </w:r>
+      <w:r>
+        <w:t xml:space="preserve"> %}</w:t>
       </w:r>
     </w:p>
     <w:p>
       <w:pPr>
+        <w:ind w:left="1548" w:hanging="357"/>
         <w:rPr>
           <w:lang w:val="en-US"/>
         </w:rPr>
       </w:pPr>
+      <w:r>
+        <w:t>{{ baris }} {% endfor %}</w:t>
+      </w:r>
+      <w:r>
+        <w:rPr>
+          <w:lang w:val="en-US"/>
+        </w:rPr>
+        <w:t>{% endif %}</w:t>
+      </w:r>
     </w:p>
     <w:p>
       <w:pPr>
-        <w:rPr>
-          <w:lang w:val="en-US"/>
-        </w:rPr>
-      </w:pPr>
-      <w:proofErr w:type="spellStart"/>
-      <w:r>
-        <w:rPr>
-          <w:lang w:val="en-US"/>
-        </w:rPr>
-        <w:t>Jawaban</w:t>
-      </w:r>
-      <w:proofErr w:type="spellEnd"/>
-      <w:r>
-        <w:rPr>
-          <w:lang w:val="en-US"/>
-        </w:rPr>
-        <w:t xml:space="preserve">: </w:t>
-      </w:r>
-      <w:proofErr w:type="gramStart"/>
-      <w:r>
-        <w:rPr>
-          <w:lang w:val="en-US"/>
-        </w:rPr>
-        <w:t xml:space="preserve">{{ </w:t>
-      </w:r>
-      <w:proofErr w:type="spellStart"/>
-      <w:r>
-        <w:rPr>
-          <w:lang w:val="en-US"/>
-        </w:rPr>
-        <w:t>tugas.isi</w:t>
-      </w:r>
-      <w:proofErr w:type="gramEnd"/>
-      <w:r>
-        <w:rPr>
-          <w:lang w:val="en-US"/>
-        </w:rPr>
-        <w:t>_</w:t>
-      </w:r>
-      <w:proofErr w:type="gramStart"/>
-      <w:r>
-        <w:rPr>
-          <w:lang w:val="en-US"/>
-        </w:rPr>
-        <w:t>jawaban</w:t>
-      </w:r>
-      <w:proofErr w:type="spellEnd"/>
-      <w:r>
-        <w:rPr>
-          <w:lang w:val="en-US"/>
-        </w:rPr>
-        <w:t xml:space="preserve"> }</w:t>
-      </w:r>
-      <w:proofErr w:type="gramEnd"/>
-      <w:r>
-        <w:rPr>
-          <w:lang w:val="en-US"/>
-        </w:rPr>
-        <w:t>}</w:t>
+        <w:pStyle w:val="Heading3"/>
+        <w:numPr>
+          <w:ilvl w:val="0"/>
+          <w:numId w:val="0"/>
+        </w:numPr>
+        <w:spacing w:before="240"/>
+        <w:ind w:left="578" w:hanging="153"/>
+      </w:pPr>
+      <w:r>
+        <w:t>II</w:t>
+      </w:r>
+      <w:r>
+        <w:rPr>
+          <w:lang w:val="id-ID"/>
+        </w:rPr>
+        <w:t>.{{ loop.index }}.</w:t>
+      </w:r>
+      <w:r>
+        <w:t xml:space="preserve">B. Tampilan Hasil </w:t>
       </w:r>
     </w:p>
     <w:p>
       <w:pPr>
+        <w:ind w:left="1077"/>
         <w:rPr>
           <w:lang w:val="en-US"/>
         </w:rPr>
       </w:pPr>
+      <w:r>
+        <w:rPr>
+          <w:lang w:val="en-US"/>
+        </w:rPr>
+        <w:t>{% for gbr in item.list_gambar %} {{ gbr.objek_gambar }}</w:t>
+      </w:r>
     </w:p>
     <w:p>
       <w:pPr>
+        <w:pStyle w:val="captions"/>
+        <w:spacing w:after="240"/>
+        <w:ind w:left="1077"/>
+      </w:pPr>
+      <w:r>
+        <w:t xml:space="preserve">Gambar </w:t>
+      </w:r>
+      <w:r>
         <w:rPr>
           <w:lang w:val="en-US"/>
         </w:rPr>
-      </w:pPr>
-      <w:r>
-        <w:rPr>
-          <w:lang w:val="en-US"/>
-        </w:rPr>
-        <w:t xml:space="preserve">{% if </w:t>
-      </w:r>
-      <w:proofErr w:type="spellStart"/>
-      <w:r>
-        <w:rPr>
-          <w:lang w:val="en-US"/>
-        </w:rPr>
-        <w:t>tugas.ada_gambar</w:t>
-      </w:r>
-      <w:proofErr w:type="spellEnd"/>
-      <w:r>
-        <w:rPr>
-          <w:lang w:val="en-US"/>
-        </w:rPr>
-        <w:t xml:space="preserve"> %} Lampiran Bukti: {% for </w:t>
-      </w:r>
-      <w:proofErr w:type="spellStart"/>
-      <w:r>
-        <w:rPr>
-          <w:lang w:val="en-US"/>
-        </w:rPr>
-        <w:t>gbr</w:t>
-      </w:r>
-      <w:proofErr w:type="spellEnd"/>
-      <w:r>
-        <w:rPr>
-          <w:lang w:val="en-US"/>
-        </w:rPr>
-        <w:t xml:space="preserve"> in </w:t>
-      </w:r>
-      <w:proofErr w:type="spellStart"/>
-      <w:proofErr w:type="gramStart"/>
-      <w:r>
-        <w:rPr>
-          <w:lang w:val="en-US"/>
-        </w:rPr>
-        <w:t>tugas.list</w:t>
-      </w:r>
-      <w:proofErr w:type="gramEnd"/>
-      <w:r>
-        <w:rPr>
-          <w:lang w:val="en-US"/>
-        </w:rPr>
-        <w:t>_gambar</w:t>
-      </w:r>
-      <w:proofErr w:type="spellEnd"/>
-      <w:r>
-        <w:rPr>
-          <w:lang w:val="en-US"/>
-        </w:rPr>
-        <w:t xml:space="preserve"> %} </w:t>
-      </w:r>
-      <w:proofErr w:type="gramStart"/>
-      <w:r>
-        <w:rPr>
-          <w:lang w:val="en-US"/>
-        </w:rPr>
-        <w:t xml:space="preserve">{{ </w:t>
-      </w:r>
-      <w:proofErr w:type="spellStart"/>
-      <w:r>
-        <w:rPr>
-          <w:lang w:val="en-US"/>
-        </w:rPr>
-        <w:t>gbr</w:t>
-      </w:r>
-      <w:proofErr w:type="gramEnd"/>
-      <w:r>
-        <w:rPr>
-          <w:lang w:val="en-US"/>
-        </w:rPr>
-        <w:t>.objek_</w:t>
-      </w:r>
-      <w:proofErr w:type="gramStart"/>
-      <w:r>
-        <w:rPr>
-          <w:lang w:val="en-US"/>
-        </w:rPr>
-        <w:t>gambar</w:t>
-      </w:r>
-      <w:proofErr w:type="spellEnd"/>
-      <w:r>
-        <w:rPr>
-          <w:lang w:val="en-US"/>
-        </w:rPr>
-        <w:t xml:space="preserve"> }</w:t>
-      </w:r>
-      <w:proofErr w:type="gramEnd"/>
-      <w:r>
-        <w:rPr>
-          <w:lang w:val="en-US"/>
-        </w:rPr>
-        <w:t xml:space="preserve">} Gambar </w:t>
-      </w:r>
-      <w:proofErr w:type="gramStart"/>
-      <w:r>
-        <w:rPr>
-          <w:lang w:val="en-US"/>
-        </w:rPr>
-        <w:t xml:space="preserve">2.{{ </w:t>
-      </w:r>
-      <w:proofErr w:type="spellStart"/>
-      <w:r>
-        <w:rPr>
-          <w:lang w:val="en-US"/>
-        </w:rPr>
-        <w:t>gbr</w:t>
-      </w:r>
-      <w:proofErr w:type="gramEnd"/>
-      <w:r>
-        <w:rPr>
-          <w:lang w:val="en-US"/>
-        </w:rPr>
-        <w:t>.nomor_</w:t>
-      </w:r>
-      <w:proofErr w:type="gramStart"/>
-      <w:r>
-        <w:rPr>
-          <w:lang w:val="en-US"/>
-        </w:rPr>
-        <w:t>tampil</w:t>
-      </w:r>
-      <w:proofErr w:type="spellEnd"/>
-      <w:r>
-        <w:rPr>
-          <w:lang w:val="en-US"/>
-        </w:rPr>
-        <w:t xml:space="preserve"> }</w:t>
-      </w:r>
-      <w:proofErr w:type="gramEnd"/>
-      <w:r>
-        <w:rPr>
-          <w:lang w:val="en-US"/>
-        </w:rPr>
-        <w:t xml:space="preserve">} </w:t>
-      </w:r>
-      <w:proofErr w:type="gramStart"/>
-      <w:r>
-        <w:rPr>
-          <w:lang w:val="en-US"/>
-        </w:rPr>
-        <w:t xml:space="preserve">{{ </w:t>
-      </w:r>
-      <w:proofErr w:type="spellStart"/>
-      <w:r>
-        <w:rPr>
-          <w:lang w:val="en-US"/>
-        </w:rPr>
-        <w:t>gbr</w:t>
-      </w:r>
-      <w:proofErr w:type="gramEnd"/>
-      <w:r>
-        <w:rPr>
-          <w:lang w:val="en-US"/>
-        </w:rPr>
-        <w:t>.</w:t>
-      </w:r>
-      <w:proofErr w:type="gramStart"/>
-      <w:r>
-        <w:rPr>
-          <w:lang w:val="en-US"/>
-        </w:rPr>
-        <w:t>caption</w:t>
-      </w:r>
-      <w:proofErr w:type="spellEnd"/>
-      <w:r>
-        <w:rPr>
-          <w:lang w:val="en-US"/>
-        </w:rPr>
-        <w:t xml:space="preserve"> }</w:t>
-      </w:r>
-      <w:proofErr w:type="gramEnd"/>
-      <w:r>
-        <w:rPr>
-          <w:lang w:val="en-US"/>
-        </w:rPr>
-        <w:t xml:space="preserve">} (Style: Caption) {% </w:t>
-      </w:r>
-      <w:proofErr w:type="spellStart"/>
-      <w:r>
-        <w:rPr>
-          <w:lang w:val="en-US"/>
-        </w:rPr>
-        <w:t>endfor</w:t>
-      </w:r>
-      <w:proofErr w:type="spellEnd"/>
-      <w:r>
-        <w:rPr>
-          <w:lang w:val="en-US"/>
-        </w:rPr>
-        <w:t xml:space="preserve"> %} {% endif %}</w:t>
+        <w:t>2</w:t>
+      </w:r>
+      <w:r>
+        <w:t>.{{ gbr.nomor_tampil}} {{ gbr.caption }}</w:t>
       </w:r>
     </w:p>
     <w:p>
       <w:pPr>
-        <w:rPr>
-          <w:lang w:val="en-US"/>
-        </w:rPr>
-      </w:pPr>
+        <w:ind w:left="1021"/>
+        <w:rPr>
+          <w:sz w:val="6"/>
+          <w:szCs w:val="6"/>
+        </w:rPr>
+      </w:pPr>
+      <w:r>
+        <w:rPr>
+          <w:sz w:val="6"/>
+          <w:szCs w:val="6"/>
+        </w:rPr>
+        <w:t>{% endfor %}</w:t>
+      </w:r>
     </w:p>
     <w:p>
       <w:pPr>
-        <w:rPr>
-          <w:lang w:val="en-US"/>
-        </w:rPr>
-      </w:pPr>
-      <w:r>
-        <w:rPr>
-          <w:lang w:val="en-US"/>
-        </w:rPr>
-        <w:t xml:space="preserve">{% </w:t>
-      </w:r>
-      <w:proofErr w:type="spellStart"/>
-      <w:r>
-        <w:rPr>
-          <w:lang w:val="en-US"/>
-        </w:rPr>
-        <w:t>endfor</w:t>
-      </w:r>
-      <w:proofErr w:type="spellEnd"/>
-      <w:r>
-        <w:rPr>
-          <w:lang w:val="en-US"/>
-        </w:rPr>
-        <w:t xml:space="preserve"> %} {% endif %}</w:t>
+        <w:pStyle w:val="Heading3"/>
+        <w:numPr>
+          <w:ilvl w:val="0"/>
+          <w:numId w:val="0"/>
+        </w:numPr>
+        <w:ind w:left="425"/>
+      </w:pPr>
+      <w:r>
+        <w:t>II</w:t>
+      </w:r>
+      <w:r>
+        <w:rPr>
+          <w:lang w:val="id-ID"/>
+        </w:rPr>
+        <w:t>.{{ loop.index }}.</w:t>
+      </w:r>
+      <w:r>
+        <w:t>C. Analisa</w:t>
       </w:r>
     </w:p>
     <w:p>
       <w:pPr>
-        <w:rPr>
-          <w:lang w:val="en-US"/>
-        </w:rPr>
-      </w:pPr>
+        <w:ind w:left="1191"/>
+      </w:pPr>
+      <w:r>
+        <w:t>{% for p in item.list_paragraf_analisa_tugas %}</w:t>
+      </w:r>
     </w:p>
     <w:p>
       <w:pPr>
+        <w:ind w:left="1191"/>
+      </w:pPr>
+      <w:r>
+        <w:t>{{ p.teks }}</w:t>
+      </w:r>
+    </w:p>
+    <w:p>
+      <w:pPr>
+        <w:ind w:left="1191"/>
+        <w:rPr>
+          <w:lang w:val="en-US"/>
+        </w:rPr>
+      </w:pPr>
+      <w:r>
+        <w:t>{% endfor %}</w:t>
+      </w:r>
+      <w:r>
+        <w:rPr>
+          <w:lang w:val="en-US"/>
+        </w:rPr>
+        <w:t xml:space="preserve"> {% endif %} {% endfor %}{% endif %}</w:t>
+      </w:r>
+    </w:p>
+    <w:p>
+      <w:pPr>
+        <w:rPr>
+          <w:lang w:val="en-US"/>
+        </w:rPr>
+      </w:pPr>
+    </w:p>
+    <w:p>
+      <w:pPr>
+        <w:rPr>
+          <w:lang w:val="en-US"/>
+        </w:rPr>
+      </w:pPr>
+    </w:p>
+    <w:p>
+      <w:pPr>
         <w:pStyle w:val="Heading1"/>
-        <w:spacing w:before="0" w:after="0"/>
-        <w:ind w:left="1077" w:hanging="1077"/>
       </w:pPr>
       <w:bookmarkStart w:id="5" w:name="_Toc197688617"/>
       <w:bookmarkEnd w:id="4"/>
@@ -4183,62 +3733,26 @@
       <w:bookmarkEnd w:id="5"/>
     </w:p>
     <w:p>
-      <w:pPr>
-        <w:rPr>
-          <w:sz w:val="34"/>
-          <w:szCs w:val="34"/>
-          <w:lang w:val="en-US"/>
-        </w:rPr>
-      </w:pPr>
+      <w:r>
+        <w:t>{% for item in list_kesimpulan %}</w:t>
+      </w:r>
     </w:p>
     <w:p>
+      <w:r>
+        <w:t>{{ item.teks }}</w:t>
+      </w:r>
+    </w:p>
+    <w:p>
+      <w:r>
+        <w:t>{% endfor %}</w:t>
+      </w:r>
+    </w:p>
+    <w:p>
       <w:pPr>
         <w:rPr>
           <w:lang w:val="en-US"/>
         </w:rPr>
       </w:pPr>
-      <w:proofErr w:type="gramStart"/>
-      <w:r>
-        <w:rPr>
-          <w:lang w:val="en-US"/>
-        </w:rPr>
-        <w:t xml:space="preserve">{{ </w:t>
-      </w:r>
-      <w:proofErr w:type="spellStart"/>
-      <w:r>
-        <w:rPr>
-          <w:lang w:val="en-US"/>
-        </w:rPr>
-        <w:t>isi</w:t>
-      </w:r>
-      <w:proofErr w:type="gramEnd"/>
-      <w:r>
-        <w:rPr>
-          <w:lang w:val="en-US"/>
-        </w:rPr>
-        <w:t>_</w:t>
-      </w:r>
-      <w:proofErr w:type="gramStart"/>
-      <w:r>
-        <w:rPr>
-          <w:lang w:val="en-US"/>
-        </w:rPr>
-        <w:t>kesimpulan</w:t>
-      </w:r>
-      <w:proofErr w:type="spellEnd"/>
-      <w:r>
-        <w:rPr>
-          <w:lang w:val="en-US"/>
-        </w:rPr>
-        <w:t xml:space="preserve"> }</w:t>
-      </w:r>
-      <w:proofErr w:type="gramEnd"/>
-      <w:r>
-        <w:rPr>
-          <w:lang w:val="en-US"/>
-        </w:rPr>
-        <w:t>}</w:t>
-      </w:r>
     </w:p>
     <w:sectPr>
       <w:footerReference w:type="default" r:id="rId10"/>
@@ -4252,7 +3766,7 @@
 </file>
 
 <file path=word/endnotes.xml><?xml version="1.0" encoding="utf-8"?>
-<w:endnotes xmlns:wpc="http://schemas.microsoft.com/office/word/2010/wordprocessingCanvas" xmlns:cx="http://schemas.microsoft.com/office/drawing/2014/chartex" xmlns:cx1="http://schemas.microsoft.com/office/drawing/2015/9/8/chartex" xmlns:cx2="http://schemas.microsoft.com/office/drawing/2015/10/21/chartex" xmlns:cx3="http://schemas.microsoft.com/office/drawing/2016/5/9/chartex" xmlns:cx4="http://schemas.microsoft.com/office/drawing/2016/5/10/chartex" xmlns:cx5="http://schemas.microsoft.com/office/drawing/2016/5/11/chartex" xmlns:cx6="http://schemas.microsoft.com/office/drawing/2016/5/12/chartex" xmlns:cx7="http://schemas.microsoft.com/office/drawing/2016/5/13/chartex" xmlns:cx8="http://schemas.microsoft.com/office/drawing/2016/5/14/chartex" xmlns:mc="http://schemas.openxmlformats.org/markup-compatibility/2006" xmlns:aink="http://schemas.microsoft.com/office/drawing/2016/ink" xmlns:am3d="http://schemas.microsoft.com/office/drawing/2017/model3d" xmlns:o="urn:schemas-microsoft-com:office:office" xmlns:oel="http://schemas.microsoft.com/office/2019/extlst" xmlns:r="http://schemas.openxmlformats.org/officeDocument/2006/relationships" xmlns:m="http://schemas.openxmlformats.org/officeDocument/2006/math" xmlns:v="urn:schemas-microsoft-com:vml" xmlns:wp14="http://schemas.microsoft.com/office/word/2010/wordprocessingDrawing" xmlns:wp="http://schemas.openxmlformats.org/drawingml/2006/wordprocessingDrawing" xmlns:w10="urn:schemas-microsoft-com:office:word" xmlns:w="http://schemas.openxmlformats.org/wordprocessingml/2006/main" xmlns:w14="http://schemas.microsoft.com/office/word/2010/wordml" xmlns:w15="http://schemas.microsoft.com/office/word/2012/wordml" xmlns:w16cex="http://schemas.microsoft.com/office/word/2018/wordml/cex" xmlns:w16cid="http://schemas.microsoft.com/office/word/2016/wordml/cid" xmlns:w16="http://schemas.microsoft.com/office/word/2018/wordml" xmlns:w16du="http://schemas.microsoft.com/office/word/2023/wordml/word16du" xmlns:w16sdtdh="http://schemas.microsoft.com/office/word/2020/wordml/sdtdatahash" xmlns:w16sdtfl="http://schemas.microsoft.com/office/word/2024/wordml/sdtformatlock" xmlns:w16se="http://schemas.microsoft.com/office/word/2015/wordml/symex" xmlns:wpg="http://schemas.microsoft.com/office/word/2010/wordprocessingGroup" xmlns:wpi="http://schemas.microsoft.com/office/word/2010/wordprocessingInk" xmlns:wne="http://schemas.microsoft.com/office/word/2006/wordml" xmlns:wps="http://schemas.microsoft.com/office/word/2010/wordprocessingShape" mc:Ignorable="w14 w15 w16se w16cid w16 w16cex w16sdtdh w16sdtfl w16du wp14">
+<w:endnotes xmlns:wpc="http://schemas.microsoft.com/office/word/2010/wordprocessingCanvas" xmlns:cx="http://schemas.microsoft.com/office/drawing/2014/chartex" xmlns:cx1="http://schemas.microsoft.com/office/drawing/2015/9/8/chartex" xmlns:cx2="http://schemas.microsoft.com/office/drawing/2015/10/21/chartex" xmlns:cx3="http://schemas.microsoft.com/office/drawing/2016/5/9/chartex" xmlns:cx4="http://schemas.microsoft.com/office/drawing/2016/5/10/chartex" xmlns:cx5="http://schemas.microsoft.com/office/drawing/2016/5/11/chartex" xmlns:cx6="http://schemas.microsoft.com/office/drawing/2016/5/12/chartex" xmlns:cx7="http://schemas.microsoft.com/office/drawing/2016/5/13/chartex" xmlns:cx8="http://schemas.microsoft.com/office/drawing/2016/5/14/chartex" xmlns:mc="http://schemas.openxmlformats.org/markup-compatibility/2006" xmlns:aink="http://schemas.microsoft.com/office/drawing/2016/ink" xmlns:am3d="http://schemas.microsoft.com/office/drawing/2017/model3d" xmlns:o="urn:schemas-microsoft-com:office:office" xmlns:r="http://schemas.openxmlformats.org/officeDocument/2006/relationships" xmlns:m="http://schemas.openxmlformats.org/officeDocument/2006/math" xmlns:v="urn:schemas-microsoft-com:vml" xmlns:wp14="http://schemas.microsoft.com/office/word/2010/wordprocessingDrawing" xmlns:wp="http://schemas.openxmlformats.org/drawingml/2006/wordprocessingDrawing" xmlns:w10="urn:schemas-microsoft-com:office:word" xmlns:w="http://schemas.openxmlformats.org/wordprocessingml/2006/main" xmlns:w14="http://schemas.microsoft.com/office/word/2010/wordml" xmlns:w15="http://schemas.microsoft.com/office/word/2012/wordml" xmlns:w16cex="http://schemas.microsoft.com/office/word/2018/wordml/cex" xmlns:w16cid="http://schemas.microsoft.com/office/word/2016/wordml/cid" xmlns:w16="http://schemas.microsoft.com/office/word/2018/wordml" xmlns:w16se="http://schemas.microsoft.com/office/word/2015/wordml/symex" xmlns:wpg="http://schemas.microsoft.com/office/word/2010/wordprocessingGroup" xmlns:wpi="http://schemas.microsoft.com/office/word/2010/wordprocessingInk" xmlns:wne="http://schemas.microsoft.com/office/word/2006/wordml" xmlns:wps="http://schemas.microsoft.com/office/word/2010/wordprocessingShape" mc:Ignorable="w14 w15 w16se w16cid w16 w16cex wp14">
   <w:endnote w:type="separator" w:id="-1">
     <w:p>
       <w:pPr>
@@ -4279,7 +3793,7 @@
 </file>
 
 <file path=word/footer1.xml><?xml version="1.0" encoding="utf-8"?>
-<w:ftr xmlns:wpc="http://schemas.microsoft.com/office/word/2010/wordprocessingCanvas" xmlns:cx="http://schemas.microsoft.com/office/drawing/2014/chartex" xmlns:cx1="http://schemas.microsoft.com/office/drawing/2015/9/8/chartex" xmlns:cx2="http://schemas.microsoft.com/office/drawing/2015/10/21/chartex" xmlns:cx3="http://schemas.microsoft.com/office/drawing/2016/5/9/chartex" xmlns:cx4="http://schemas.microsoft.com/office/drawing/2016/5/10/chartex" xmlns:cx5="http://schemas.microsoft.com/office/drawing/2016/5/11/chartex" xmlns:cx6="http://schemas.microsoft.com/office/drawing/2016/5/12/chartex" xmlns:cx7="http://schemas.microsoft.com/office/drawing/2016/5/13/chartex" xmlns:cx8="http://schemas.microsoft.com/office/drawing/2016/5/14/chartex" xmlns:mc="http://schemas.openxmlformats.org/markup-compatibility/2006" xmlns:aink="http://schemas.microsoft.com/office/drawing/2016/ink" xmlns:am3d="http://schemas.microsoft.com/office/drawing/2017/model3d" xmlns:o="urn:schemas-microsoft-com:office:office" xmlns:oel="http://schemas.microsoft.com/office/2019/extlst" xmlns:r="http://schemas.openxmlformats.org/officeDocument/2006/relationships" xmlns:m="http://schemas.openxmlformats.org/officeDocument/2006/math" xmlns:v="urn:schemas-microsoft-com:vml" xmlns:wp14="http://schemas.microsoft.com/office/word/2010/wordprocessingDrawing" xmlns:wp="http://schemas.openxmlformats.org/drawingml/2006/wordprocessingDrawing" xmlns:w10="urn:schemas-microsoft-com:office:word" xmlns:w="http://schemas.openxmlformats.org/wordprocessingml/2006/main" xmlns:w14="http://schemas.microsoft.com/office/word/2010/wordml" xmlns:w15="http://schemas.microsoft.com/office/word/2012/wordml" xmlns:w16cex="http://schemas.microsoft.com/office/word/2018/wordml/cex" xmlns:w16cid="http://schemas.microsoft.com/office/word/2016/wordml/cid" xmlns:w16="http://schemas.microsoft.com/office/word/2018/wordml" xmlns:w16du="http://schemas.microsoft.com/office/word/2023/wordml/word16du" xmlns:w16sdtdh="http://schemas.microsoft.com/office/word/2020/wordml/sdtdatahash" xmlns:w16sdtfl="http://schemas.microsoft.com/office/word/2024/wordml/sdtformatlock" xmlns:w16se="http://schemas.microsoft.com/office/word/2015/wordml/symex" xmlns:wpg="http://schemas.microsoft.com/office/word/2010/wordprocessingGroup" xmlns:wpi="http://schemas.microsoft.com/office/word/2010/wordprocessingInk" xmlns:wne="http://schemas.microsoft.com/office/word/2006/wordml" xmlns:wps="http://schemas.microsoft.com/office/word/2010/wordprocessingShape" mc:Ignorable="w14 w15 w16se w16cid w16 w16cex w16sdtdh w16sdtfl w16du wp14">
+<w:ftr xmlns:wpc="http://schemas.microsoft.com/office/word/2010/wordprocessingCanvas" xmlns:cx="http://schemas.microsoft.com/office/drawing/2014/chartex" xmlns:cx1="http://schemas.microsoft.com/office/drawing/2015/9/8/chartex" xmlns:cx2="http://schemas.microsoft.com/office/drawing/2015/10/21/chartex" xmlns:cx3="http://schemas.microsoft.com/office/drawing/2016/5/9/chartex" xmlns:cx4="http://schemas.microsoft.com/office/drawing/2016/5/10/chartex" xmlns:cx5="http://schemas.microsoft.com/office/drawing/2016/5/11/chartex" xmlns:cx6="http://schemas.microsoft.com/office/drawing/2016/5/12/chartex" xmlns:cx7="http://schemas.microsoft.com/office/drawing/2016/5/13/chartex" xmlns:cx8="http://schemas.microsoft.com/office/drawing/2016/5/14/chartex" xmlns:mc="http://schemas.openxmlformats.org/markup-compatibility/2006" xmlns:aink="http://schemas.microsoft.com/office/drawing/2016/ink" xmlns:am3d="http://schemas.microsoft.com/office/drawing/2017/model3d" xmlns:o="urn:schemas-microsoft-com:office:office" xmlns:r="http://schemas.openxmlformats.org/officeDocument/2006/relationships" xmlns:m="http://schemas.openxmlformats.org/officeDocument/2006/math" xmlns:v="urn:schemas-microsoft-com:vml" xmlns:wp14="http://schemas.microsoft.com/office/word/2010/wordprocessingDrawing" xmlns:wp="http://schemas.openxmlformats.org/drawingml/2006/wordprocessingDrawing" xmlns:w10="urn:schemas-microsoft-com:office:word" xmlns:w="http://schemas.openxmlformats.org/wordprocessingml/2006/main" xmlns:w14="http://schemas.microsoft.com/office/word/2010/wordml" xmlns:w15="http://schemas.microsoft.com/office/word/2012/wordml" xmlns:w16cex="http://schemas.microsoft.com/office/word/2018/wordml/cex" xmlns:w16cid="http://schemas.microsoft.com/office/word/2016/wordml/cid" xmlns:w16="http://schemas.microsoft.com/office/word/2018/wordml" xmlns:w16se="http://schemas.microsoft.com/office/word/2015/wordml/symex" xmlns:wpg="http://schemas.microsoft.com/office/word/2010/wordprocessingGroup" xmlns:wpi="http://schemas.microsoft.com/office/word/2010/wordprocessingInk" xmlns:wne="http://schemas.microsoft.com/office/word/2006/wordml" xmlns:wps="http://schemas.microsoft.com/office/word/2010/wordprocessingShape" mc:Ignorable="w14 w15 w16se w16cid w16 w16cex wp14">
   <w:sdt>
     <w:sdtPr>
       <w:id w:val="-517623792"/>
@@ -4328,7 +3842,7 @@
 </file>
 
 <file path=word/footer2.xml><?xml version="1.0" encoding="utf-8"?>
-<w:ftr xmlns:wpc="http://schemas.microsoft.com/office/word/2010/wordprocessingCanvas" xmlns:cx="http://schemas.microsoft.com/office/drawing/2014/chartex" xmlns:cx1="http://schemas.microsoft.com/office/drawing/2015/9/8/chartex" xmlns:cx2="http://schemas.microsoft.com/office/drawing/2015/10/21/chartex" xmlns:cx3="http://schemas.microsoft.com/office/drawing/2016/5/9/chartex" xmlns:cx4="http://schemas.microsoft.com/office/drawing/2016/5/10/chartex" xmlns:cx5="http://schemas.microsoft.com/office/drawing/2016/5/11/chartex" xmlns:cx6="http://schemas.microsoft.com/office/drawing/2016/5/12/chartex" xmlns:cx7="http://schemas.microsoft.com/office/drawing/2016/5/13/chartex" xmlns:cx8="http://schemas.microsoft.com/office/drawing/2016/5/14/chartex" xmlns:mc="http://schemas.openxmlformats.org/markup-compatibility/2006" xmlns:aink="http://schemas.microsoft.com/office/drawing/2016/ink" xmlns:am3d="http://schemas.microsoft.com/office/drawing/2017/model3d" xmlns:o="urn:schemas-microsoft-com:office:office" xmlns:oel="http://schemas.microsoft.com/office/2019/extlst" xmlns:r="http://schemas.openxmlformats.org/officeDocument/2006/relationships" xmlns:m="http://schemas.openxmlformats.org/officeDocument/2006/math" xmlns:v="urn:schemas-microsoft-com:vml" xmlns:wp14="http://schemas.microsoft.com/office/word/2010/wordprocessingDrawing" xmlns:wp="http://schemas.openxmlformats.org/drawingml/2006/wordprocessingDrawing" xmlns:w10="urn:schemas-microsoft-com:office:word" xmlns:w="http://schemas.openxmlformats.org/wordprocessingml/2006/main" xmlns:w14="http://schemas.microsoft.com/office/word/2010/wordml" xmlns:w15="http://schemas.microsoft.com/office/word/2012/wordml" xmlns:w16cex="http://schemas.microsoft.com/office/word/2018/wordml/cex" xmlns:w16cid="http://schemas.microsoft.com/office/word/2016/wordml/cid" xmlns:w16="http://schemas.microsoft.com/office/word/2018/wordml" xmlns:w16du="http://schemas.microsoft.com/office/word/2023/wordml/word16du" xmlns:w16sdtdh="http://schemas.microsoft.com/office/word/2020/wordml/sdtdatahash" xmlns:w16sdtfl="http://schemas.microsoft.com/office/word/2024/wordml/sdtformatlock" xmlns:w16se="http://schemas.microsoft.com/office/word/2015/wordml/symex" xmlns:wpg="http://schemas.microsoft.com/office/word/2010/wordprocessingGroup" xmlns:wpi="http://schemas.microsoft.com/office/word/2010/wordprocessingInk" xmlns:wne="http://schemas.microsoft.com/office/word/2006/wordml" xmlns:wps="http://schemas.microsoft.com/office/word/2010/wordprocessingShape" mc:Ignorable="w14 w15 w16se w16cid w16 w16cex w16sdtdh w16sdtfl w16du wp14">
+<w:ftr xmlns:wpc="http://schemas.microsoft.com/office/word/2010/wordprocessingCanvas" xmlns:cx="http://schemas.microsoft.com/office/drawing/2014/chartex" xmlns:cx1="http://schemas.microsoft.com/office/drawing/2015/9/8/chartex" xmlns:cx2="http://schemas.microsoft.com/office/drawing/2015/10/21/chartex" xmlns:cx3="http://schemas.microsoft.com/office/drawing/2016/5/9/chartex" xmlns:cx4="http://schemas.microsoft.com/office/drawing/2016/5/10/chartex" xmlns:cx5="http://schemas.microsoft.com/office/drawing/2016/5/11/chartex" xmlns:cx6="http://schemas.microsoft.com/office/drawing/2016/5/12/chartex" xmlns:cx7="http://schemas.microsoft.com/office/drawing/2016/5/13/chartex" xmlns:cx8="http://schemas.microsoft.com/office/drawing/2016/5/14/chartex" xmlns:mc="http://schemas.openxmlformats.org/markup-compatibility/2006" xmlns:aink="http://schemas.microsoft.com/office/drawing/2016/ink" xmlns:am3d="http://schemas.microsoft.com/office/drawing/2017/model3d" xmlns:o="urn:schemas-microsoft-com:office:office" xmlns:r="http://schemas.openxmlformats.org/officeDocument/2006/relationships" xmlns:m="http://schemas.openxmlformats.org/officeDocument/2006/math" xmlns:v="urn:schemas-microsoft-com:vml" xmlns:wp14="http://schemas.microsoft.com/office/word/2010/wordprocessingDrawing" xmlns:wp="http://schemas.openxmlformats.org/drawingml/2006/wordprocessingDrawing" xmlns:w10="urn:schemas-microsoft-com:office:word" xmlns:w="http://schemas.openxmlformats.org/wordprocessingml/2006/main" xmlns:w14="http://schemas.microsoft.com/office/word/2010/wordml" xmlns:w15="http://schemas.microsoft.com/office/word/2012/wordml" xmlns:w16cex="http://schemas.microsoft.com/office/word/2018/wordml/cex" xmlns:w16cid="http://schemas.microsoft.com/office/word/2016/wordml/cid" xmlns:w16="http://schemas.microsoft.com/office/word/2018/wordml" xmlns:w16se="http://schemas.microsoft.com/office/word/2015/wordml/symex" xmlns:wpg="http://schemas.microsoft.com/office/word/2010/wordprocessingGroup" xmlns:wpi="http://schemas.microsoft.com/office/word/2010/wordprocessingInk" xmlns:wne="http://schemas.microsoft.com/office/word/2006/wordml" xmlns:wps="http://schemas.microsoft.com/office/word/2010/wordprocessingShape" mc:Ignorable="w14 w15 w16se w16cid w16 w16cex wp14">
   <w:sdt>
     <w:sdtPr>
       <w:id w:val="-234937495"/>
@@ -4377,7 +3891,7 @@
 </file>
 
 <file path=word/footnotes.xml><?xml version="1.0" encoding="utf-8"?>
-<w:footnotes xmlns:wpc="http://schemas.microsoft.com/office/word/2010/wordprocessingCanvas" xmlns:cx="http://schemas.microsoft.com/office/drawing/2014/chartex" xmlns:cx1="http://schemas.microsoft.com/office/drawing/2015/9/8/chartex" xmlns:cx2="http://schemas.microsoft.com/office/drawing/2015/10/21/chartex" xmlns:cx3="http://schemas.microsoft.com/office/drawing/2016/5/9/chartex" xmlns:cx4="http://schemas.microsoft.com/office/drawing/2016/5/10/chartex" xmlns:cx5="http://schemas.microsoft.com/office/drawing/2016/5/11/chartex" xmlns:cx6="http://schemas.microsoft.com/office/drawing/2016/5/12/chartex" xmlns:cx7="http://schemas.microsoft.com/office/drawing/2016/5/13/chartex" xmlns:cx8="http://schemas.microsoft.com/office/drawing/2016/5/14/chartex" xmlns:mc="http://schemas.openxmlformats.org/markup-compatibility/2006" xmlns:aink="http://schemas.microsoft.com/office/drawing/2016/ink" xmlns:am3d="http://schemas.microsoft.com/office/drawing/2017/model3d" xmlns:o="urn:schemas-microsoft-com:office:office" xmlns:oel="http://schemas.microsoft.com/office/2019/extlst" xmlns:r="http://schemas.openxmlformats.org/officeDocument/2006/relationships" xmlns:m="http://schemas.openxmlformats.org/officeDocument/2006/math" xmlns:v="urn:schemas-microsoft-com:vml" xmlns:wp14="http://schemas.microsoft.com/office/word/2010/wordprocessingDrawing" xmlns:wp="http://schemas.openxmlformats.org/drawingml/2006/wordprocessingDrawing" xmlns:w10="urn:schemas-microsoft-com:office:word" xmlns:w="http://schemas.openxmlformats.org/wordprocessingml/2006/main" xmlns:w14="http://schemas.microsoft.com/office/word/2010/wordml" xmlns:w15="http://schemas.microsoft.com/office/word/2012/wordml" xmlns:w16cex="http://schemas.microsoft.com/office/word/2018/wordml/cex" xmlns:w16cid="http://schemas.microsoft.com/office/word/2016/wordml/cid" xmlns:w16="http://schemas.microsoft.com/office/word/2018/wordml" xmlns:w16du="http://schemas.microsoft.com/office/word/2023/wordml/word16du" xmlns:w16sdtdh="http://schemas.microsoft.com/office/word/2020/wordml/sdtdatahash" xmlns:w16sdtfl="http://schemas.microsoft.com/office/word/2024/wordml/sdtformatlock" xmlns:w16se="http://schemas.microsoft.com/office/word/2015/wordml/symex" xmlns:wpg="http://schemas.microsoft.com/office/word/2010/wordprocessingGroup" xmlns:wpi="http://schemas.microsoft.com/office/word/2010/wordprocessingInk" xmlns:wne="http://schemas.microsoft.com/office/word/2006/wordml" xmlns:wps="http://schemas.microsoft.com/office/word/2010/wordprocessingShape" mc:Ignorable="w14 w15 w16se w16cid w16 w16cex w16sdtdh w16sdtfl w16du wp14">
+<w:footnotes xmlns:wpc="http://schemas.microsoft.com/office/word/2010/wordprocessingCanvas" xmlns:cx="http://schemas.microsoft.com/office/drawing/2014/chartex" xmlns:cx1="http://schemas.microsoft.com/office/drawing/2015/9/8/chartex" xmlns:cx2="http://schemas.microsoft.com/office/drawing/2015/10/21/chartex" xmlns:cx3="http://schemas.microsoft.com/office/drawing/2016/5/9/chartex" xmlns:cx4="http://schemas.microsoft.com/office/drawing/2016/5/10/chartex" xmlns:cx5="http://schemas.microsoft.com/office/drawing/2016/5/11/chartex" xmlns:cx6="http://schemas.microsoft.com/office/drawing/2016/5/12/chartex" xmlns:cx7="http://schemas.microsoft.com/office/drawing/2016/5/13/chartex" xmlns:cx8="http://schemas.microsoft.com/office/drawing/2016/5/14/chartex" xmlns:mc="http://schemas.openxmlformats.org/markup-compatibility/2006" xmlns:aink="http://schemas.microsoft.com/office/drawing/2016/ink" xmlns:am3d="http://schemas.microsoft.com/office/drawing/2017/model3d" xmlns:o="urn:schemas-microsoft-com:office:office" xmlns:r="http://schemas.openxmlformats.org/officeDocument/2006/relationships" xmlns:m="http://schemas.openxmlformats.org/officeDocument/2006/math" xmlns:v="urn:schemas-microsoft-com:vml" xmlns:wp14="http://schemas.microsoft.com/office/word/2010/wordprocessingDrawing" xmlns:wp="http://schemas.openxmlformats.org/drawingml/2006/wordprocessingDrawing" xmlns:w10="urn:schemas-microsoft-com:office:word" xmlns:w="http://schemas.openxmlformats.org/wordprocessingml/2006/main" xmlns:w14="http://schemas.microsoft.com/office/word/2010/wordml" xmlns:w15="http://schemas.microsoft.com/office/word/2012/wordml" xmlns:w16cex="http://schemas.microsoft.com/office/word/2018/wordml/cex" xmlns:w16cid="http://schemas.microsoft.com/office/word/2016/wordml/cid" xmlns:w16="http://schemas.microsoft.com/office/word/2018/wordml" xmlns:w16se="http://schemas.microsoft.com/office/word/2015/wordml/symex" xmlns:wpg="http://schemas.microsoft.com/office/word/2010/wordprocessingGroup" xmlns:wpi="http://schemas.microsoft.com/office/word/2010/wordprocessingInk" xmlns:wne="http://schemas.microsoft.com/office/word/2006/wordml" xmlns:wps="http://schemas.microsoft.com/office/word/2010/wordprocessingShape" mc:Ignorable="w14 w15 w16se w16cid w16 w16cex wp14">
   <w:footnote w:type="separator" w:id="-1">
     <w:p>
       <w:pPr>
@@ -4404,7 +3918,7 @@
 </file>
 
 <file path=word/numbering.xml><?xml version="1.0" encoding="utf-8"?>
-<w:numbering xmlns:wpc="http://schemas.microsoft.com/office/word/2010/wordprocessingCanvas" xmlns:cx="http://schemas.microsoft.com/office/drawing/2014/chartex" xmlns:cx1="http://schemas.microsoft.com/office/drawing/2015/9/8/chartex" xmlns:cx2="http://schemas.microsoft.com/office/drawing/2015/10/21/chartex" xmlns:cx3="http://schemas.microsoft.com/office/drawing/2016/5/9/chartex" xmlns:cx4="http://schemas.microsoft.com/office/drawing/2016/5/10/chartex" xmlns:cx5="http://schemas.microsoft.com/office/drawing/2016/5/11/chartex" xmlns:cx6="http://schemas.microsoft.com/office/drawing/2016/5/12/chartex" xmlns:cx7="http://schemas.microsoft.com/office/drawing/2016/5/13/chartex" xmlns:cx8="http://schemas.microsoft.com/office/drawing/2016/5/14/chartex" xmlns:mc="http://schemas.openxmlformats.org/markup-compatibility/2006" xmlns:aink="http://schemas.microsoft.com/office/drawing/2016/ink" xmlns:am3d="http://schemas.microsoft.com/office/drawing/2017/model3d" xmlns:o="urn:schemas-microsoft-com:office:office" xmlns:oel="http://schemas.microsoft.com/office/2019/extlst" xmlns:r="http://schemas.openxmlformats.org/officeDocument/2006/relationships" xmlns:m="http://schemas.openxmlformats.org/officeDocument/2006/math" xmlns:v="urn:schemas-microsoft-com:vml" xmlns:wp14="http://schemas.microsoft.com/office/word/2010/wordprocessingDrawing" xmlns:wp="http://schemas.openxmlformats.org/drawingml/2006/wordprocessingDrawing" xmlns:w10="urn:schemas-microsoft-com:office:word" xmlns:w="http://schemas.openxmlformats.org/wordprocessingml/2006/main" xmlns:w14="http://schemas.microsoft.com/office/word/2010/wordml" xmlns:w15="http://schemas.microsoft.com/office/word/2012/wordml" xmlns:w16cex="http://schemas.microsoft.com/office/word/2018/wordml/cex" xmlns:w16cid="http://schemas.microsoft.com/office/word/2016/wordml/cid" xmlns:w16="http://schemas.microsoft.com/office/word/2018/wordml" xmlns:w16du="http://schemas.microsoft.com/office/word/2023/wordml/word16du" xmlns:w16sdtdh="http://schemas.microsoft.com/office/word/2020/wordml/sdtdatahash" xmlns:w16sdtfl="http://schemas.microsoft.com/office/word/2024/wordml/sdtformatlock" xmlns:w16se="http://schemas.microsoft.com/office/word/2015/wordml/symex" xmlns:wpg="http://schemas.microsoft.com/office/word/2010/wordprocessingGroup" xmlns:wpi="http://schemas.microsoft.com/office/word/2010/wordprocessingInk" xmlns:wne="http://schemas.microsoft.com/office/word/2006/wordml" xmlns:wps="http://schemas.microsoft.com/office/word/2010/wordprocessingShape" mc:Ignorable="w14 w15 w16se w16cid w16 w16cex w16sdtdh w16sdtfl w16du wp14">
+<w:numbering xmlns:wpc="http://schemas.microsoft.com/office/word/2010/wordprocessingCanvas" xmlns:cx="http://schemas.microsoft.com/office/drawing/2014/chartex" xmlns:cx1="http://schemas.microsoft.com/office/drawing/2015/9/8/chartex" xmlns:cx2="http://schemas.microsoft.com/office/drawing/2015/10/21/chartex" xmlns:cx3="http://schemas.microsoft.com/office/drawing/2016/5/9/chartex" xmlns:cx4="http://schemas.microsoft.com/office/drawing/2016/5/10/chartex" xmlns:cx5="http://schemas.microsoft.com/office/drawing/2016/5/11/chartex" xmlns:cx6="http://schemas.microsoft.com/office/drawing/2016/5/12/chartex" xmlns:cx7="http://schemas.microsoft.com/office/drawing/2016/5/13/chartex" xmlns:cx8="http://schemas.microsoft.com/office/drawing/2016/5/14/chartex" xmlns:mc="http://schemas.openxmlformats.org/markup-compatibility/2006" xmlns:aink="http://schemas.microsoft.com/office/drawing/2016/ink" xmlns:am3d="http://schemas.microsoft.com/office/drawing/2017/model3d" xmlns:o="urn:schemas-microsoft-com:office:office" xmlns:r="http://schemas.openxmlformats.org/officeDocument/2006/relationships" xmlns:m="http://schemas.openxmlformats.org/officeDocument/2006/math" xmlns:v="urn:schemas-microsoft-com:vml" xmlns:wp14="http://schemas.microsoft.com/office/word/2010/wordprocessingDrawing" xmlns:wp="http://schemas.openxmlformats.org/drawingml/2006/wordprocessingDrawing" xmlns:w10="urn:schemas-microsoft-com:office:word" xmlns:w="http://schemas.openxmlformats.org/wordprocessingml/2006/main" xmlns:w14="http://schemas.microsoft.com/office/word/2010/wordml" xmlns:w15="http://schemas.microsoft.com/office/word/2012/wordml" xmlns:w16cex="http://schemas.microsoft.com/office/word/2018/wordml/cex" xmlns:w16cid="http://schemas.microsoft.com/office/word/2016/wordml/cid" xmlns:w16="http://schemas.microsoft.com/office/word/2018/wordml" xmlns:w16se="http://schemas.microsoft.com/office/word/2015/wordml/symex" xmlns:wpg="http://schemas.microsoft.com/office/word/2010/wordprocessingGroup" xmlns:wpi="http://schemas.microsoft.com/office/word/2010/wordprocessingInk" xmlns:wne="http://schemas.microsoft.com/office/word/2006/wordml" xmlns:wps="http://schemas.microsoft.com/office/word/2010/wordprocessingShape" mc:Ignorable="w14 w15 w16se w16cid w16 w16cex wp14">
   <w:abstractNum w:abstractNumId="0" w15:restartNumberingAfterBreak="0">
     <w:nsid w:val="01344BC1"/>
     <w:multiLevelType w:val="hybridMultilevel"/>
@@ -7404,106 +6918,106 @@
       </w:pPr>
     </w:lvl>
   </w:abstractNum>
-  <w:num w:numId="1" w16cid:durableId="1654677218">
+  <w:num w:numId="1">
     <w:abstractNumId w:val="31"/>
   </w:num>
-  <w:num w:numId="2" w16cid:durableId="175121552">
+  <w:num w:numId="2">
     <w:abstractNumId w:val="25"/>
   </w:num>
-  <w:num w:numId="3" w16cid:durableId="596401328">
+  <w:num w:numId="3">
     <w:abstractNumId w:val="10"/>
   </w:num>
-  <w:num w:numId="4" w16cid:durableId="389117485">
+  <w:num w:numId="4">
     <w:abstractNumId w:val="9"/>
   </w:num>
-  <w:num w:numId="5" w16cid:durableId="1755279736">
+  <w:num w:numId="5">
     <w:abstractNumId w:val="22"/>
   </w:num>
-  <w:num w:numId="6" w16cid:durableId="172231383">
+  <w:num w:numId="6">
     <w:abstractNumId w:val="2"/>
   </w:num>
-  <w:num w:numId="7" w16cid:durableId="2070955809">
+  <w:num w:numId="7">
     <w:abstractNumId w:val="32"/>
   </w:num>
-  <w:num w:numId="8" w16cid:durableId="576212238">
+  <w:num w:numId="8">
     <w:abstractNumId w:val="7"/>
   </w:num>
-  <w:num w:numId="9" w16cid:durableId="582029936">
+  <w:num w:numId="9">
     <w:abstractNumId w:val="0"/>
   </w:num>
-  <w:num w:numId="10" w16cid:durableId="1967926187">
+  <w:num w:numId="10">
     <w:abstractNumId w:val="1"/>
   </w:num>
-  <w:num w:numId="11" w16cid:durableId="1896546671">
+  <w:num w:numId="11">
     <w:abstractNumId w:val="14"/>
   </w:num>
-  <w:num w:numId="12" w16cid:durableId="531456458">
+  <w:num w:numId="12">
     <w:abstractNumId w:val="21"/>
   </w:num>
-  <w:num w:numId="13" w16cid:durableId="4984714">
+  <w:num w:numId="13">
     <w:abstractNumId w:val="17"/>
   </w:num>
-  <w:num w:numId="14" w16cid:durableId="1938446030">
+  <w:num w:numId="14">
     <w:abstractNumId w:val="30"/>
   </w:num>
-  <w:num w:numId="15" w16cid:durableId="1294094243">
+  <w:num w:numId="15">
     <w:abstractNumId w:val="28"/>
   </w:num>
-  <w:num w:numId="16" w16cid:durableId="724648704">
+  <w:num w:numId="16">
     <w:abstractNumId w:val="4"/>
   </w:num>
-  <w:num w:numId="17" w16cid:durableId="852380466">
+  <w:num w:numId="17">
     <w:abstractNumId w:val="3"/>
   </w:num>
-  <w:num w:numId="18" w16cid:durableId="791482080">
+  <w:num w:numId="18">
     <w:abstractNumId w:val="26"/>
   </w:num>
-  <w:num w:numId="19" w16cid:durableId="122626575">
+  <w:num w:numId="19">
     <w:abstractNumId w:val="19"/>
   </w:num>
-  <w:num w:numId="20" w16cid:durableId="1455562247">
+  <w:num w:numId="20">
     <w:abstractNumId w:val="15"/>
   </w:num>
-  <w:num w:numId="21" w16cid:durableId="1288583248">
+  <w:num w:numId="21">
     <w:abstractNumId w:val="5"/>
   </w:num>
-  <w:num w:numId="22" w16cid:durableId="723527819">
+  <w:num w:numId="22">
     <w:abstractNumId w:val="6"/>
   </w:num>
-  <w:num w:numId="23" w16cid:durableId="160238791">
+  <w:num w:numId="23">
     <w:abstractNumId w:val="20"/>
   </w:num>
-  <w:num w:numId="24" w16cid:durableId="1008675173">
+  <w:num w:numId="24">
     <w:abstractNumId w:val="13"/>
   </w:num>
-  <w:num w:numId="25" w16cid:durableId="2130510195">
+  <w:num w:numId="25">
     <w:abstractNumId w:val="18"/>
   </w:num>
-  <w:num w:numId="26" w16cid:durableId="2072540866">
+  <w:num w:numId="26">
     <w:abstractNumId w:val="11"/>
   </w:num>
-  <w:num w:numId="27" w16cid:durableId="934555663">
+  <w:num w:numId="27">
     <w:abstractNumId w:val="27"/>
   </w:num>
-  <w:num w:numId="28" w16cid:durableId="1514300958">
+  <w:num w:numId="28">
     <w:abstractNumId w:val="23"/>
   </w:num>
-  <w:num w:numId="29" w16cid:durableId="1519276575">
+  <w:num w:numId="29">
     <w:abstractNumId w:val="16"/>
   </w:num>
-  <w:num w:numId="30" w16cid:durableId="1262296187">
+  <w:num w:numId="30">
     <w:abstractNumId w:val="24"/>
   </w:num>
-  <w:num w:numId="31" w16cid:durableId="23289935">
+  <w:num w:numId="31">
     <w:abstractNumId w:val="33"/>
   </w:num>
-  <w:num w:numId="32" w16cid:durableId="1483085652">
+  <w:num w:numId="32">
     <w:abstractNumId w:val="12"/>
   </w:num>
-  <w:num w:numId="33" w16cid:durableId="1144812362">
+  <w:num w:numId="33">
     <w:abstractNumId w:val="8"/>
   </w:num>
-  <w:num w:numId="34" w16cid:durableId="1309047552">
+  <w:num w:numId="34">
     <w:abstractNumId w:val="29"/>
   </w:num>
   <w:numIdMacAtCleanup w:val="2"/>
@@ -7511,7 +7025,7 @@
 </file>
 
 <file path=word/styles.xml><?xml version="1.0" encoding="utf-8"?>
-<w:styles xmlns:mc="http://schemas.openxmlformats.org/markup-compatibility/2006" xmlns:r="http://schemas.openxmlformats.org/officeDocument/2006/relationships" xmlns:w="http://schemas.openxmlformats.org/wordprocessingml/2006/main" xmlns:w14="http://schemas.microsoft.com/office/word/2010/wordml" xmlns:w15="http://schemas.microsoft.com/office/word/2012/wordml" xmlns:w16cex="http://schemas.microsoft.com/office/word/2018/wordml/cex" xmlns:w16cid="http://schemas.microsoft.com/office/word/2016/wordml/cid" xmlns:w16="http://schemas.microsoft.com/office/word/2018/wordml" xmlns:w16du="http://schemas.microsoft.com/office/word/2023/wordml/word16du" xmlns:w16sdtdh="http://schemas.microsoft.com/office/word/2020/wordml/sdtdatahash" xmlns:w16sdtfl="http://schemas.microsoft.com/office/word/2024/wordml/sdtformatlock" xmlns:w16se="http://schemas.microsoft.com/office/word/2015/wordml/symex" mc:Ignorable="w14 w15 w16se w16cid w16 w16cex w16sdtdh w16sdtfl w16du">
+<w:styles xmlns:mc="http://schemas.openxmlformats.org/markup-compatibility/2006" xmlns:r="http://schemas.openxmlformats.org/officeDocument/2006/relationships" xmlns:w="http://schemas.openxmlformats.org/wordprocessingml/2006/main" xmlns:w14="http://schemas.microsoft.com/office/word/2010/wordml" xmlns:w15="http://schemas.microsoft.com/office/word/2012/wordml" xmlns:w16cex="http://schemas.microsoft.com/office/word/2018/wordml/cex" xmlns:w16cid="http://schemas.microsoft.com/office/word/2016/wordml/cid" xmlns:w16="http://schemas.microsoft.com/office/word/2018/wordml" xmlns:w16se="http://schemas.microsoft.com/office/word/2015/wordml/symex" mc:Ignorable="w14 w15 w16se w16cid w16 w16cex">
   <w:docDefaults>
     <w:rPrDefault>
       <w:rPr>
@@ -7927,14 +7441,15 @@
     <w:link w:val="Heading1Char"/>
     <w:uiPriority w:val="9"/>
     <w:qFormat/>
-    <w:rsid w:val="00830E34"/>
+    <w:rsid w:val="00013C2D"/>
     <w:pPr>
       <w:keepNext/>
       <w:keepLines/>
       <w:numPr>
         <w:numId w:val="1"/>
       </w:numPr>
-      <w:spacing w:before="360" w:after="360"/>
+      <w:spacing w:after="360"/>
+      <w:ind w:left="1077" w:hanging="1077"/>
       <w:jc w:val="center"/>
       <w:outlineLvl w:val="0"/>
     </w:pPr>
@@ -8191,7 +7706,7 @@
     <w:basedOn w:val="DefaultParagraphFont"/>
     <w:link w:val="Heading1"/>
     <w:uiPriority w:val="9"/>
-    <w:rsid w:val="00830E34"/>
+    <w:rsid w:val="00013C2D"/>
     <w:rPr>
       <w:rFonts w:ascii="Times New Roman" w:eastAsiaTheme="majorEastAsia" w:hAnsi="Times New Roman" w:cs="Times New Roman"/>
       <w:b/>
@@ -8344,10 +7859,10 @@
     <w:basedOn w:val="Normal"/>
     <w:link w:val="TextChar"/>
     <w:qFormat/>
-    <w:rsid w:val="00127F03"/>
+    <w:rsid w:val="001D32B5"/>
     <w:pPr>
       <w:spacing w:after="120"/>
-      <w:ind w:firstLine="720"/>
+      <w:ind w:left="567"/>
     </w:pPr>
     <w:rPr>
       <w:lang w:val="en-US"/>
@@ -8372,7 +7887,7 @@
     <w:name w:val="Text Char"/>
     <w:basedOn w:val="DefaultParagraphFont"/>
     <w:link w:val="Text"/>
-    <w:rsid w:val="00127F03"/>
+    <w:rsid w:val="001D32B5"/>
     <w:rPr>
       <w:rFonts w:ascii="Times New Roman" w:eastAsia="Times New Roman" w:hAnsi="Times New Roman" w:cs="Times New Roman"/>
       <w:sz w:val="24"/>

--- a/kuliah/DocumentGenerator_Laporan_Praktikum/src/templates/format-2.docx
+++ b/kuliah/DocumentGenerator_Laporan_Praktikum/src/templates/format-2.docx
@@ -1,6 +1,6 @@
 
 <file path=word/document.xml><?xml version="1.0" encoding="utf-8"?>
-<w:document xmlns:wpc="http://schemas.microsoft.com/office/word/2010/wordprocessingCanvas" xmlns:cx="http://schemas.microsoft.com/office/drawing/2014/chartex" xmlns:cx1="http://schemas.microsoft.com/office/drawing/2015/9/8/chartex" xmlns:cx2="http://schemas.microsoft.com/office/drawing/2015/10/21/chartex" xmlns:cx3="http://schemas.microsoft.com/office/drawing/2016/5/9/chartex" xmlns:cx4="http://schemas.microsoft.com/office/drawing/2016/5/10/chartex" xmlns:cx5="http://schemas.microsoft.com/office/drawing/2016/5/11/chartex" xmlns:cx6="http://schemas.microsoft.com/office/drawing/2016/5/12/chartex" xmlns:cx7="http://schemas.microsoft.com/office/drawing/2016/5/13/chartex" xmlns:cx8="http://schemas.microsoft.com/office/drawing/2016/5/14/chartex" xmlns:mc="http://schemas.openxmlformats.org/markup-compatibility/2006" xmlns:aink="http://schemas.microsoft.com/office/drawing/2016/ink" xmlns:am3d="http://schemas.microsoft.com/office/drawing/2017/model3d" xmlns:o="urn:schemas-microsoft-com:office:office" xmlns:r="http://schemas.openxmlformats.org/officeDocument/2006/relationships" xmlns:m="http://schemas.openxmlformats.org/officeDocument/2006/math" xmlns:v="urn:schemas-microsoft-com:vml" xmlns:wp14="http://schemas.microsoft.com/office/word/2010/wordprocessingDrawing" xmlns:wp="http://schemas.openxmlformats.org/drawingml/2006/wordprocessingDrawing" xmlns:w10="urn:schemas-microsoft-com:office:word" xmlns:w="http://schemas.openxmlformats.org/wordprocessingml/2006/main" xmlns:w14="http://schemas.microsoft.com/office/word/2010/wordml" xmlns:w15="http://schemas.microsoft.com/office/word/2012/wordml" xmlns:w16cex="http://schemas.microsoft.com/office/word/2018/wordml/cex" xmlns:w16cid="http://schemas.microsoft.com/office/word/2016/wordml/cid" xmlns:w16="http://schemas.microsoft.com/office/word/2018/wordml" xmlns:w16se="http://schemas.microsoft.com/office/word/2015/wordml/symex" xmlns:wpg="http://schemas.microsoft.com/office/word/2010/wordprocessingGroup" xmlns:wpi="http://schemas.microsoft.com/office/word/2010/wordprocessingInk" xmlns:wne="http://schemas.microsoft.com/office/word/2006/wordml" xmlns:wps="http://schemas.microsoft.com/office/word/2010/wordprocessingShape" mc:Ignorable="w14 w15 w16se w16cid w16 w16cex wp14">
+<w:document xmlns:wpc="http://schemas.microsoft.com/office/word/2010/wordprocessingCanvas" xmlns:cx="http://schemas.microsoft.com/office/drawing/2014/chartex" xmlns:cx1="http://schemas.microsoft.com/office/drawing/2015/9/8/chartex" xmlns:cx2="http://schemas.microsoft.com/office/drawing/2015/10/21/chartex" xmlns:cx3="http://schemas.microsoft.com/office/drawing/2016/5/9/chartex" xmlns:cx4="http://schemas.microsoft.com/office/drawing/2016/5/10/chartex" xmlns:cx5="http://schemas.microsoft.com/office/drawing/2016/5/11/chartex" xmlns:cx6="http://schemas.microsoft.com/office/drawing/2016/5/12/chartex" xmlns:cx7="http://schemas.microsoft.com/office/drawing/2016/5/13/chartex" xmlns:cx8="http://schemas.microsoft.com/office/drawing/2016/5/14/chartex" xmlns:mc="http://schemas.openxmlformats.org/markup-compatibility/2006" xmlns:aink="http://schemas.microsoft.com/office/drawing/2016/ink" xmlns:am3d="http://schemas.microsoft.com/office/drawing/2017/model3d" xmlns:o="urn:schemas-microsoft-com:office:office" xmlns:oel="http://schemas.microsoft.com/office/2019/extlst" xmlns:r="http://schemas.openxmlformats.org/officeDocument/2006/relationships" xmlns:m="http://schemas.openxmlformats.org/officeDocument/2006/math" xmlns:v="urn:schemas-microsoft-com:vml" xmlns:wp14="http://schemas.microsoft.com/office/word/2010/wordprocessingDrawing" xmlns:wp="http://schemas.openxmlformats.org/drawingml/2006/wordprocessingDrawing" xmlns:w10="urn:schemas-microsoft-com:office:word" xmlns:w="http://schemas.openxmlformats.org/wordprocessingml/2006/main" xmlns:w14="http://schemas.microsoft.com/office/word/2010/wordml" xmlns:w15="http://schemas.microsoft.com/office/word/2012/wordml" xmlns:w16cex="http://schemas.microsoft.com/office/word/2018/wordml/cex" xmlns:w16cid="http://schemas.microsoft.com/office/word/2016/wordml/cid" xmlns:w16="http://schemas.microsoft.com/office/word/2018/wordml" xmlns:w16du="http://schemas.microsoft.com/office/word/2023/wordml/word16du" xmlns:w16sdtdh="http://schemas.microsoft.com/office/word/2020/wordml/sdtdatahash" xmlns:w16sdtfl="http://schemas.microsoft.com/office/word/2024/wordml/sdtformatlock" xmlns:w16se="http://schemas.microsoft.com/office/word/2015/wordml/symex" xmlns:wpg="http://schemas.microsoft.com/office/word/2010/wordprocessingGroup" xmlns:wpi="http://schemas.microsoft.com/office/word/2010/wordprocessingInk" xmlns:wne="http://schemas.microsoft.com/office/word/2006/wordml" xmlns:wps="http://schemas.microsoft.com/office/word/2010/wordprocessingShape" mc:Ignorable="w14 w15 w16se w16cid w16 w16cex w16sdtdh w16sdtfl w16du wp14">
   <w:body>
     <w:p>
       <w:pPr>
@@ -37,43 +37,19 @@
           <w:szCs w:val="28"/>
           <w:lang w:val="en-US"/>
         </w:rPr>
-        <w:t>{{ mata_kuliah }}</w:t>
-      </w:r>
-    </w:p>
-    <w:p>
-      <w:pPr>
-        <w:jc w:val="center"/>
-        <w:rPr>
-          <w:b/>
-        </w:rPr>
-      </w:pPr>
-    </w:p>
-    <w:p>
-      <w:pPr>
-        <w:jc w:val="center"/>
-        <w:rPr>
-          <w:b/>
-        </w:rPr>
-      </w:pPr>
-    </w:p>
-    <w:p>
-      <w:pPr>
-        <w:jc w:val="center"/>
+        <w:t xml:space="preserve">{{ </w:t>
+      </w:r>
+      <w:proofErr w:type="spellStart"/>
+      <w:r>
         <w:rPr>
           <w:b/>
           <w:sz w:val="28"/>
           <w:szCs w:val="28"/>
           <w:lang w:val="en-US"/>
         </w:rPr>
-      </w:pPr>
-      <w:r>
-        <w:rPr>
-          <w:b/>
-          <w:sz w:val="28"/>
-          <w:szCs w:val="28"/>
-        </w:rPr>
-        <w:t>MODUL</w:t>
-      </w:r>
+        <w:t>mata_kuliah</w:t>
+      </w:r>
+      <w:proofErr w:type="spellEnd"/>
       <w:r>
         <w:rPr>
           <w:b/>
@@ -81,28 +57,52 @@
           <w:szCs w:val="28"/>
           <w:lang w:val="en-US"/>
         </w:rPr>
-        <w:t xml:space="preserve"> </w:t>
-      </w:r>
-      <w:r>
+        <w:t xml:space="preserve"> }}</w:t>
+      </w:r>
+    </w:p>
+    <w:p>
+      <w:pPr>
+        <w:jc w:val="center"/>
+        <w:rPr>
+          <w:b/>
+        </w:rPr>
+      </w:pPr>
+    </w:p>
+    <w:p>
+      <w:pPr>
+        <w:jc w:val="center"/>
+        <w:rPr>
+          <w:b/>
+        </w:rPr>
+      </w:pPr>
+    </w:p>
+    <w:p>
+      <w:pPr>
+        <w:jc w:val="center"/>
         <w:rPr>
           <w:b/>
           <w:sz w:val="28"/>
           <w:szCs w:val="28"/>
           <w:lang w:val="en-US"/>
         </w:rPr>
-        <w:t>{{ nomor_modul }}</w:t>
-      </w:r>
-    </w:p>
-    <w:p>
-      <w:pPr>
-        <w:jc w:val="center"/>
+      </w:pPr>
+      <w:r>
+        <w:rPr>
+          <w:b/>
+          <w:sz w:val="28"/>
+          <w:szCs w:val="28"/>
+        </w:rPr>
+        <w:t>MODUL</w:t>
+      </w:r>
+      <w:r>
         <w:rPr>
           <w:b/>
           <w:sz w:val="28"/>
           <w:szCs w:val="28"/>
           <w:lang w:val="en-US"/>
         </w:rPr>
-      </w:pPr>
+        <w:t xml:space="preserve"> </w:t>
+      </w:r>
       <w:r>
         <w:rPr>
           <w:b/>
@@ -110,7 +110,67 @@
           <w:szCs w:val="28"/>
           <w:lang w:val="en-US"/>
         </w:rPr>
-        <w:t>{{ judul }}</w:t>
+        <w:t xml:space="preserve">{{ </w:t>
+      </w:r>
+      <w:proofErr w:type="spellStart"/>
+      <w:r>
+        <w:rPr>
+          <w:b/>
+          <w:sz w:val="28"/>
+          <w:szCs w:val="28"/>
+          <w:lang w:val="en-US"/>
+        </w:rPr>
+        <w:t>nomor_modul</w:t>
+      </w:r>
+      <w:proofErr w:type="spellEnd"/>
+      <w:r>
+        <w:rPr>
+          <w:b/>
+          <w:sz w:val="28"/>
+          <w:szCs w:val="28"/>
+          <w:lang w:val="en-US"/>
+        </w:rPr>
+        <w:t xml:space="preserve"> }}</w:t>
+      </w:r>
+    </w:p>
+    <w:p>
+      <w:pPr>
+        <w:jc w:val="center"/>
+        <w:rPr>
+          <w:b/>
+          <w:sz w:val="28"/>
+          <w:szCs w:val="28"/>
+          <w:lang w:val="en-US"/>
+        </w:rPr>
+      </w:pPr>
+      <w:r>
+        <w:rPr>
+          <w:b/>
+          <w:sz w:val="28"/>
+          <w:szCs w:val="28"/>
+          <w:lang w:val="en-US"/>
+        </w:rPr>
+        <w:t xml:space="preserve">{{ </w:t>
+      </w:r>
+      <w:proofErr w:type="spellStart"/>
+      <w:r>
+        <w:rPr>
+          <w:b/>
+          <w:sz w:val="28"/>
+          <w:szCs w:val="28"/>
+          <w:lang w:val="en-US"/>
+        </w:rPr>
+        <w:t>judul</w:t>
+      </w:r>
+      <w:proofErr w:type="spellEnd"/>
+      <w:r>
+        <w:rPr>
+          <w:b/>
+          <w:sz w:val="28"/>
+          <w:szCs w:val="28"/>
+          <w:lang w:val="en-US"/>
+        </w:rPr>
+        <w:t xml:space="preserve"> }}</w:t>
       </w:r>
     </w:p>
     <w:p>
@@ -2964,6 +3024,7 @@
       </w:pPr>
       <w:bookmarkStart w:id="0" w:name="_Toc197688582"/>
       <w:r>
+        <w:lastRenderedPageBreak/>
         <w:t>DAFTAR GAMBAR</w:t>
       </w:r>
       <w:bookmarkEnd w:id="0"/>
@@ -3043,9 +3104,11 @@
     <w:p>
       <w:pPr>
         <w:pStyle w:val="Heading1"/>
+        <w:spacing w:after="120"/>
       </w:pPr>
       <w:bookmarkStart w:id="1" w:name="_Toc197688583"/>
       <w:r>
+        <w:lastRenderedPageBreak/>
         <w:t>HASIL PRAKTIKUM</w:t>
       </w:r>
       <w:bookmarkEnd w:id="1"/>
@@ -3064,7 +3127,25 @@
           <w:szCs w:val="34"/>
           <w:lang w:val="en-US"/>
         </w:rPr>
-        <w:t>{% for item in daftar_sub_bab %}</w:t>
+        <w:t xml:space="preserve">{% for item in </w:t>
+      </w:r>
+      <w:proofErr w:type="spellStart"/>
+      <w:r>
+        <w:rPr>
+          <w:sz w:val="34"/>
+          <w:szCs w:val="34"/>
+          <w:lang w:val="en-US"/>
+        </w:rPr>
+        <w:t>daftar_sub_bab</w:t>
+      </w:r>
+      <w:proofErr w:type="spellEnd"/>
+      <w:r>
+        <w:rPr>
+          <w:sz w:val="34"/>
+          <w:szCs w:val="34"/>
+          <w:lang w:val="en-US"/>
+        </w:rPr>
+        <w:t xml:space="preserve"> %}</w:t>
       </w:r>
     </w:p>
     <w:p>
@@ -3074,12 +3155,29 @@
           <w:ilvl w:val="0"/>
           <w:numId w:val="0"/>
         </w:numPr>
+        <w:spacing w:before="240"/>
       </w:pPr>
       <w:r>
         <w:t>I</w:t>
       </w:r>
       <w:r>
-        <w:t>.{{ loop.index }} {{ item.judul_sub_bab }}</w:t>
+        <w:t xml:space="preserve">.{{ </w:t>
+      </w:r>
+      <w:proofErr w:type="spellStart"/>
+      <w:r>
+        <w:t>loop.index</w:t>
+      </w:r>
+      <w:proofErr w:type="spellEnd"/>
+      <w:r>
+        <w:t xml:space="preserve"> }} {{ </w:t>
+      </w:r>
+      <w:proofErr w:type="spellStart"/>
+      <w:r>
+        <w:t>item.judul_sub_bab</w:t>
+      </w:r>
+      <w:proofErr w:type="spellEnd"/>
+      <w:r>
+        <w:t xml:space="preserve"> }}</w:t>
       </w:r>
     </w:p>
     <w:p>
@@ -3113,7 +3211,15 @@
         <w:t xml:space="preserve"> </w:t>
       </w:r>
       <w:r>
-        <w:t>{{ item.label_point_a }}</w:t>
+        <w:t xml:space="preserve">{{ </w:t>
+      </w:r>
+      <w:proofErr w:type="spellStart"/>
+      <w:r>
+        <w:t>item.label_point_a</w:t>
+      </w:r>
+      <w:proofErr w:type="spellEnd"/>
+      <w:r>
+        <w:t xml:space="preserve"> }}</w:t>
       </w:r>
       <w:r>
         <w:t xml:space="preserve"> </w:t>
@@ -3122,42 +3228,103 @@
     <w:p>
       <w:pPr>
         <w:pStyle w:val="Text"/>
-      </w:pPr>
-      <w:r>
-        <w:t>{% if item.list_kode %}{% for k in item.list_kode %} {{ k.judul }}</w:t>
+        <w:ind w:left="1021"/>
+      </w:pPr>
+      <w:r>
+        <w:t xml:space="preserve">{% if </w:t>
+      </w:r>
+      <w:proofErr w:type="spellStart"/>
+      <w:r>
+        <w:t>item.list_kode</w:t>
+      </w:r>
+      <w:proofErr w:type="spellEnd"/>
+      <w:r>
+        <w:t xml:space="preserve"> %}{% for k in </w:t>
+      </w:r>
+      <w:proofErr w:type="spellStart"/>
+      <w:r>
+        <w:t>item.list_kode</w:t>
+      </w:r>
+      <w:proofErr w:type="spellEnd"/>
+      <w:r>
+        <w:t xml:space="preserve"> %} {{ </w:t>
+      </w:r>
+      <w:proofErr w:type="spellStart"/>
+      <w:r>
+        <w:t>k.judul</w:t>
+      </w:r>
+      <w:proofErr w:type="spellEnd"/>
+      <w:r>
+        <w:t xml:space="preserve"> }}</w:t>
       </w:r>
     </w:p>
     <w:p>
       <w:pPr>
         <w:pStyle w:val="Code"/>
-        <w:ind w:left="720"/>
-      </w:pPr>
-      <w:r>
-        <w:t>{{ k.isi }}</w:t>
+        <w:ind w:left="1134"/>
+        <w:jc w:val="left"/>
+      </w:pPr>
+      <w:r>
+        <w:t xml:space="preserve">{{ </w:t>
+      </w:r>
+      <w:proofErr w:type="spellStart"/>
+      <w:r>
+        <w:t>k.isi</w:t>
+      </w:r>
+      <w:proofErr w:type="spellEnd"/>
+      <w:r>
+        <w:t xml:space="preserve"> }}</w:t>
       </w:r>
     </w:p>
     <w:p>
       <w:pPr>
         <w:pStyle w:val="Text"/>
-      </w:pPr>
-      <w:r>
-        <w:t>{% endfor %}</w:t>
+        <w:ind w:left="1021"/>
+      </w:pPr>
+      <w:r>
+        <w:t xml:space="preserve">{% </w:t>
+      </w:r>
+      <w:proofErr w:type="spellStart"/>
+      <w:r>
+        <w:t>endfor</w:t>
+      </w:r>
+      <w:proofErr w:type="spellEnd"/>
+      <w:r>
+        <w:t xml:space="preserve"> %}</w:t>
       </w:r>
     </w:p>
     <w:p>
       <w:pPr>
         <w:pStyle w:val="Text"/>
-      </w:pPr>
-      <w:r>
-        <w:t>{% else %}{% for baris in item.isi_point_a %}</w:t>
+        <w:ind w:left="1021"/>
+      </w:pPr>
+      <w:r>
+        <w:t xml:space="preserve">{% else %}{% for baris in </w:t>
+      </w:r>
+      <w:proofErr w:type="spellStart"/>
+      <w:r>
+        <w:t>item.langkah_list</w:t>
+      </w:r>
+      <w:proofErr w:type="spellEnd"/>
+      <w:r>
+        <w:t xml:space="preserve"> %}</w:t>
       </w:r>
     </w:p>
     <w:p>
       <w:pPr>
         <w:pStyle w:val="Text"/>
-      </w:pPr>
-      <w:r>
-        <w:t>{{ baris }} {% endfor %} {% endif %}</w:t>
+        <w:ind w:left="1021"/>
+      </w:pPr>
+      <w:r>
+        <w:t xml:space="preserve">{{ baris }} {% </w:t>
+      </w:r>
+      <w:proofErr w:type="spellStart"/>
+      <w:r>
+        <w:t>endfor</w:t>
+      </w:r>
+      <w:proofErr w:type="spellEnd"/>
+      <w:r>
+        <w:t xml:space="preserve"> %} {% endif %}</w:t>
       </w:r>
     </w:p>
     <w:p>
@@ -3205,19 +3372,61 @@
         <w:rPr>
           <w:lang w:val="en-US"/>
         </w:rPr>
-        <w:t>{% for gbr in item.list_gambar %}</w:t>
-      </w:r>
+        <w:t xml:space="preserve">{% for </w:t>
+      </w:r>
+      <w:proofErr w:type="spellStart"/>
       <w:r>
         <w:rPr>
           <w:lang w:val="en-US"/>
         </w:rPr>
+        <w:t>gbr</w:t>
+      </w:r>
+      <w:proofErr w:type="spellEnd"/>
+      <w:r>
+        <w:rPr>
+          <w:lang w:val="en-US"/>
+        </w:rPr>
+        <w:t xml:space="preserve"> in </w:t>
+      </w:r>
+      <w:proofErr w:type="spellStart"/>
+      <w:r>
+        <w:rPr>
+          <w:lang w:val="en-US"/>
+        </w:rPr>
+        <w:t>item.list_gambar</w:t>
+      </w:r>
+      <w:proofErr w:type="spellEnd"/>
+      <w:r>
+        <w:rPr>
+          <w:lang w:val="en-US"/>
+        </w:rPr>
+        <w:t xml:space="preserve"> %}</w:t>
+      </w:r>
+      <w:r>
+        <w:rPr>
+          <w:lang w:val="en-US"/>
+        </w:rPr>
         <w:t xml:space="preserve"> </w:t>
       </w:r>
       <w:r>
         <w:rPr>
           <w:lang w:val="en-US"/>
         </w:rPr>
-        <w:t>{{ gbr.objek_gambar }}</w:t>
+        <w:t xml:space="preserve">{{ </w:t>
+      </w:r>
+      <w:proofErr w:type="spellStart"/>
+      <w:r>
+        <w:rPr>
+          <w:lang w:val="en-US"/>
+        </w:rPr>
+        <w:t>gbr.objek_gambar</w:t>
+      </w:r>
+      <w:proofErr w:type="spellEnd"/>
+      <w:r>
+        <w:rPr>
+          <w:lang w:val="en-US"/>
+        </w:rPr>
+        <w:t xml:space="preserve"> }}</w:t>
       </w:r>
     </w:p>
     <w:p>
@@ -3278,28 +3487,71 @@
     <w:p>
       <w:pPr>
         <w:pStyle w:val="Text"/>
-      </w:pPr>
-      <w:r>
-        <w:t>{% for p in item.list_paragraf_analisa %}</w:t>
+        <w:ind w:left="1021"/>
+      </w:pPr>
+      <w:r>
+        <w:t xml:space="preserve">{% for p in </w:t>
+      </w:r>
+      <w:proofErr w:type="spellStart"/>
+      <w:r>
+        <w:t>item.list_paragraf_analisa</w:t>
+      </w:r>
+      <w:proofErr w:type="spellEnd"/>
+      <w:r>
+        <w:t xml:space="preserve"> %}</w:t>
       </w:r>
     </w:p>
     <w:p>
       <w:pPr>
         <w:pStyle w:val="Text"/>
-      </w:pPr>
-      <w:r>
-        <w:t>{{ p.teks }}</w:t>
+        <w:ind w:left="1021"/>
+      </w:pPr>
+      <w:r>
+        <w:t xml:space="preserve">{{ </w:t>
+      </w:r>
+      <w:proofErr w:type="spellStart"/>
+      <w:r>
+        <w:t>p.teks</w:t>
+      </w:r>
+      <w:proofErr w:type="spellEnd"/>
+      <w:r>
+        <w:t xml:space="preserve"> }}</w:t>
       </w:r>
     </w:p>
     <w:p>
       <w:pPr>
         <w:pStyle w:val="Text"/>
-      </w:pPr>
-      <w:r>
-        <w:t>{% endfor %} {% endfor %}</w:t>
-      </w:r>
-      <w:r>
-        <w:t>{% if daftar_tugas|length == 0%}</w:t>
+        <w:ind w:left="1021"/>
+      </w:pPr>
+      <w:r>
+        <w:t xml:space="preserve">{% </w:t>
+      </w:r>
+      <w:proofErr w:type="spellStart"/>
+      <w:r>
+        <w:t>endfor</w:t>
+      </w:r>
+      <w:proofErr w:type="spellEnd"/>
+      <w:r>
+        <w:t xml:space="preserve"> %} {% </w:t>
+      </w:r>
+      <w:proofErr w:type="spellStart"/>
+      <w:r>
+        <w:t>endfor</w:t>
+      </w:r>
+      <w:proofErr w:type="spellEnd"/>
+      <w:r>
+        <w:t xml:space="preserve"> %}</w:t>
+      </w:r>
+      <w:r>
+        <w:t xml:space="preserve">{% if </w:t>
+      </w:r>
+      <w:proofErr w:type="spellStart"/>
+      <w:r>
+        <w:t>daftar_tugas|length</w:t>
+      </w:r>
+      <w:proofErr w:type="spellEnd"/>
+      <w:r>
+        <w:t xml:space="preserve"> == 0%}</w:t>
       </w:r>
       <w:r>
         <w:t>{% else %}</w:t>
@@ -3308,13 +3560,19 @@
     <w:p>
       <w:pPr>
         <w:pStyle w:val="Heading1"/>
+        <w:spacing w:after="120"/>
       </w:pPr>
       <w:bookmarkStart w:id="3" w:name="_Toc197688616"/>
       <w:bookmarkStart w:id="4" w:name="_Toc147849649"/>
       <w:r>
-        <w:t>Tugas Praktikum</w:t>
+        <w:t xml:space="preserve">Tugas </w:t>
+      </w:r>
+      <w:proofErr w:type="spellStart"/>
+      <w:r>
+        <w:t>Praktikum</w:t>
       </w:r>
       <w:bookmarkEnd w:id="3"/>
+      <w:proofErr w:type="spellEnd"/>
     </w:p>
     <w:p>
       <w:pPr>
@@ -3326,7 +3584,21 @@
         <w:rPr>
           <w:lang w:val="en-US"/>
         </w:rPr>
-        <w:t>{% for item in daftar_tugas %}</w:t>
+        <w:t xml:space="preserve">{% for item in </w:t>
+      </w:r>
+      <w:proofErr w:type="spellStart"/>
+      <w:r>
+        <w:rPr>
+          <w:lang w:val="en-US"/>
+        </w:rPr>
+        <w:t>daftar_tugas</w:t>
+      </w:r>
+      <w:proofErr w:type="spellEnd"/>
+      <w:r>
+        <w:rPr>
+          <w:lang w:val="en-US"/>
+        </w:rPr>
+        <w:t xml:space="preserve"> %}</w:t>
       </w:r>
     </w:p>
     <w:p>
@@ -3345,7 +3617,23 @@
         <w:t xml:space="preserve"> </w:t>
       </w:r>
       <w:r>
-        <w:t>{{ loop.index }} {{ item.judul_sub_bab }}</w:t>
+        <w:t xml:space="preserve">{{ </w:t>
+      </w:r>
+      <w:proofErr w:type="spellStart"/>
+      <w:r>
+        <w:t>loop.index</w:t>
+      </w:r>
+      <w:proofErr w:type="spellEnd"/>
+      <w:r>
+        <w:t xml:space="preserve"> }} {{ </w:t>
+      </w:r>
+      <w:proofErr w:type="spellStart"/>
+      <w:r>
+        <w:t>item.judul_sub_bab</w:t>
+      </w:r>
+      <w:proofErr w:type="spellEnd"/>
+      <w:r>
+        <w:t xml:space="preserve"> }}</w:t>
       </w:r>
     </w:p>
     <w:p>
@@ -3359,7 +3647,49 @@
         <w:rPr>
           <w:lang w:val="en-US"/>
         </w:rPr>
-        <w:t>{% if item.tipe == “3” %}{% for qa in item.qa_list %}</w:t>
+        <w:t xml:space="preserve">{% if </w:t>
+      </w:r>
+      <w:proofErr w:type="spellStart"/>
+      <w:r>
+        <w:rPr>
+          <w:lang w:val="en-US"/>
+        </w:rPr>
+        <w:t>item.tipe</w:t>
+      </w:r>
+      <w:proofErr w:type="spellEnd"/>
+      <w:r>
+        <w:rPr>
+          <w:lang w:val="en-US"/>
+        </w:rPr>
+        <w:t xml:space="preserve"> == “3” %}{% for </w:t>
+      </w:r>
+      <w:proofErr w:type="spellStart"/>
+      <w:r>
+        <w:rPr>
+          <w:lang w:val="en-US"/>
+        </w:rPr>
+        <w:t>qa</w:t>
+      </w:r>
+      <w:proofErr w:type="spellEnd"/>
+      <w:r>
+        <w:rPr>
+          <w:lang w:val="en-US"/>
+        </w:rPr>
+        <w:t xml:space="preserve"> in </w:t>
+      </w:r>
+      <w:proofErr w:type="spellStart"/>
+      <w:r>
+        <w:rPr>
+          <w:lang w:val="en-US"/>
+        </w:rPr>
+        <w:t>item.qa_list</w:t>
+      </w:r>
+      <w:proofErr w:type="spellEnd"/>
+      <w:r>
+        <w:rPr>
+          <w:lang w:val="en-US"/>
+        </w:rPr>
+        <w:t xml:space="preserve"> %}</w:t>
       </w:r>
     </w:p>
     <w:tbl>
@@ -3400,13 +3730,23 @@
               </w:rPr>
               <w:t xml:space="preserve">{{ </w:t>
             </w:r>
+            <w:proofErr w:type="spellStart"/>
             <w:r>
               <w:rPr>
                 <w:sz w:val="2"/>
                 <w:szCs w:val="2"/>
                 <w:lang w:val="en-US"/>
               </w:rPr>
-              <w:t xml:space="preserve">loop.index </w:t>
+              <w:t>loop.index</w:t>
+            </w:r>
+            <w:proofErr w:type="spellEnd"/>
+            <w:r>
+              <w:rPr>
+                <w:sz w:val="2"/>
+                <w:szCs w:val="2"/>
+                <w:lang w:val="en-US"/>
+              </w:rPr>
+              <w:t xml:space="preserve"> </w:t>
             </w:r>
             <w:r>
               <w:rPr>
@@ -3431,7 +3771,21 @@
               <w:rPr>
                 <w:lang w:val="en-US"/>
               </w:rPr>
-              <w:t>{{ qa.q }}</w:t>
+              <w:t xml:space="preserve">{{ </w:t>
+            </w:r>
+            <w:proofErr w:type="spellStart"/>
+            <w:r>
+              <w:rPr>
+                <w:lang w:val="en-US"/>
+              </w:rPr>
+              <w:t>qa.q</w:t>
+            </w:r>
+            <w:proofErr w:type="spellEnd"/>
+            <w:r>
+              <w:rPr>
+                <w:lang w:val="en-US"/>
+              </w:rPr>
+              <w:t xml:space="preserve"> }}</w:t>
             </w:r>
           </w:p>
           <w:p>
@@ -3442,13 +3796,23 @@
                 <w:lang w:val="en-US"/>
               </w:rPr>
             </w:pPr>
+            <w:proofErr w:type="spellStart"/>
             <w:r>
               <w:rPr>
                 <w:b/>
                 <w:bCs/>
                 <w:lang w:val="en-US"/>
               </w:rPr>
-              <w:t>Jawaban:</w:t>
+              <w:t>Jawaban</w:t>
+            </w:r>
+            <w:proofErr w:type="spellEnd"/>
+            <w:r>
+              <w:rPr>
+                <w:b/>
+                <w:bCs/>
+                <w:lang w:val="en-US"/>
+              </w:rPr>
+              <w:t>:</w:t>
             </w:r>
           </w:p>
           <w:p>
@@ -3456,7 +3820,15 @@
               <w:pStyle w:val="Text"/>
             </w:pPr>
             <w:r>
-              <w:t>{{ qa.a }}</w:t>
+              <w:t xml:space="preserve">{{ </w:t>
+            </w:r>
+            <w:proofErr w:type="spellStart"/>
+            <w:r>
+              <w:t>qa.a</w:t>
+            </w:r>
+            <w:proofErr w:type="spellEnd"/>
+            <w:r>
+              <w:t xml:space="preserve"> }}</w:t>
             </w:r>
           </w:p>
         </w:tc>
@@ -3473,7 +3845,21 @@
         <w:rPr>
           <w:lang w:val="en-US"/>
         </w:rPr>
-        <w:t>{% endfor %}{% else %}</w:t>
+        <w:t xml:space="preserve">{% </w:t>
+      </w:r>
+      <w:proofErr w:type="spellStart"/>
+      <w:r>
+        <w:rPr>
+          <w:lang w:val="en-US"/>
+        </w:rPr>
+        <w:t>endfor</w:t>
+      </w:r>
+      <w:proofErr w:type="spellEnd"/>
+      <w:r>
+        <w:rPr>
+          <w:lang w:val="en-US"/>
+        </w:rPr>
+        <w:t xml:space="preserve"> %}{% else %}</w:t>
       </w:r>
     </w:p>
     <w:p>
@@ -3483,9 +3869,10 @@
           <w:ilvl w:val="0"/>
           <w:numId w:val="0"/>
         </w:numPr>
-        <w:ind w:left="578" w:hanging="153"/>
-      </w:pPr>
-      <w:r>
+        <w:ind w:left="663" w:hanging="153"/>
+      </w:pPr>
+      <w:r>
+        <w:lastRenderedPageBreak/>
         <w:t>II</w:t>
       </w:r>
       <w:r>
@@ -3495,22 +3882,38 @@
         <w:t>.{{ loop.index }}.</w:t>
       </w:r>
       <w:r>
-        <w:t xml:space="preserve">A. {{ item.label_point_a }} </w:t>
+        <w:t xml:space="preserve">A. {{ </w:t>
+      </w:r>
+      <w:proofErr w:type="spellStart"/>
+      <w:r>
+        <w:t>item.label_point_a</w:t>
+      </w:r>
+      <w:proofErr w:type="spellEnd"/>
+      <w:r>
+        <w:t xml:space="preserve"> }} </w:t>
       </w:r>
     </w:p>
     <w:p>
       <w:pPr>
-        <w:ind w:left="1134"/>
+        <w:ind w:left="1191"/>
         <w:jc w:val="left"/>
       </w:pPr>
       <w:r>
         <w:t>{% if item.</w:t>
       </w:r>
+      <w:proofErr w:type="spellStart"/>
       <w:r>
         <w:rPr>
           <w:lang w:val="en-US"/>
         </w:rPr>
-        <w:t xml:space="preserve">tipe == “1” </w:t>
+        <w:t>tipe</w:t>
+      </w:r>
+      <w:proofErr w:type="spellEnd"/>
+      <w:r>
+        <w:rPr>
+          <w:lang w:val="en-US"/>
+        </w:rPr>
+        <w:t xml:space="preserve"> == “1” </w:t>
       </w:r>
       <w:r>
         <w:t>%}{% for k in item.list_kode %} {{ k.judul }}</w:t>
@@ -3519,15 +3922,24 @@
     <w:p>
       <w:pPr>
         <w:pStyle w:val="Code"/>
-        <w:ind w:left="1276"/>
-      </w:pPr>
-      <w:r>
-        <w:t>{{ k.isi }}</w:t>
+        <w:ind w:left="1366"/>
+        <w:jc w:val="left"/>
+      </w:pPr>
+      <w:r>
+        <w:t xml:space="preserve">{{ </w:t>
+      </w:r>
+      <w:proofErr w:type="spellStart"/>
+      <w:r>
+        <w:t>k.isi</w:t>
+      </w:r>
+      <w:proofErr w:type="spellEnd"/>
+      <w:r>
+        <w:t xml:space="preserve"> }}</w:t>
       </w:r>
     </w:p>
     <w:p>
       <w:pPr>
-        <w:ind w:left="1208"/>
+        <w:ind w:left="1247"/>
         <w:jc w:val="left"/>
       </w:pPr>
       <w:r>
@@ -3536,7 +3948,7 @@
     </w:p>
     <w:p>
       <w:pPr>
-        <w:ind w:left="1548" w:hanging="357"/>
+        <w:ind w:left="1604" w:hanging="357"/>
         <w:rPr>
           <w:lang w:val="en-US"/>
         </w:rPr>
@@ -3553,19 +3965,21 @@
       <w:r>
         <w:t>%}{% for baris in item.</w:t>
       </w:r>
+      <w:proofErr w:type="spellStart"/>
       <w:r>
         <w:rPr>
           <w:lang w:val="en-US"/>
         </w:rPr>
         <w:t>langkah_list</w:t>
       </w:r>
+      <w:proofErr w:type="spellEnd"/>
       <w:r>
         <w:t xml:space="preserve"> %}</w:t>
       </w:r>
     </w:p>
     <w:p>
       <w:pPr>
-        <w:ind w:left="1548" w:hanging="357"/>
+        <w:ind w:left="1604" w:hanging="357"/>
         <w:rPr>
           <w:lang w:val="en-US"/>
         </w:rPr>
@@ -3588,7 +4002,7 @@
           <w:numId w:val="0"/>
         </w:numPr>
         <w:spacing w:before="240"/>
-        <w:ind w:left="578" w:hanging="153"/>
+        <w:ind w:left="663" w:hanging="153"/>
       </w:pPr>
       <w:r>
         <w:t>II</w:t>
@@ -3600,12 +4014,20 @@
         <w:t>.{{ loop.index }}.</w:t>
       </w:r>
       <w:r>
-        <w:t xml:space="preserve">B. Tampilan Hasil </w:t>
+        <w:t xml:space="preserve">B. </w:t>
+      </w:r>
+      <w:proofErr w:type="spellStart"/>
+      <w:r>
+        <w:t>Tampilan</w:t>
+      </w:r>
+      <w:proofErr w:type="spellEnd"/>
+      <w:r>
+        <w:t xml:space="preserve"> Hasil </w:t>
       </w:r>
     </w:p>
     <w:p>
       <w:pPr>
-        <w:ind w:left="1077"/>
+        <w:ind w:left="1191"/>
         <w:rPr>
           <w:lang w:val="en-US"/>
         </w:rPr>
@@ -3614,7 +4036,49 @@
         <w:rPr>
           <w:lang w:val="en-US"/>
         </w:rPr>
-        <w:t>{% for gbr in item.list_gambar %} {{ gbr.objek_gambar }}</w:t>
+        <w:t xml:space="preserve">{% for </w:t>
+      </w:r>
+      <w:proofErr w:type="spellStart"/>
+      <w:r>
+        <w:rPr>
+          <w:lang w:val="en-US"/>
+        </w:rPr>
+        <w:t>gbr</w:t>
+      </w:r>
+      <w:proofErr w:type="spellEnd"/>
+      <w:r>
+        <w:rPr>
+          <w:lang w:val="en-US"/>
+        </w:rPr>
+        <w:t xml:space="preserve"> in </w:t>
+      </w:r>
+      <w:proofErr w:type="spellStart"/>
+      <w:r>
+        <w:rPr>
+          <w:lang w:val="en-US"/>
+        </w:rPr>
+        <w:t>item.list_gambar</w:t>
+      </w:r>
+      <w:proofErr w:type="spellEnd"/>
+      <w:r>
+        <w:rPr>
+          <w:lang w:val="en-US"/>
+        </w:rPr>
+        <w:t xml:space="preserve"> %} {{ </w:t>
+      </w:r>
+      <w:proofErr w:type="spellStart"/>
+      <w:r>
+        <w:rPr>
+          <w:lang w:val="en-US"/>
+        </w:rPr>
+        <w:t>gbr.objek_gambar</w:t>
+      </w:r>
+      <w:proofErr w:type="spellEnd"/>
+      <w:r>
+        <w:rPr>
+          <w:lang w:val="en-US"/>
+        </w:rPr>
+        <w:t xml:space="preserve"> }}</w:t>
       </w:r>
     </w:p>
     <w:p>
@@ -3638,17 +4102,9 @@
     </w:p>
     <w:p>
       <w:pPr>
-        <w:ind w:left="1021"/>
-        <w:rPr>
-          <w:sz w:val="6"/>
-          <w:szCs w:val="6"/>
-        </w:rPr>
-      </w:pPr>
-      <w:r>
-        <w:rPr>
-          <w:sz w:val="6"/>
-          <w:szCs w:val="6"/>
-        </w:rPr>
+        <w:ind w:left="1191"/>
+      </w:pPr>
+      <w:r>
         <w:t>{% endfor %}</w:t>
       </w:r>
     </w:p>
@@ -3659,7 +4115,7 @@
           <w:ilvl w:val="0"/>
           <w:numId w:val="0"/>
         </w:numPr>
-        <w:ind w:left="425"/>
+        <w:ind w:left="510"/>
       </w:pPr>
       <w:r>
         <w:t>II</w:t>
@@ -3676,7 +4132,7 @@
     </w:p>
     <w:p>
       <w:pPr>
-        <w:ind w:left="1191"/>
+        <w:ind w:left="1247"/>
       </w:pPr>
       <w:r>
         <w:t>{% for p in item.list_paragraf_analisa_tugas %}</w:t>
@@ -3684,7 +4140,7 @@
     </w:p>
     <w:p>
       <w:pPr>
-        <w:ind w:left="1191"/>
+        <w:ind w:left="1247"/>
       </w:pPr>
       <w:r>
         <w:t>{{ p.teks }}</w:t>
@@ -3692,7 +4148,7 @@
     </w:p>
     <w:p>
       <w:pPr>
-        <w:ind w:left="1191"/>
+        <w:ind w:left="1247"/>
         <w:rPr>
           <w:lang w:val="en-US"/>
         </w:rPr>
@@ -3704,7 +4160,21 @@
         <w:rPr>
           <w:lang w:val="en-US"/>
         </w:rPr>
-        <w:t xml:space="preserve"> {% endif %} {% endfor %}{% endif %}</w:t>
+        <w:t xml:space="preserve"> {% endif %} {% </w:t>
+      </w:r>
+      <w:proofErr w:type="spellStart"/>
+      <w:r>
+        <w:rPr>
+          <w:lang w:val="en-US"/>
+        </w:rPr>
+        <w:t>endfor</w:t>
+      </w:r>
+      <w:proofErr w:type="spellEnd"/>
+      <w:r>
+        <w:rPr>
+          <w:lang w:val="en-US"/>
+        </w:rPr>
+        <w:t xml:space="preserve"> %}{% endif %}</w:t>
       </w:r>
     </w:p>
     <w:p>
@@ -3766,7 +4236,7 @@
 </file>
 
 <file path=word/endnotes.xml><?xml version="1.0" encoding="utf-8"?>
-<w:endnotes xmlns:wpc="http://schemas.microsoft.com/office/word/2010/wordprocessingCanvas" xmlns:cx="http://schemas.microsoft.com/office/drawing/2014/chartex" xmlns:cx1="http://schemas.microsoft.com/office/drawing/2015/9/8/chartex" xmlns:cx2="http://schemas.microsoft.com/office/drawing/2015/10/21/chartex" xmlns:cx3="http://schemas.microsoft.com/office/drawing/2016/5/9/chartex" xmlns:cx4="http://schemas.microsoft.com/office/drawing/2016/5/10/chartex" xmlns:cx5="http://schemas.microsoft.com/office/drawing/2016/5/11/chartex" xmlns:cx6="http://schemas.microsoft.com/office/drawing/2016/5/12/chartex" xmlns:cx7="http://schemas.microsoft.com/office/drawing/2016/5/13/chartex" xmlns:cx8="http://schemas.microsoft.com/office/drawing/2016/5/14/chartex" xmlns:mc="http://schemas.openxmlformats.org/markup-compatibility/2006" xmlns:aink="http://schemas.microsoft.com/office/drawing/2016/ink" xmlns:am3d="http://schemas.microsoft.com/office/drawing/2017/model3d" xmlns:o="urn:schemas-microsoft-com:office:office" xmlns:r="http://schemas.openxmlformats.org/officeDocument/2006/relationships" xmlns:m="http://schemas.openxmlformats.org/officeDocument/2006/math" xmlns:v="urn:schemas-microsoft-com:vml" xmlns:wp14="http://schemas.microsoft.com/office/word/2010/wordprocessingDrawing" xmlns:wp="http://schemas.openxmlformats.org/drawingml/2006/wordprocessingDrawing" xmlns:w10="urn:schemas-microsoft-com:office:word" xmlns:w="http://schemas.openxmlformats.org/wordprocessingml/2006/main" xmlns:w14="http://schemas.microsoft.com/office/word/2010/wordml" xmlns:w15="http://schemas.microsoft.com/office/word/2012/wordml" xmlns:w16cex="http://schemas.microsoft.com/office/word/2018/wordml/cex" xmlns:w16cid="http://schemas.microsoft.com/office/word/2016/wordml/cid" xmlns:w16="http://schemas.microsoft.com/office/word/2018/wordml" xmlns:w16se="http://schemas.microsoft.com/office/word/2015/wordml/symex" xmlns:wpg="http://schemas.microsoft.com/office/word/2010/wordprocessingGroup" xmlns:wpi="http://schemas.microsoft.com/office/word/2010/wordprocessingInk" xmlns:wne="http://schemas.microsoft.com/office/word/2006/wordml" xmlns:wps="http://schemas.microsoft.com/office/word/2010/wordprocessingShape" mc:Ignorable="w14 w15 w16se w16cid w16 w16cex wp14">
+<w:endnotes xmlns:wpc="http://schemas.microsoft.com/office/word/2010/wordprocessingCanvas" xmlns:cx="http://schemas.microsoft.com/office/drawing/2014/chartex" xmlns:cx1="http://schemas.microsoft.com/office/drawing/2015/9/8/chartex" xmlns:cx2="http://schemas.microsoft.com/office/drawing/2015/10/21/chartex" xmlns:cx3="http://schemas.microsoft.com/office/drawing/2016/5/9/chartex" xmlns:cx4="http://schemas.microsoft.com/office/drawing/2016/5/10/chartex" xmlns:cx5="http://schemas.microsoft.com/office/drawing/2016/5/11/chartex" xmlns:cx6="http://schemas.microsoft.com/office/drawing/2016/5/12/chartex" xmlns:cx7="http://schemas.microsoft.com/office/drawing/2016/5/13/chartex" xmlns:cx8="http://schemas.microsoft.com/office/drawing/2016/5/14/chartex" xmlns:mc="http://schemas.openxmlformats.org/markup-compatibility/2006" xmlns:aink="http://schemas.microsoft.com/office/drawing/2016/ink" xmlns:am3d="http://schemas.microsoft.com/office/drawing/2017/model3d" xmlns:o="urn:schemas-microsoft-com:office:office" xmlns:oel="http://schemas.microsoft.com/office/2019/extlst" xmlns:r="http://schemas.openxmlformats.org/officeDocument/2006/relationships" xmlns:m="http://schemas.openxmlformats.org/officeDocument/2006/math" xmlns:v="urn:schemas-microsoft-com:vml" xmlns:wp14="http://schemas.microsoft.com/office/word/2010/wordprocessingDrawing" xmlns:wp="http://schemas.openxmlformats.org/drawingml/2006/wordprocessingDrawing" xmlns:w10="urn:schemas-microsoft-com:office:word" xmlns:w="http://schemas.openxmlformats.org/wordprocessingml/2006/main" xmlns:w14="http://schemas.microsoft.com/office/word/2010/wordml" xmlns:w15="http://schemas.microsoft.com/office/word/2012/wordml" xmlns:w16cex="http://schemas.microsoft.com/office/word/2018/wordml/cex" xmlns:w16cid="http://schemas.microsoft.com/office/word/2016/wordml/cid" xmlns:w16="http://schemas.microsoft.com/office/word/2018/wordml" xmlns:w16du="http://schemas.microsoft.com/office/word/2023/wordml/word16du" xmlns:w16sdtdh="http://schemas.microsoft.com/office/word/2020/wordml/sdtdatahash" xmlns:w16sdtfl="http://schemas.microsoft.com/office/word/2024/wordml/sdtformatlock" xmlns:w16se="http://schemas.microsoft.com/office/word/2015/wordml/symex" xmlns:wpg="http://schemas.microsoft.com/office/word/2010/wordprocessingGroup" xmlns:wpi="http://schemas.microsoft.com/office/word/2010/wordprocessingInk" xmlns:wne="http://schemas.microsoft.com/office/word/2006/wordml" xmlns:wps="http://schemas.microsoft.com/office/word/2010/wordprocessingShape" mc:Ignorable="w14 w15 w16se w16cid w16 w16cex w16sdtdh w16sdtfl w16du wp14">
   <w:endnote w:type="separator" w:id="-1">
     <w:p>
       <w:pPr>
@@ -3793,7 +4263,7 @@
 </file>
 
 <file path=word/footer1.xml><?xml version="1.0" encoding="utf-8"?>
-<w:ftr xmlns:wpc="http://schemas.microsoft.com/office/word/2010/wordprocessingCanvas" xmlns:cx="http://schemas.microsoft.com/office/drawing/2014/chartex" xmlns:cx1="http://schemas.microsoft.com/office/drawing/2015/9/8/chartex" xmlns:cx2="http://schemas.microsoft.com/office/drawing/2015/10/21/chartex" xmlns:cx3="http://schemas.microsoft.com/office/drawing/2016/5/9/chartex" xmlns:cx4="http://schemas.microsoft.com/office/drawing/2016/5/10/chartex" xmlns:cx5="http://schemas.microsoft.com/office/drawing/2016/5/11/chartex" xmlns:cx6="http://schemas.microsoft.com/office/drawing/2016/5/12/chartex" xmlns:cx7="http://schemas.microsoft.com/office/drawing/2016/5/13/chartex" xmlns:cx8="http://schemas.microsoft.com/office/drawing/2016/5/14/chartex" xmlns:mc="http://schemas.openxmlformats.org/markup-compatibility/2006" xmlns:aink="http://schemas.microsoft.com/office/drawing/2016/ink" xmlns:am3d="http://schemas.microsoft.com/office/drawing/2017/model3d" xmlns:o="urn:schemas-microsoft-com:office:office" xmlns:r="http://schemas.openxmlformats.org/officeDocument/2006/relationships" xmlns:m="http://schemas.openxmlformats.org/officeDocument/2006/math" xmlns:v="urn:schemas-microsoft-com:vml" xmlns:wp14="http://schemas.microsoft.com/office/word/2010/wordprocessingDrawing" xmlns:wp="http://schemas.openxmlformats.org/drawingml/2006/wordprocessingDrawing" xmlns:w10="urn:schemas-microsoft-com:office:word" xmlns:w="http://schemas.openxmlformats.org/wordprocessingml/2006/main" xmlns:w14="http://schemas.microsoft.com/office/word/2010/wordml" xmlns:w15="http://schemas.microsoft.com/office/word/2012/wordml" xmlns:w16cex="http://schemas.microsoft.com/office/word/2018/wordml/cex" xmlns:w16cid="http://schemas.microsoft.com/office/word/2016/wordml/cid" xmlns:w16="http://schemas.microsoft.com/office/word/2018/wordml" xmlns:w16se="http://schemas.microsoft.com/office/word/2015/wordml/symex" xmlns:wpg="http://schemas.microsoft.com/office/word/2010/wordprocessingGroup" xmlns:wpi="http://schemas.microsoft.com/office/word/2010/wordprocessingInk" xmlns:wne="http://schemas.microsoft.com/office/word/2006/wordml" xmlns:wps="http://schemas.microsoft.com/office/word/2010/wordprocessingShape" mc:Ignorable="w14 w15 w16se w16cid w16 w16cex wp14">
+<w:ftr xmlns:wpc="http://schemas.microsoft.com/office/word/2010/wordprocessingCanvas" xmlns:cx="http://schemas.microsoft.com/office/drawing/2014/chartex" xmlns:cx1="http://schemas.microsoft.com/office/drawing/2015/9/8/chartex" xmlns:cx2="http://schemas.microsoft.com/office/drawing/2015/10/21/chartex" xmlns:cx3="http://schemas.microsoft.com/office/drawing/2016/5/9/chartex" xmlns:cx4="http://schemas.microsoft.com/office/drawing/2016/5/10/chartex" xmlns:cx5="http://schemas.microsoft.com/office/drawing/2016/5/11/chartex" xmlns:cx6="http://schemas.microsoft.com/office/drawing/2016/5/12/chartex" xmlns:cx7="http://schemas.microsoft.com/office/drawing/2016/5/13/chartex" xmlns:cx8="http://schemas.microsoft.com/office/drawing/2016/5/14/chartex" xmlns:mc="http://schemas.openxmlformats.org/markup-compatibility/2006" xmlns:aink="http://schemas.microsoft.com/office/drawing/2016/ink" xmlns:am3d="http://schemas.microsoft.com/office/drawing/2017/model3d" xmlns:o="urn:schemas-microsoft-com:office:office" xmlns:oel="http://schemas.microsoft.com/office/2019/extlst" xmlns:r="http://schemas.openxmlformats.org/officeDocument/2006/relationships" xmlns:m="http://schemas.openxmlformats.org/officeDocument/2006/math" xmlns:v="urn:schemas-microsoft-com:vml" xmlns:wp14="http://schemas.microsoft.com/office/word/2010/wordprocessingDrawing" xmlns:wp="http://schemas.openxmlformats.org/drawingml/2006/wordprocessingDrawing" xmlns:w10="urn:schemas-microsoft-com:office:word" xmlns:w="http://schemas.openxmlformats.org/wordprocessingml/2006/main" xmlns:w14="http://schemas.microsoft.com/office/word/2010/wordml" xmlns:w15="http://schemas.microsoft.com/office/word/2012/wordml" xmlns:w16cex="http://schemas.microsoft.com/office/word/2018/wordml/cex" xmlns:w16cid="http://schemas.microsoft.com/office/word/2016/wordml/cid" xmlns:w16="http://schemas.microsoft.com/office/word/2018/wordml" xmlns:w16du="http://schemas.microsoft.com/office/word/2023/wordml/word16du" xmlns:w16sdtdh="http://schemas.microsoft.com/office/word/2020/wordml/sdtdatahash" xmlns:w16sdtfl="http://schemas.microsoft.com/office/word/2024/wordml/sdtformatlock" xmlns:w16se="http://schemas.microsoft.com/office/word/2015/wordml/symex" xmlns:wpg="http://schemas.microsoft.com/office/word/2010/wordprocessingGroup" xmlns:wpi="http://schemas.microsoft.com/office/word/2010/wordprocessingInk" xmlns:wne="http://schemas.microsoft.com/office/word/2006/wordml" xmlns:wps="http://schemas.microsoft.com/office/word/2010/wordprocessingShape" mc:Ignorable="w14 w15 w16se w16cid w16 w16cex w16sdtdh w16sdtfl w16du wp14">
   <w:sdt>
     <w:sdtPr>
       <w:id w:val="-517623792"/>
@@ -3842,7 +4312,7 @@
 </file>
 
 <file path=word/footer2.xml><?xml version="1.0" encoding="utf-8"?>
-<w:ftr xmlns:wpc="http://schemas.microsoft.com/office/word/2010/wordprocessingCanvas" xmlns:cx="http://schemas.microsoft.com/office/drawing/2014/chartex" xmlns:cx1="http://schemas.microsoft.com/office/drawing/2015/9/8/chartex" xmlns:cx2="http://schemas.microsoft.com/office/drawing/2015/10/21/chartex" xmlns:cx3="http://schemas.microsoft.com/office/drawing/2016/5/9/chartex" xmlns:cx4="http://schemas.microsoft.com/office/drawing/2016/5/10/chartex" xmlns:cx5="http://schemas.microsoft.com/office/drawing/2016/5/11/chartex" xmlns:cx6="http://schemas.microsoft.com/office/drawing/2016/5/12/chartex" xmlns:cx7="http://schemas.microsoft.com/office/drawing/2016/5/13/chartex" xmlns:cx8="http://schemas.microsoft.com/office/drawing/2016/5/14/chartex" xmlns:mc="http://schemas.openxmlformats.org/markup-compatibility/2006" xmlns:aink="http://schemas.microsoft.com/office/drawing/2016/ink" xmlns:am3d="http://schemas.microsoft.com/office/drawing/2017/model3d" xmlns:o="urn:schemas-microsoft-com:office:office" xmlns:r="http://schemas.openxmlformats.org/officeDocument/2006/relationships" xmlns:m="http://schemas.openxmlformats.org/officeDocument/2006/math" xmlns:v="urn:schemas-microsoft-com:vml" xmlns:wp14="http://schemas.microsoft.com/office/word/2010/wordprocessingDrawing" xmlns:wp="http://schemas.openxmlformats.org/drawingml/2006/wordprocessingDrawing" xmlns:w10="urn:schemas-microsoft-com:office:word" xmlns:w="http://schemas.openxmlformats.org/wordprocessingml/2006/main" xmlns:w14="http://schemas.microsoft.com/office/word/2010/wordml" xmlns:w15="http://schemas.microsoft.com/office/word/2012/wordml" xmlns:w16cex="http://schemas.microsoft.com/office/word/2018/wordml/cex" xmlns:w16cid="http://schemas.microsoft.com/office/word/2016/wordml/cid" xmlns:w16="http://schemas.microsoft.com/office/word/2018/wordml" xmlns:w16se="http://schemas.microsoft.com/office/word/2015/wordml/symex" xmlns:wpg="http://schemas.microsoft.com/office/word/2010/wordprocessingGroup" xmlns:wpi="http://schemas.microsoft.com/office/word/2010/wordprocessingInk" xmlns:wne="http://schemas.microsoft.com/office/word/2006/wordml" xmlns:wps="http://schemas.microsoft.com/office/word/2010/wordprocessingShape" mc:Ignorable="w14 w15 w16se w16cid w16 w16cex wp14">
+<w:ftr xmlns:wpc="http://schemas.microsoft.com/office/word/2010/wordprocessingCanvas" xmlns:cx="http://schemas.microsoft.com/office/drawing/2014/chartex" xmlns:cx1="http://schemas.microsoft.com/office/drawing/2015/9/8/chartex" xmlns:cx2="http://schemas.microsoft.com/office/drawing/2015/10/21/chartex" xmlns:cx3="http://schemas.microsoft.com/office/drawing/2016/5/9/chartex" xmlns:cx4="http://schemas.microsoft.com/office/drawing/2016/5/10/chartex" xmlns:cx5="http://schemas.microsoft.com/office/drawing/2016/5/11/chartex" xmlns:cx6="http://schemas.microsoft.com/office/drawing/2016/5/12/chartex" xmlns:cx7="http://schemas.microsoft.com/office/drawing/2016/5/13/chartex" xmlns:cx8="http://schemas.microsoft.com/office/drawing/2016/5/14/chartex" xmlns:mc="http://schemas.openxmlformats.org/markup-compatibility/2006" xmlns:aink="http://schemas.microsoft.com/office/drawing/2016/ink" xmlns:am3d="http://schemas.microsoft.com/office/drawing/2017/model3d" xmlns:o="urn:schemas-microsoft-com:office:office" xmlns:oel="http://schemas.microsoft.com/office/2019/extlst" xmlns:r="http://schemas.openxmlformats.org/officeDocument/2006/relationships" xmlns:m="http://schemas.openxmlformats.org/officeDocument/2006/math" xmlns:v="urn:schemas-microsoft-com:vml" xmlns:wp14="http://schemas.microsoft.com/office/word/2010/wordprocessingDrawing" xmlns:wp="http://schemas.openxmlformats.org/drawingml/2006/wordprocessingDrawing" xmlns:w10="urn:schemas-microsoft-com:office:word" xmlns:w="http://schemas.openxmlformats.org/wordprocessingml/2006/main" xmlns:w14="http://schemas.microsoft.com/office/word/2010/wordml" xmlns:w15="http://schemas.microsoft.com/office/word/2012/wordml" xmlns:w16cex="http://schemas.microsoft.com/office/word/2018/wordml/cex" xmlns:w16cid="http://schemas.microsoft.com/office/word/2016/wordml/cid" xmlns:w16="http://schemas.microsoft.com/office/word/2018/wordml" xmlns:w16du="http://schemas.microsoft.com/office/word/2023/wordml/word16du" xmlns:w16sdtdh="http://schemas.microsoft.com/office/word/2020/wordml/sdtdatahash" xmlns:w16sdtfl="http://schemas.microsoft.com/office/word/2024/wordml/sdtformatlock" xmlns:w16se="http://schemas.microsoft.com/office/word/2015/wordml/symex" xmlns:wpg="http://schemas.microsoft.com/office/word/2010/wordprocessingGroup" xmlns:wpi="http://schemas.microsoft.com/office/word/2010/wordprocessingInk" xmlns:wne="http://schemas.microsoft.com/office/word/2006/wordml" xmlns:wps="http://schemas.microsoft.com/office/word/2010/wordprocessingShape" mc:Ignorable="w14 w15 w16se w16cid w16 w16cex w16sdtdh w16sdtfl w16du wp14">
   <w:sdt>
     <w:sdtPr>
       <w:id w:val="-234937495"/>
@@ -3891,7 +4361,7 @@
 </file>
 
 <file path=word/footnotes.xml><?xml version="1.0" encoding="utf-8"?>
-<w:footnotes xmlns:wpc="http://schemas.microsoft.com/office/word/2010/wordprocessingCanvas" xmlns:cx="http://schemas.microsoft.com/office/drawing/2014/chartex" xmlns:cx1="http://schemas.microsoft.com/office/drawing/2015/9/8/chartex" xmlns:cx2="http://schemas.microsoft.com/office/drawing/2015/10/21/chartex" xmlns:cx3="http://schemas.microsoft.com/office/drawing/2016/5/9/chartex" xmlns:cx4="http://schemas.microsoft.com/office/drawing/2016/5/10/chartex" xmlns:cx5="http://schemas.microsoft.com/office/drawing/2016/5/11/chartex" xmlns:cx6="http://schemas.microsoft.com/office/drawing/2016/5/12/chartex" xmlns:cx7="http://schemas.microsoft.com/office/drawing/2016/5/13/chartex" xmlns:cx8="http://schemas.microsoft.com/office/drawing/2016/5/14/chartex" xmlns:mc="http://schemas.openxmlformats.org/markup-compatibility/2006" xmlns:aink="http://schemas.microsoft.com/office/drawing/2016/ink" xmlns:am3d="http://schemas.microsoft.com/office/drawing/2017/model3d" xmlns:o="urn:schemas-microsoft-com:office:office" xmlns:r="http://schemas.openxmlformats.org/officeDocument/2006/relationships" xmlns:m="http://schemas.openxmlformats.org/officeDocument/2006/math" xmlns:v="urn:schemas-microsoft-com:vml" xmlns:wp14="http://schemas.microsoft.com/office/word/2010/wordprocessingDrawing" xmlns:wp="http://schemas.openxmlformats.org/drawingml/2006/wordprocessingDrawing" xmlns:w10="urn:schemas-microsoft-com:office:word" xmlns:w="http://schemas.openxmlformats.org/wordprocessingml/2006/main" xmlns:w14="http://schemas.microsoft.com/office/word/2010/wordml" xmlns:w15="http://schemas.microsoft.com/office/word/2012/wordml" xmlns:w16cex="http://schemas.microsoft.com/office/word/2018/wordml/cex" xmlns:w16cid="http://schemas.microsoft.com/office/word/2016/wordml/cid" xmlns:w16="http://schemas.microsoft.com/office/word/2018/wordml" xmlns:w16se="http://schemas.microsoft.com/office/word/2015/wordml/symex" xmlns:wpg="http://schemas.microsoft.com/office/word/2010/wordprocessingGroup" xmlns:wpi="http://schemas.microsoft.com/office/word/2010/wordprocessingInk" xmlns:wne="http://schemas.microsoft.com/office/word/2006/wordml" xmlns:wps="http://schemas.microsoft.com/office/word/2010/wordprocessingShape" mc:Ignorable="w14 w15 w16se w16cid w16 w16cex wp14">
+<w:footnotes xmlns:wpc="http://schemas.microsoft.com/office/word/2010/wordprocessingCanvas" xmlns:cx="http://schemas.microsoft.com/office/drawing/2014/chartex" xmlns:cx1="http://schemas.microsoft.com/office/drawing/2015/9/8/chartex" xmlns:cx2="http://schemas.microsoft.com/office/drawing/2015/10/21/chartex" xmlns:cx3="http://schemas.microsoft.com/office/drawing/2016/5/9/chartex" xmlns:cx4="http://schemas.microsoft.com/office/drawing/2016/5/10/chartex" xmlns:cx5="http://schemas.microsoft.com/office/drawing/2016/5/11/chartex" xmlns:cx6="http://schemas.microsoft.com/office/drawing/2016/5/12/chartex" xmlns:cx7="http://schemas.microsoft.com/office/drawing/2016/5/13/chartex" xmlns:cx8="http://schemas.microsoft.com/office/drawing/2016/5/14/chartex" xmlns:mc="http://schemas.openxmlformats.org/markup-compatibility/2006" xmlns:aink="http://schemas.microsoft.com/office/drawing/2016/ink" xmlns:am3d="http://schemas.microsoft.com/office/drawing/2017/model3d" xmlns:o="urn:schemas-microsoft-com:office:office" xmlns:oel="http://schemas.microsoft.com/office/2019/extlst" xmlns:r="http://schemas.openxmlformats.org/officeDocument/2006/relationships" xmlns:m="http://schemas.openxmlformats.org/officeDocument/2006/math" xmlns:v="urn:schemas-microsoft-com:vml" xmlns:wp14="http://schemas.microsoft.com/office/word/2010/wordprocessingDrawing" xmlns:wp="http://schemas.openxmlformats.org/drawingml/2006/wordprocessingDrawing" xmlns:w10="urn:schemas-microsoft-com:office:word" xmlns:w="http://schemas.openxmlformats.org/wordprocessingml/2006/main" xmlns:w14="http://schemas.microsoft.com/office/word/2010/wordml" xmlns:w15="http://schemas.microsoft.com/office/word/2012/wordml" xmlns:w16cex="http://schemas.microsoft.com/office/word/2018/wordml/cex" xmlns:w16cid="http://schemas.microsoft.com/office/word/2016/wordml/cid" xmlns:w16="http://schemas.microsoft.com/office/word/2018/wordml" xmlns:w16du="http://schemas.microsoft.com/office/word/2023/wordml/word16du" xmlns:w16sdtdh="http://schemas.microsoft.com/office/word/2020/wordml/sdtdatahash" xmlns:w16sdtfl="http://schemas.microsoft.com/office/word/2024/wordml/sdtformatlock" xmlns:w16se="http://schemas.microsoft.com/office/word/2015/wordml/symex" xmlns:wpg="http://schemas.microsoft.com/office/word/2010/wordprocessingGroup" xmlns:wpi="http://schemas.microsoft.com/office/word/2010/wordprocessingInk" xmlns:wne="http://schemas.microsoft.com/office/word/2006/wordml" xmlns:wps="http://schemas.microsoft.com/office/word/2010/wordprocessingShape" mc:Ignorable="w14 w15 w16se w16cid w16 w16cex w16sdtdh w16sdtfl w16du wp14">
   <w:footnote w:type="separator" w:id="-1">
     <w:p>
       <w:pPr>
@@ -3918,7 +4388,7 @@
 </file>
 
 <file path=word/numbering.xml><?xml version="1.0" encoding="utf-8"?>
-<w:numbering xmlns:wpc="http://schemas.microsoft.com/office/word/2010/wordprocessingCanvas" xmlns:cx="http://schemas.microsoft.com/office/drawing/2014/chartex" xmlns:cx1="http://schemas.microsoft.com/office/drawing/2015/9/8/chartex" xmlns:cx2="http://schemas.microsoft.com/office/drawing/2015/10/21/chartex" xmlns:cx3="http://schemas.microsoft.com/office/drawing/2016/5/9/chartex" xmlns:cx4="http://schemas.microsoft.com/office/drawing/2016/5/10/chartex" xmlns:cx5="http://schemas.microsoft.com/office/drawing/2016/5/11/chartex" xmlns:cx6="http://schemas.microsoft.com/office/drawing/2016/5/12/chartex" xmlns:cx7="http://schemas.microsoft.com/office/drawing/2016/5/13/chartex" xmlns:cx8="http://schemas.microsoft.com/office/drawing/2016/5/14/chartex" xmlns:mc="http://schemas.openxmlformats.org/markup-compatibility/2006" xmlns:aink="http://schemas.microsoft.com/office/drawing/2016/ink" xmlns:am3d="http://schemas.microsoft.com/office/drawing/2017/model3d" xmlns:o="urn:schemas-microsoft-com:office:office" xmlns:r="http://schemas.openxmlformats.org/officeDocument/2006/relationships" xmlns:m="http://schemas.openxmlformats.org/officeDocument/2006/math" xmlns:v="urn:schemas-microsoft-com:vml" xmlns:wp14="http://schemas.microsoft.com/office/word/2010/wordprocessingDrawing" xmlns:wp="http://schemas.openxmlformats.org/drawingml/2006/wordprocessingDrawing" xmlns:w10="urn:schemas-microsoft-com:office:word" xmlns:w="http://schemas.openxmlformats.org/wordprocessingml/2006/main" xmlns:w14="http://schemas.microsoft.com/office/word/2010/wordml" xmlns:w15="http://schemas.microsoft.com/office/word/2012/wordml" xmlns:w16cex="http://schemas.microsoft.com/office/word/2018/wordml/cex" xmlns:w16cid="http://schemas.microsoft.com/office/word/2016/wordml/cid" xmlns:w16="http://schemas.microsoft.com/office/word/2018/wordml" xmlns:w16se="http://schemas.microsoft.com/office/word/2015/wordml/symex" xmlns:wpg="http://schemas.microsoft.com/office/word/2010/wordprocessingGroup" xmlns:wpi="http://schemas.microsoft.com/office/word/2010/wordprocessingInk" xmlns:wne="http://schemas.microsoft.com/office/word/2006/wordml" xmlns:wps="http://schemas.microsoft.com/office/word/2010/wordprocessingShape" mc:Ignorable="w14 w15 w16se w16cid w16 w16cex wp14">
+<w:numbering xmlns:wpc="http://schemas.microsoft.com/office/word/2010/wordprocessingCanvas" xmlns:cx="http://schemas.microsoft.com/office/drawing/2014/chartex" xmlns:cx1="http://schemas.microsoft.com/office/drawing/2015/9/8/chartex" xmlns:cx2="http://schemas.microsoft.com/office/drawing/2015/10/21/chartex" xmlns:cx3="http://schemas.microsoft.com/office/drawing/2016/5/9/chartex" xmlns:cx4="http://schemas.microsoft.com/office/drawing/2016/5/10/chartex" xmlns:cx5="http://schemas.microsoft.com/office/drawing/2016/5/11/chartex" xmlns:cx6="http://schemas.microsoft.com/office/drawing/2016/5/12/chartex" xmlns:cx7="http://schemas.microsoft.com/office/drawing/2016/5/13/chartex" xmlns:cx8="http://schemas.microsoft.com/office/drawing/2016/5/14/chartex" xmlns:mc="http://schemas.openxmlformats.org/markup-compatibility/2006" xmlns:aink="http://schemas.microsoft.com/office/drawing/2016/ink" xmlns:am3d="http://schemas.microsoft.com/office/drawing/2017/model3d" xmlns:o="urn:schemas-microsoft-com:office:office" xmlns:oel="http://schemas.microsoft.com/office/2019/extlst" xmlns:r="http://schemas.openxmlformats.org/officeDocument/2006/relationships" xmlns:m="http://schemas.openxmlformats.org/officeDocument/2006/math" xmlns:v="urn:schemas-microsoft-com:vml" xmlns:wp14="http://schemas.microsoft.com/office/word/2010/wordprocessingDrawing" xmlns:wp="http://schemas.openxmlformats.org/drawingml/2006/wordprocessingDrawing" xmlns:w10="urn:schemas-microsoft-com:office:word" xmlns:w="http://schemas.openxmlformats.org/wordprocessingml/2006/main" xmlns:w14="http://schemas.microsoft.com/office/word/2010/wordml" xmlns:w15="http://schemas.microsoft.com/office/word/2012/wordml" xmlns:w16cex="http://schemas.microsoft.com/office/word/2018/wordml/cex" xmlns:w16cid="http://schemas.microsoft.com/office/word/2016/wordml/cid" xmlns:w16="http://schemas.microsoft.com/office/word/2018/wordml" xmlns:w16du="http://schemas.microsoft.com/office/word/2023/wordml/word16du" xmlns:w16sdtdh="http://schemas.microsoft.com/office/word/2020/wordml/sdtdatahash" xmlns:w16sdtfl="http://schemas.microsoft.com/office/word/2024/wordml/sdtformatlock" xmlns:w16se="http://schemas.microsoft.com/office/word/2015/wordml/symex" xmlns:wpg="http://schemas.microsoft.com/office/word/2010/wordprocessingGroup" xmlns:wpi="http://schemas.microsoft.com/office/word/2010/wordprocessingInk" xmlns:wne="http://schemas.microsoft.com/office/word/2006/wordml" xmlns:wps="http://schemas.microsoft.com/office/word/2010/wordprocessingShape" mc:Ignorable="w14 w15 w16se w16cid w16 w16cex w16sdtdh w16sdtfl w16du wp14">
   <w:abstractNum w:abstractNumId="0" w15:restartNumberingAfterBreak="0">
     <w:nsid w:val="01344BC1"/>
     <w:multiLevelType w:val="hybridMultilevel"/>
@@ -6918,106 +7388,106 @@
       </w:pPr>
     </w:lvl>
   </w:abstractNum>
-  <w:num w:numId="1">
+  <w:num w:numId="1" w16cid:durableId="1682511691">
     <w:abstractNumId w:val="31"/>
   </w:num>
-  <w:num w:numId="2">
+  <w:num w:numId="2" w16cid:durableId="2032609344">
     <w:abstractNumId w:val="25"/>
   </w:num>
-  <w:num w:numId="3">
+  <w:num w:numId="3" w16cid:durableId="1936940783">
     <w:abstractNumId w:val="10"/>
   </w:num>
-  <w:num w:numId="4">
+  <w:num w:numId="4" w16cid:durableId="769356308">
     <w:abstractNumId w:val="9"/>
   </w:num>
-  <w:num w:numId="5">
+  <w:num w:numId="5" w16cid:durableId="1487093862">
     <w:abstractNumId w:val="22"/>
   </w:num>
-  <w:num w:numId="6">
+  <w:num w:numId="6" w16cid:durableId="1572883370">
     <w:abstractNumId w:val="2"/>
   </w:num>
-  <w:num w:numId="7">
+  <w:num w:numId="7" w16cid:durableId="544758890">
     <w:abstractNumId w:val="32"/>
   </w:num>
-  <w:num w:numId="8">
+  <w:num w:numId="8" w16cid:durableId="1285111919">
     <w:abstractNumId w:val="7"/>
   </w:num>
-  <w:num w:numId="9">
+  <w:num w:numId="9" w16cid:durableId="1384863598">
     <w:abstractNumId w:val="0"/>
   </w:num>
-  <w:num w:numId="10">
+  <w:num w:numId="10" w16cid:durableId="1832335355">
     <w:abstractNumId w:val="1"/>
   </w:num>
-  <w:num w:numId="11">
+  <w:num w:numId="11" w16cid:durableId="1958484675">
     <w:abstractNumId w:val="14"/>
   </w:num>
-  <w:num w:numId="12">
+  <w:num w:numId="12" w16cid:durableId="1886672944">
     <w:abstractNumId w:val="21"/>
   </w:num>
-  <w:num w:numId="13">
+  <w:num w:numId="13" w16cid:durableId="1911377699">
     <w:abstractNumId w:val="17"/>
   </w:num>
-  <w:num w:numId="14">
+  <w:num w:numId="14" w16cid:durableId="750128335">
     <w:abstractNumId w:val="30"/>
   </w:num>
-  <w:num w:numId="15">
+  <w:num w:numId="15" w16cid:durableId="2138715381">
     <w:abstractNumId w:val="28"/>
   </w:num>
-  <w:num w:numId="16">
+  <w:num w:numId="16" w16cid:durableId="2088845672">
     <w:abstractNumId w:val="4"/>
   </w:num>
-  <w:num w:numId="17">
+  <w:num w:numId="17" w16cid:durableId="543641009">
     <w:abstractNumId w:val="3"/>
   </w:num>
-  <w:num w:numId="18">
+  <w:num w:numId="18" w16cid:durableId="523785565">
     <w:abstractNumId w:val="26"/>
   </w:num>
-  <w:num w:numId="19">
+  <w:num w:numId="19" w16cid:durableId="444008506">
     <w:abstractNumId w:val="19"/>
   </w:num>
-  <w:num w:numId="20">
+  <w:num w:numId="20" w16cid:durableId="166485882">
     <w:abstractNumId w:val="15"/>
   </w:num>
-  <w:num w:numId="21">
+  <w:num w:numId="21" w16cid:durableId="1039360351">
     <w:abstractNumId w:val="5"/>
   </w:num>
-  <w:num w:numId="22">
+  <w:num w:numId="22" w16cid:durableId="792020348">
     <w:abstractNumId w:val="6"/>
   </w:num>
-  <w:num w:numId="23">
+  <w:num w:numId="23" w16cid:durableId="704452901">
     <w:abstractNumId w:val="20"/>
   </w:num>
-  <w:num w:numId="24">
+  <w:num w:numId="24" w16cid:durableId="357699425">
     <w:abstractNumId w:val="13"/>
   </w:num>
-  <w:num w:numId="25">
+  <w:num w:numId="25" w16cid:durableId="1212307053">
     <w:abstractNumId w:val="18"/>
   </w:num>
-  <w:num w:numId="26">
+  <w:num w:numId="26" w16cid:durableId="1648511375">
     <w:abstractNumId w:val="11"/>
   </w:num>
-  <w:num w:numId="27">
+  <w:num w:numId="27" w16cid:durableId="1647313908">
     <w:abstractNumId w:val="27"/>
   </w:num>
-  <w:num w:numId="28">
+  <w:num w:numId="28" w16cid:durableId="2101682248">
     <w:abstractNumId w:val="23"/>
   </w:num>
-  <w:num w:numId="29">
+  <w:num w:numId="29" w16cid:durableId="1631937274">
     <w:abstractNumId w:val="16"/>
   </w:num>
-  <w:num w:numId="30">
+  <w:num w:numId="30" w16cid:durableId="278879858">
     <w:abstractNumId w:val="24"/>
   </w:num>
-  <w:num w:numId="31">
+  <w:num w:numId="31" w16cid:durableId="1955094542">
     <w:abstractNumId w:val="33"/>
   </w:num>
-  <w:num w:numId="32">
+  <w:num w:numId="32" w16cid:durableId="1239369044">
     <w:abstractNumId w:val="12"/>
   </w:num>
-  <w:num w:numId="33">
+  <w:num w:numId="33" w16cid:durableId="181363948">
     <w:abstractNumId w:val="8"/>
   </w:num>
-  <w:num w:numId="34">
+  <w:num w:numId="34" w16cid:durableId="623733193">
     <w:abstractNumId w:val="29"/>
   </w:num>
   <w:numIdMacAtCleanup w:val="2"/>
@@ -7025,7 +7495,7 @@
 </file>
 
 <file path=word/styles.xml><?xml version="1.0" encoding="utf-8"?>
-<w:styles xmlns:mc="http://schemas.openxmlformats.org/markup-compatibility/2006" xmlns:r="http://schemas.openxmlformats.org/officeDocument/2006/relationships" xmlns:w="http://schemas.openxmlformats.org/wordprocessingml/2006/main" xmlns:w14="http://schemas.microsoft.com/office/word/2010/wordml" xmlns:w15="http://schemas.microsoft.com/office/word/2012/wordml" xmlns:w16cex="http://schemas.microsoft.com/office/word/2018/wordml/cex" xmlns:w16cid="http://schemas.microsoft.com/office/word/2016/wordml/cid" xmlns:w16="http://schemas.microsoft.com/office/word/2018/wordml" xmlns:w16se="http://schemas.microsoft.com/office/word/2015/wordml/symex" mc:Ignorable="w14 w15 w16se w16cid w16 w16cex">
+<w:styles xmlns:mc="http://schemas.openxmlformats.org/markup-compatibility/2006" xmlns:r="http://schemas.openxmlformats.org/officeDocument/2006/relationships" xmlns:w="http://schemas.openxmlformats.org/wordprocessingml/2006/main" xmlns:w14="http://schemas.microsoft.com/office/word/2010/wordml" xmlns:w15="http://schemas.microsoft.com/office/word/2012/wordml" xmlns:w16cex="http://schemas.microsoft.com/office/word/2018/wordml/cex" xmlns:w16cid="http://schemas.microsoft.com/office/word/2016/wordml/cid" xmlns:w16="http://schemas.microsoft.com/office/word/2018/wordml" xmlns:w16du="http://schemas.microsoft.com/office/word/2023/wordml/word16du" xmlns:w16sdtdh="http://schemas.microsoft.com/office/word/2020/wordml/sdtdatahash" xmlns:w16sdtfl="http://schemas.microsoft.com/office/word/2024/wordml/sdtformatlock" xmlns:w16se="http://schemas.microsoft.com/office/word/2015/wordml/symex" mc:Ignorable="w14 w15 w16se w16cid w16 w16cex w16sdtdh w16sdtfl w16du">
   <w:docDefaults>
     <w:rPrDefault>
       <w:rPr>

--- a/kuliah/DocumentGenerator_Laporan_Praktikum/src/templates/format-2.docx
+++ b/kuliah/DocumentGenerator_Laporan_Praktikum/src/templates/format-2.docx
@@ -3228,7 +3228,8 @@
     <w:p>
       <w:pPr>
         <w:pStyle w:val="Text"/>
-        <w:ind w:left="1021"/>
+        <w:spacing w:after="0"/>
+        <w:ind w:left="964"/>
       </w:pPr>
       <w:r>
         <w:t xml:space="preserve">{% if </w:t>
@@ -3261,6 +3262,7 @@
     <w:p>
       <w:pPr>
         <w:pStyle w:val="Code"/>
+        <w:spacing w:after="0"/>
         <w:ind w:left="1134"/>
         <w:jc w:val="left"/>
       </w:pPr>
@@ -3279,6 +3281,7 @@
     <w:p>
       <w:pPr>
         <w:pStyle w:val="Text"/>
+        <w:spacing w:after="0"/>
         <w:ind w:left="1021"/>
       </w:pPr>
       <w:r>
@@ -3296,6 +3299,7 @@
     <w:p>
       <w:pPr>
         <w:pStyle w:val="Text"/>
+        <w:spacing w:after="0"/>
         <w:ind w:left="1021"/>
       </w:pPr>
       <w:r>
@@ -3313,6 +3317,7 @@
     <w:p>
       <w:pPr>
         <w:pStyle w:val="Text"/>
+        <w:spacing w:after="0"/>
         <w:ind w:left="1021"/>
       </w:pPr>
       <w:r>
@@ -3324,7 +3329,7 @@
       </w:r>
       <w:proofErr w:type="spellEnd"/>
       <w:r>
-        <w:t xml:space="preserve"> %} {% endif %}</w:t>
+        <w:t xml:space="preserve"> %}{% endif %}</w:t>
       </w:r>
     </w:p>
     <w:p>
@@ -3334,6 +3339,7 @@
           <w:ilvl w:val="0"/>
           <w:numId w:val="0"/>
         </w:numPr>
+        <w:spacing w:before="240"/>
         <w:ind w:left="510" w:hanging="153"/>
       </w:pPr>
       <w:r>
@@ -3432,6 +3438,8 @@
     <w:p>
       <w:pPr>
         <w:pStyle w:val="captions"/>
+        <w:spacing w:after="240"/>
+        <w:ind w:left="1077"/>
       </w:pPr>
       <w:bookmarkStart w:id="2" w:name="_Toc221452899"/>
       <w:r>
@@ -3487,6 +3495,7 @@
     <w:p>
       <w:pPr>
         <w:pStyle w:val="Text"/>
+        <w:spacing w:after="0"/>
         <w:ind w:left="1021"/>
       </w:pPr>
       <w:r>
@@ -3504,6 +3513,7 @@
     <w:p>
       <w:pPr>
         <w:pStyle w:val="Text"/>
+        <w:spacing w:after="240"/>
         <w:ind w:left="1021"/>
       </w:pPr>
       <w:r>
@@ -3521,6 +3531,7 @@
     <w:p>
       <w:pPr>
         <w:pStyle w:val="Text"/>
+        <w:spacing w:after="0"/>
         <w:ind w:left="1021"/>
       </w:pPr>
       <w:r>
@@ -3872,7 +3883,6 @@
         <w:ind w:left="663" w:hanging="153"/>
       </w:pPr>
       <w:r>
-        <w:lastRenderedPageBreak/>
         <w:t>II</w:t>
       </w:r>
       <w:r>
@@ -3899,6 +3909,7 @@
         <w:jc w:val="left"/>
       </w:pPr>
       <w:r>
+        <w:lastRenderedPageBreak/>
         <w:t>{% if item.</w:t>
       </w:r>
       <w:proofErr w:type="spellStart"/>
@@ -3922,6 +3933,7 @@
     <w:p>
       <w:pPr>
         <w:pStyle w:val="Code"/>
+        <w:spacing w:after="0"/>
         <w:ind w:left="1366"/>
         <w:jc w:val="left"/>
       </w:pPr>
@@ -4140,6 +4152,7 @@
     </w:p>
     <w:p>
       <w:pPr>
+        <w:spacing w:after="240"/>
         <w:ind w:left="1247"/>
       </w:pPr>
       <w:r>
@@ -4208,6 +4221,9 @@
       </w:r>
     </w:p>
     <w:p>
+      <w:pPr>
+        <w:spacing w:after="240"/>
+      </w:pPr>
       <w:r>
         <w:t>{{ item.teks }}</w:t>
       </w:r>

--- a/kuliah/DocumentGenerator_Laporan_Praktikum/src/templates/format-2.docx
+++ b/kuliah/DocumentGenerator_Laporan_Praktikum/src/templates/format-2.docx
@@ -37,27 +37,7 @@
           <w:szCs w:val="28"/>
           <w:lang w:val="en-US"/>
         </w:rPr>
-        <w:t xml:space="preserve">{{ </w:t>
-      </w:r>
-      <w:proofErr w:type="spellStart"/>
-      <w:r>
-        <w:rPr>
-          <w:b/>
-          <w:sz w:val="28"/>
-          <w:szCs w:val="28"/>
-          <w:lang w:val="en-US"/>
-        </w:rPr>
-        <w:t>mata_kuliah</w:t>
-      </w:r>
-      <w:proofErr w:type="spellEnd"/>
-      <w:r>
-        <w:rPr>
-          <w:b/>
-          <w:sz w:val="28"/>
-          <w:szCs w:val="28"/>
-          <w:lang w:val="en-US"/>
-        </w:rPr>
-        <w:t xml:space="preserve"> }}</w:t>
+        <w:t>{{ mata_kuliah }}</w:t>
       </w:r>
     </w:p>
     <w:p>
@@ -110,27 +90,7 @@
           <w:szCs w:val="28"/>
           <w:lang w:val="en-US"/>
         </w:rPr>
-        <w:t xml:space="preserve">{{ </w:t>
-      </w:r>
-      <w:proofErr w:type="spellStart"/>
-      <w:r>
-        <w:rPr>
-          <w:b/>
-          <w:sz w:val="28"/>
-          <w:szCs w:val="28"/>
-          <w:lang w:val="en-US"/>
-        </w:rPr>
-        <w:t>nomor_modul</w:t>
-      </w:r>
-      <w:proofErr w:type="spellEnd"/>
-      <w:r>
-        <w:rPr>
-          <w:b/>
-          <w:sz w:val="28"/>
-          <w:szCs w:val="28"/>
-          <w:lang w:val="en-US"/>
-        </w:rPr>
-        <w:t xml:space="preserve"> }}</w:t>
+        <w:t>{{ nomor_modul }}</w:t>
       </w:r>
     </w:p>
     <w:p>
@@ -150,27 +110,7 @@
           <w:szCs w:val="28"/>
           <w:lang w:val="en-US"/>
         </w:rPr>
-        <w:t xml:space="preserve">{{ </w:t>
-      </w:r>
-      <w:proofErr w:type="spellStart"/>
-      <w:r>
-        <w:rPr>
-          <w:b/>
-          <w:sz w:val="28"/>
-          <w:szCs w:val="28"/>
-          <w:lang w:val="en-US"/>
-        </w:rPr>
-        <w:t>judul</w:t>
-      </w:r>
-      <w:proofErr w:type="spellEnd"/>
-      <w:r>
-        <w:rPr>
-          <w:b/>
-          <w:sz w:val="28"/>
-          <w:szCs w:val="28"/>
-          <w:lang w:val="en-US"/>
-        </w:rPr>
-        <w:t xml:space="preserve"> }}</w:t>
+        <w:t>{{ judul }}</w:t>
       </w:r>
     </w:p>
     <w:p>
@@ -3127,25 +3067,7 @@
           <w:szCs w:val="34"/>
           <w:lang w:val="en-US"/>
         </w:rPr>
-        <w:t xml:space="preserve">{% for item in </w:t>
-      </w:r>
-      <w:proofErr w:type="spellStart"/>
-      <w:r>
-        <w:rPr>
-          <w:sz w:val="34"/>
-          <w:szCs w:val="34"/>
-          <w:lang w:val="en-US"/>
-        </w:rPr>
-        <w:t>daftar_sub_bab</w:t>
-      </w:r>
-      <w:proofErr w:type="spellEnd"/>
-      <w:r>
-        <w:rPr>
-          <w:sz w:val="34"/>
-          <w:szCs w:val="34"/>
-          <w:lang w:val="en-US"/>
-        </w:rPr>
-        <w:t xml:space="preserve"> %}</w:t>
+        <w:t>{% for item in daftar_sub_bab %}</w:t>
       </w:r>
     </w:p>
     <w:p>
@@ -3161,23 +3083,7 @@
         <w:t>I</w:t>
       </w:r>
       <w:r>
-        <w:t xml:space="preserve">.{{ </w:t>
-      </w:r>
-      <w:proofErr w:type="spellStart"/>
-      <w:r>
-        <w:t>loop.index</w:t>
-      </w:r>
-      <w:proofErr w:type="spellEnd"/>
-      <w:r>
-        <w:t xml:space="preserve"> }} {{ </w:t>
-      </w:r>
-      <w:proofErr w:type="spellStart"/>
-      <w:r>
-        <w:t>item.judul_sub_bab</w:t>
-      </w:r>
-      <w:proofErr w:type="spellEnd"/>
-      <w:r>
-        <w:t xml:space="preserve"> }}</w:t>
+        <w:t>.{{ loop.index }} {{ item.judul_sub_bab }}</w:t>
       </w:r>
     </w:p>
     <w:p>
@@ -3211,15 +3117,7 @@
         <w:t xml:space="preserve"> </w:t>
       </w:r>
       <w:r>
-        <w:t xml:space="preserve">{{ </w:t>
-      </w:r>
-      <w:proofErr w:type="spellStart"/>
-      <w:r>
-        <w:t>item.label_point_a</w:t>
-      </w:r>
-      <w:proofErr w:type="spellEnd"/>
-      <w:r>
-        <w:t xml:space="preserve"> }}</w:t>
+        <w:t>{{ item.label_point_a }}</w:t>
       </w:r>
       <w:r>
         <w:t xml:space="preserve"> </w:t>
@@ -3227,109 +3125,65 @@
     </w:p>
     <w:p>
       <w:pPr>
-        <w:pStyle w:val="Text"/>
-        <w:spacing w:after="0"/>
         <w:ind w:left="964"/>
-      </w:pPr>
-      <w:r>
-        <w:t xml:space="preserve">{% if </w:t>
-      </w:r>
-      <w:proofErr w:type="spellStart"/>
-      <w:r>
-        <w:t>item.list_kode</w:t>
-      </w:r>
-      <w:proofErr w:type="spellEnd"/>
-      <w:r>
-        <w:t xml:space="preserve"> %}{% for k in </w:t>
-      </w:r>
-      <w:proofErr w:type="spellStart"/>
-      <w:r>
-        <w:t>item.list_kode</w:t>
-      </w:r>
-      <w:proofErr w:type="spellEnd"/>
-      <w:r>
-        <w:t xml:space="preserve"> %} {{ </w:t>
-      </w:r>
-      <w:proofErr w:type="spellStart"/>
-      <w:r>
-        <w:t>k.judul</w:t>
-      </w:r>
-      <w:proofErr w:type="spellEnd"/>
-      <w:r>
-        <w:t xml:space="preserve"> }}</w:t>
+        <w:jc w:val="left"/>
+      </w:pPr>
+      <w:r>
+        <w:t>{% if item.list_kode %}</w:t>
+      </w:r>
+      <w:r>
+        <w:t>{% for k in item.list_kode %}</w:t>
+      </w:r>
+      <w:r>
+        <w:t xml:space="preserve"> </w:t>
+      </w:r>
+      <w:r>
+        <w:t>{{ k.judul }}</w:t>
       </w:r>
     </w:p>
     <w:p>
       <w:pPr>
         <w:pStyle w:val="Code"/>
-        <w:spacing w:after="0"/>
-        <w:ind w:left="1134"/>
         <w:jc w:val="left"/>
       </w:pPr>
       <w:r>
-        <w:t xml:space="preserve">{{ </w:t>
-      </w:r>
-      <w:proofErr w:type="spellStart"/>
-      <w:r>
-        <w:t>k.isi</w:t>
-      </w:r>
-      <w:proofErr w:type="spellEnd"/>
-      <w:r>
-        <w:t xml:space="preserve"> }}</w:t>
+        <w:t>{{ k.isi }}</w:t>
       </w:r>
     </w:p>
     <w:p>
       <w:pPr>
-        <w:pStyle w:val="Text"/>
-        <w:spacing w:after="0"/>
         <w:ind w:left="1021"/>
       </w:pPr>
       <w:r>
-        <w:t xml:space="preserve">{% </w:t>
-      </w:r>
-      <w:proofErr w:type="spellStart"/>
-      <w:r>
-        <w:t>endfor</w:t>
-      </w:r>
-      <w:proofErr w:type="spellEnd"/>
-      <w:r>
-        <w:t xml:space="preserve"> %}</w:t>
+        <w:t>{% endfor %}</w:t>
       </w:r>
     </w:p>
     <w:p>
       <w:pPr>
-        <w:pStyle w:val="Text"/>
-        <w:spacing w:after="0"/>
-        <w:ind w:left="1021"/>
-      </w:pPr>
-      <w:r>
-        <w:t xml:space="preserve">{% else %}{% for baris in </w:t>
-      </w:r>
-      <w:proofErr w:type="spellStart"/>
-      <w:r>
-        <w:t>item.langkah_list</w:t>
-      </w:r>
-      <w:proofErr w:type="spellEnd"/>
-      <w:r>
-        <w:t xml:space="preserve"> %}</w:t>
+        <w:ind w:left="1378" w:hanging="357"/>
+      </w:pPr>
+      <w:r>
+        <w:t>{% else %}</w:t>
+      </w:r>
+      <w:r>
+        <w:t>{% for baris in item.isi_point_a %}</w:t>
       </w:r>
     </w:p>
     <w:p>
       <w:pPr>
-        <w:pStyle w:val="Text"/>
-        <w:spacing w:after="0"/>
-        <w:ind w:left="1021"/>
-      </w:pPr>
-      <w:r>
-        <w:t xml:space="preserve">{{ baris }} {% </w:t>
-      </w:r>
-      <w:proofErr w:type="spellStart"/>
-      <w:r>
-        <w:t>endfor</w:t>
-      </w:r>
-      <w:proofErr w:type="spellEnd"/>
-      <w:r>
-        <w:t xml:space="preserve"> %}{% endif %}</w:t>
+        <w:ind w:left="1378" w:hanging="357"/>
+      </w:pPr>
+      <w:r>
+        <w:t>{{ baris }}</w:t>
+      </w:r>
+      <w:r>
+        <w:t xml:space="preserve"> </w:t>
+      </w:r>
+      <w:r>
+        <w:t>{% endfor %}</w:t>
+      </w:r>
+      <w:r>
+        <w:t xml:space="preserve"> {% endif %}</w:t>
       </w:r>
     </w:p>
     <w:p>
@@ -3378,35 +3232,7 @@
         <w:rPr>
           <w:lang w:val="en-US"/>
         </w:rPr>
-        <w:t xml:space="preserve">{% for </w:t>
-      </w:r>
-      <w:proofErr w:type="spellStart"/>
-      <w:r>
-        <w:rPr>
-          <w:lang w:val="en-US"/>
-        </w:rPr>
-        <w:t>gbr</w:t>
-      </w:r>
-      <w:proofErr w:type="spellEnd"/>
-      <w:r>
-        <w:rPr>
-          <w:lang w:val="en-US"/>
-        </w:rPr>
-        <w:t xml:space="preserve"> in </w:t>
-      </w:r>
-      <w:proofErr w:type="spellStart"/>
-      <w:r>
-        <w:rPr>
-          <w:lang w:val="en-US"/>
-        </w:rPr>
-        <w:t>item.list_gambar</w:t>
-      </w:r>
-      <w:proofErr w:type="spellEnd"/>
-      <w:r>
-        <w:rPr>
-          <w:lang w:val="en-US"/>
-        </w:rPr>
-        <w:t xml:space="preserve"> %}</w:t>
+        <w:t>{% for gbr in item.list_gambar %}</w:t>
       </w:r>
       <w:r>
         <w:rPr>
@@ -3418,21 +3244,7 @@
         <w:rPr>
           <w:lang w:val="en-US"/>
         </w:rPr>
-        <w:t xml:space="preserve">{{ </w:t>
-      </w:r>
-      <w:proofErr w:type="spellStart"/>
-      <w:r>
-        <w:rPr>
-          <w:lang w:val="en-US"/>
-        </w:rPr>
-        <w:t>gbr.objek_gambar</w:t>
-      </w:r>
-      <w:proofErr w:type="spellEnd"/>
-      <w:r>
-        <w:rPr>
-          <w:lang w:val="en-US"/>
-        </w:rPr>
-        <w:t xml:space="preserve"> }}</w:t>
+        <w:t>{{ gbr.objek_gambar }}</w:t>
       </w:r>
     </w:p>
     <w:p>
@@ -3499,15 +3311,7 @@
         <w:ind w:left="1021"/>
       </w:pPr>
       <w:r>
-        <w:t xml:space="preserve">{% for p in </w:t>
-      </w:r>
-      <w:proofErr w:type="spellStart"/>
-      <w:r>
-        <w:t>item.list_paragraf_analisa</w:t>
-      </w:r>
-      <w:proofErr w:type="spellEnd"/>
-      <w:r>
-        <w:t xml:space="preserve"> %}</w:t>
+        <w:t>{% for p in item.list_paragraf_analisa %}</w:t>
       </w:r>
     </w:p>
     <w:p>
@@ -3517,15 +3321,7 @@
         <w:ind w:left="1021"/>
       </w:pPr>
       <w:r>
-        <w:t xml:space="preserve">{{ </w:t>
-      </w:r>
-      <w:proofErr w:type="spellStart"/>
-      <w:r>
-        <w:t>p.teks</w:t>
-      </w:r>
-      <w:proofErr w:type="spellEnd"/>
-      <w:r>
-        <w:t xml:space="preserve"> }}</w:t>
+        <w:t>{{ p.teks }}</w:t>
       </w:r>
     </w:p>
     <w:p>
@@ -3535,34 +3331,10 @@
         <w:ind w:left="1021"/>
       </w:pPr>
       <w:r>
-        <w:t xml:space="preserve">{% </w:t>
-      </w:r>
-      <w:proofErr w:type="spellStart"/>
-      <w:r>
-        <w:t>endfor</w:t>
-      </w:r>
-      <w:proofErr w:type="spellEnd"/>
-      <w:r>
-        <w:t xml:space="preserve"> %} {% </w:t>
-      </w:r>
-      <w:proofErr w:type="spellStart"/>
-      <w:r>
-        <w:t>endfor</w:t>
-      </w:r>
-      <w:proofErr w:type="spellEnd"/>
-      <w:r>
-        <w:t xml:space="preserve"> %}</w:t>
-      </w:r>
-      <w:r>
-        <w:t xml:space="preserve">{% if </w:t>
-      </w:r>
-      <w:proofErr w:type="spellStart"/>
-      <w:r>
-        <w:t>daftar_tugas|length</w:t>
-      </w:r>
-      <w:proofErr w:type="spellEnd"/>
-      <w:r>
-        <w:t xml:space="preserve"> == 0%}</w:t>
+        <w:t>{% endfor %} {% endfor %}</w:t>
+      </w:r>
+      <w:r>
+        <w:t>{% if daftar_tugas|length == 0%}</w:t>
       </w:r>
       <w:r>
         <w:t>{% else %}</w:t>
@@ -3576,14 +3348,9 @@
       <w:bookmarkStart w:id="3" w:name="_Toc197688616"/>
       <w:bookmarkStart w:id="4" w:name="_Toc147849649"/>
       <w:r>
-        <w:t xml:space="preserve">Tugas </w:t>
-      </w:r>
-      <w:proofErr w:type="spellStart"/>
-      <w:r>
-        <w:t>Praktikum</w:t>
+        <w:t>Tugas Praktikum</w:t>
       </w:r>
       <w:bookmarkEnd w:id="3"/>
-      <w:proofErr w:type="spellEnd"/>
     </w:p>
     <w:p>
       <w:pPr>
@@ -3595,21 +3362,7 @@
         <w:rPr>
           <w:lang w:val="en-US"/>
         </w:rPr>
-        <w:t xml:space="preserve">{% for item in </w:t>
-      </w:r>
-      <w:proofErr w:type="spellStart"/>
-      <w:r>
-        <w:rPr>
-          <w:lang w:val="en-US"/>
-        </w:rPr>
-        <w:t>daftar_tugas</w:t>
-      </w:r>
-      <w:proofErr w:type="spellEnd"/>
-      <w:r>
-        <w:rPr>
-          <w:lang w:val="en-US"/>
-        </w:rPr>
-        <w:t xml:space="preserve"> %}</w:t>
+        <w:t>{% for item in daftar_tugas %}</w:t>
       </w:r>
     </w:p>
     <w:p>
@@ -3628,23 +3381,7 @@
         <w:t xml:space="preserve"> </w:t>
       </w:r>
       <w:r>
-        <w:t xml:space="preserve">{{ </w:t>
-      </w:r>
-      <w:proofErr w:type="spellStart"/>
-      <w:r>
-        <w:t>loop.index</w:t>
-      </w:r>
-      <w:proofErr w:type="spellEnd"/>
-      <w:r>
-        <w:t xml:space="preserve"> }} {{ </w:t>
-      </w:r>
-      <w:proofErr w:type="spellStart"/>
-      <w:r>
-        <w:t>item.judul_sub_bab</w:t>
-      </w:r>
-      <w:proofErr w:type="spellEnd"/>
-      <w:r>
-        <w:t xml:space="preserve"> }}</w:t>
+        <w:t>{{ loop.index }} {{ item.judul_sub_bab }}</w:t>
       </w:r>
     </w:p>
     <w:p>
@@ -3658,49 +3395,7 @@
         <w:rPr>
           <w:lang w:val="en-US"/>
         </w:rPr>
-        <w:t xml:space="preserve">{% if </w:t>
-      </w:r>
-      <w:proofErr w:type="spellStart"/>
-      <w:r>
-        <w:rPr>
-          <w:lang w:val="en-US"/>
-        </w:rPr>
-        <w:t>item.tipe</w:t>
-      </w:r>
-      <w:proofErr w:type="spellEnd"/>
-      <w:r>
-        <w:rPr>
-          <w:lang w:val="en-US"/>
-        </w:rPr>
-        <w:t xml:space="preserve"> == “3” %}{% for </w:t>
-      </w:r>
-      <w:proofErr w:type="spellStart"/>
-      <w:r>
-        <w:rPr>
-          <w:lang w:val="en-US"/>
-        </w:rPr>
-        <w:t>qa</w:t>
-      </w:r>
-      <w:proofErr w:type="spellEnd"/>
-      <w:r>
-        <w:rPr>
-          <w:lang w:val="en-US"/>
-        </w:rPr>
-        <w:t xml:space="preserve"> in </w:t>
-      </w:r>
-      <w:proofErr w:type="spellStart"/>
-      <w:r>
-        <w:rPr>
-          <w:lang w:val="en-US"/>
-        </w:rPr>
-        <w:t>item.qa_list</w:t>
-      </w:r>
-      <w:proofErr w:type="spellEnd"/>
-      <w:r>
-        <w:rPr>
-          <w:lang w:val="en-US"/>
-        </w:rPr>
-        <w:t xml:space="preserve"> %}</w:t>
+        <w:t>{% if item.tipe == “3” %}{% for qa in item.qa_list %}</w:t>
       </w:r>
     </w:p>
     <w:tbl>
@@ -3741,23 +3436,13 @@
               </w:rPr>
               <w:t xml:space="preserve">{{ </w:t>
             </w:r>
-            <w:proofErr w:type="spellStart"/>
             <w:r>
               <w:rPr>
                 <w:sz w:val="2"/>
                 <w:szCs w:val="2"/>
                 <w:lang w:val="en-US"/>
               </w:rPr>
-              <w:t>loop.index</w:t>
-            </w:r>
-            <w:proofErr w:type="spellEnd"/>
-            <w:r>
-              <w:rPr>
-                <w:sz w:val="2"/>
-                <w:szCs w:val="2"/>
-                <w:lang w:val="en-US"/>
-              </w:rPr>
-              <w:t xml:space="preserve"> </w:t>
+              <w:t xml:space="preserve">loop.index </w:t>
             </w:r>
             <w:r>
               <w:rPr>
@@ -3782,21 +3467,7 @@
               <w:rPr>
                 <w:lang w:val="en-US"/>
               </w:rPr>
-              <w:t xml:space="preserve">{{ </w:t>
-            </w:r>
-            <w:proofErr w:type="spellStart"/>
-            <w:r>
-              <w:rPr>
-                <w:lang w:val="en-US"/>
-              </w:rPr>
-              <w:t>qa.q</w:t>
-            </w:r>
-            <w:proofErr w:type="spellEnd"/>
-            <w:r>
-              <w:rPr>
-                <w:lang w:val="en-US"/>
-              </w:rPr>
-              <w:t xml:space="preserve"> }}</w:t>
+              <w:t>{{ qa.q }}</w:t>
             </w:r>
           </w:p>
           <w:p>
@@ -3807,23 +3478,13 @@
                 <w:lang w:val="en-US"/>
               </w:rPr>
             </w:pPr>
-            <w:proofErr w:type="spellStart"/>
             <w:r>
               <w:rPr>
                 <w:b/>
                 <w:bCs/>
                 <w:lang w:val="en-US"/>
               </w:rPr>
-              <w:t>Jawaban</w:t>
-            </w:r>
-            <w:proofErr w:type="spellEnd"/>
-            <w:r>
-              <w:rPr>
-                <w:b/>
-                <w:bCs/>
-                <w:lang w:val="en-US"/>
-              </w:rPr>
-              <w:t>:</w:t>
+              <w:t>Jawaban:</w:t>
             </w:r>
           </w:p>
           <w:p>
@@ -3831,15 +3492,7 @@
               <w:pStyle w:val="Text"/>
             </w:pPr>
             <w:r>
-              <w:t xml:space="preserve">{{ </w:t>
-            </w:r>
-            <w:proofErr w:type="spellStart"/>
-            <w:r>
-              <w:t>qa.a</w:t>
-            </w:r>
-            <w:proofErr w:type="spellEnd"/>
-            <w:r>
-              <w:t xml:space="preserve"> }}</w:t>
+              <w:t>{{ qa.a }}</w:t>
             </w:r>
           </w:p>
         </w:tc>
@@ -3856,21 +3509,7 @@
         <w:rPr>
           <w:lang w:val="en-US"/>
         </w:rPr>
-        <w:t xml:space="preserve">{% </w:t>
-      </w:r>
-      <w:proofErr w:type="spellStart"/>
-      <w:r>
-        <w:rPr>
-          <w:lang w:val="en-US"/>
-        </w:rPr>
-        <w:t>endfor</w:t>
-      </w:r>
-      <w:proofErr w:type="spellEnd"/>
-      <w:r>
-        <w:rPr>
-          <w:lang w:val="en-US"/>
-        </w:rPr>
-        <w:t xml:space="preserve"> %}{% else %}</w:t>
+        <w:t>{% endfor %}{% else %}</w:t>
       </w:r>
     </w:p>
     <w:p>
@@ -3892,15 +3531,7 @@
         <w:t>.{{ loop.index }}.</w:t>
       </w:r>
       <w:r>
-        <w:t xml:space="preserve">A. {{ </w:t>
-      </w:r>
-      <w:proofErr w:type="spellStart"/>
-      <w:r>
-        <w:t>item.label_point_a</w:t>
-      </w:r>
-      <w:proofErr w:type="spellEnd"/>
-      <w:r>
-        <w:t xml:space="preserve"> }} </w:t>
+        <w:t xml:space="preserve">A. {{ item.label_point_a }} </w:t>
       </w:r>
     </w:p>
     <w:p>
@@ -3912,19 +3543,11 @@
         <w:lastRenderedPageBreak/>
         <w:t>{% if item.</w:t>
       </w:r>
-      <w:proofErr w:type="spellStart"/>
       <w:r>
         <w:rPr>
           <w:lang w:val="en-US"/>
         </w:rPr>
-        <w:t>tipe</w:t>
-      </w:r>
-      <w:proofErr w:type="spellEnd"/>
-      <w:r>
-        <w:rPr>
-          <w:lang w:val="en-US"/>
-        </w:rPr>
-        <w:t xml:space="preserve"> == “1” </w:t>
+        <w:t xml:space="preserve">tipe == “1” </w:t>
       </w:r>
       <w:r>
         <w:t>%}{% for k in item.list_kode %} {{ k.judul }}</w:t>
@@ -3938,15 +3561,7 @@
         <w:jc w:val="left"/>
       </w:pPr>
       <w:r>
-        <w:t xml:space="preserve">{{ </w:t>
-      </w:r>
-      <w:proofErr w:type="spellStart"/>
-      <w:r>
-        <w:t>k.isi</w:t>
-      </w:r>
-      <w:proofErr w:type="spellEnd"/>
-      <w:r>
-        <w:t xml:space="preserve"> }}</w:t>
+        <w:t>{{ k.isi }}</w:t>
       </w:r>
     </w:p>
     <w:p>
@@ -3977,14 +3592,12 @@
       <w:r>
         <w:t>%}{% for baris in item.</w:t>
       </w:r>
-      <w:proofErr w:type="spellStart"/>
       <w:r>
         <w:rPr>
           <w:lang w:val="en-US"/>
         </w:rPr>
         <w:t>langkah_list</w:t>
       </w:r>
-      <w:proofErr w:type="spellEnd"/>
       <w:r>
         <w:t xml:space="preserve"> %}</w:t>
       </w:r>
@@ -4026,15 +3639,7 @@
         <w:t>.{{ loop.index }}.</w:t>
       </w:r>
       <w:r>
-        <w:t xml:space="preserve">B. </w:t>
-      </w:r>
-      <w:proofErr w:type="spellStart"/>
-      <w:r>
-        <w:t>Tampilan</w:t>
-      </w:r>
-      <w:proofErr w:type="spellEnd"/>
-      <w:r>
-        <w:t xml:space="preserve"> Hasil </w:t>
+        <w:t xml:space="preserve">B. Tampilan Hasil </w:t>
       </w:r>
     </w:p>
     <w:p>
@@ -4048,49 +3653,7 @@
         <w:rPr>
           <w:lang w:val="en-US"/>
         </w:rPr>
-        <w:t xml:space="preserve">{% for </w:t>
-      </w:r>
-      <w:proofErr w:type="spellStart"/>
-      <w:r>
-        <w:rPr>
-          <w:lang w:val="en-US"/>
-        </w:rPr>
-        <w:t>gbr</w:t>
-      </w:r>
-      <w:proofErr w:type="spellEnd"/>
-      <w:r>
-        <w:rPr>
-          <w:lang w:val="en-US"/>
-        </w:rPr>
-        <w:t xml:space="preserve"> in </w:t>
-      </w:r>
-      <w:proofErr w:type="spellStart"/>
-      <w:r>
-        <w:rPr>
-          <w:lang w:val="en-US"/>
-        </w:rPr>
-        <w:t>item.list_gambar</w:t>
-      </w:r>
-      <w:proofErr w:type="spellEnd"/>
-      <w:r>
-        <w:rPr>
-          <w:lang w:val="en-US"/>
-        </w:rPr>
-        <w:t xml:space="preserve"> %} {{ </w:t>
-      </w:r>
-      <w:proofErr w:type="spellStart"/>
-      <w:r>
-        <w:rPr>
-          <w:lang w:val="en-US"/>
-        </w:rPr>
-        <w:t>gbr.objek_gambar</w:t>
-      </w:r>
-      <w:proofErr w:type="spellEnd"/>
-      <w:r>
-        <w:rPr>
-          <w:lang w:val="en-US"/>
-        </w:rPr>
-        <w:t xml:space="preserve"> }}</w:t>
+        <w:t>{% for gbr in item.list_gambar %} {{ gbr.objek_gambar }}</w:t>
       </w:r>
     </w:p>
     <w:p>
@@ -4173,21 +3736,7 @@
         <w:rPr>
           <w:lang w:val="en-US"/>
         </w:rPr>
-        <w:t xml:space="preserve"> {% endif %} {% </w:t>
-      </w:r>
-      <w:proofErr w:type="spellStart"/>
-      <w:r>
-        <w:rPr>
-          <w:lang w:val="en-US"/>
-        </w:rPr>
-        <w:t>endfor</w:t>
-      </w:r>
-      <w:proofErr w:type="spellEnd"/>
-      <w:r>
-        <w:rPr>
-          <w:lang w:val="en-US"/>
-        </w:rPr>
-        <w:t xml:space="preserve"> %}{% endif %}</w:t>
+        <w:t xml:space="preserve"> {% endif %} {% endfor %}{% endif %}</w:t>
       </w:r>
     </w:p>
     <w:p>

--- a/kuliah/DocumentGenerator_Laporan_Praktikum/src/templates/format-2.docx
+++ b/kuliah/DocumentGenerator_Laporan_Praktikum/src/templates/format-2.docx
@@ -1,6 +1,6 @@
 
 <file path=word/document.xml><?xml version="1.0" encoding="utf-8"?>
-<w:document xmlns:wpc="http://schemas.microsoft.com/office/word/2010/wordprocessingCanvas" xmlns:cx="http://schemas.microsoft.com/office/drawing/2014/chartex" xmlns:cx1="http://schemas.microsoft.com/office/drawing/2015/9/8/chartex" xmlns:cx2="http://schemas.microsoft.com/office/drawing/2015/10/21/chartex" xmlns:cx3="http://schemas.microsoft.com/office/drawing/2016/5/9/chartex" xmlns:cx4="http://schemas.microsoft.com/office/drawing/2016/5/10/chartex" xmlns:cx5="http://schemas.microsoft.com/office/drawing/2016/5/11/chartex" xmlns:cx6="http://schemas.microsoft.com/office/drawing/2016/5/12/chartex" xmlns:cx7="http://schemas.microsoft.com/office/drawing/2016/5/13/chartex" xmlns:cx8="http://schemas.microsoft.com/office/drawing/2016/5/14/chartex" xmlns:mc="http://schemas.openxmlformats.org/markup-compatibility/2006" xmlns:aink="http://schemas.microsoft.com/office/drawing/2016/ink" xmlns:am3d="http://schemas.microsoft.com/office/drawing/2017/model3d" xmlns:o="urn:schemas-microsoft-com:office:office" xmlns:oel="http://schemas.microsoft.com/office/2019/extlst" xmlns:r="http://schemas.openxmlformats.org/officeDocument/2006/relationships" xmlns:m="http://schemas.openxmlformats.org/officeDocument/2006/math" xmlns:v="urn:schemas-microsoft-com:vml" xmlns:wp14="http://schemas.microsoft.com/office/word/2010/wordprocessingDrawing" xmlns:wp="http://schemas.openxmlformats.org/drawingml/2006/wordprocessingDrawing" xmlns:w10="urn:schemas-microsoft-com:office:word" xmlns:w="http://schemas.openxmlformats.org/wordprocessingml/2006/main" xmlns:w14="http://schemas.microsoft.com/office/word/2010/wordml" xmlns:w15="http://schemas.microsoft.com/office/word/2012/wordml" xmlns:w16cex="http://schemas.microsoft.com/office/word/2018/wordml/cex" xmlns:w16cid="http://schemas.microsoft.com/office/word/2016/wordml/cid" xmlns:w16="http://schemas.microsoft.com/office/word/2018/wordml" xmlns:w16du="http://schemas.microsoft.com/office/word/2023/wordml/word16du" xmlns:w16sdtdh="http://schemas.microsoft.com/office/word/2020/wordml/sdtdatahash" xmlns:w16sdtfl="http://schemas.microsoft.com/office/word/2024/wordml/sdtformatlock" xmlns:w16se="http://schemas.microsoft.com/office/word/2015/wordml/symex" xmlns:wpg="http://schemas.microsoft.com/office/word/2010/wordprocessingGroup" xmlns:wpi="http://schemas.microsoft.com/office/word/2010/wordprocessingInk" xmlns:wne="http://schemas.microsoft.com/office/word/2006/wordml" xmlns:wps="http://schemas.microsoft.com/office/word/2010/wordprocessingShape" mc:Ignorable="w14 w15 w16se w16cid w16 w16cex w16sdtdh w16sdtfl w16du wp14">
+<w:document xmlns:wpc="http://schemas.microsoft.com/office/word/2010/wordprocessingCanvas" xmlns:cx="http://schemas.microsoft.com/office/drawing/2014/chartex" xmlns:cx1="http://schemas.microsoft.com/office/drawing/2015/9/8/chartex" xmlns:cx2="http://schemas.microsoft.com/office/drawing/2015/10/21/chartex" xmlns:cx3="http://schemas.microsoft.com/office/drawing/2016/5/9/chartex" xmlns:cx4="http://schemas.microsoft.com/office/drawing/2016/5/10/chartex" xmlns:cx5="http://schemas.microsoft.com/office/drawing/2016/5/11/chartex" xmlns:cx6="http://schemas.microsoft.com/office/drawing/2016/5/12/chartex" xmlns:cx7="http://schemas.microsoft.com/office/drawing/2016/5/13/chartex" xmlns:cx8="http://schemas.microsoft.com/office/drawing/2016/5/14/chartex" xmlns:mc="http://schemas.openxmlformats.org/markup-compatibility/2006" xmlns:aink="http://schemas.microsoft.com/office/drawing/2016/ink" xmlns:am3d="http://schemas.microsoft.com/office/drawing/2017/model3d" xmlns:o="urn:schemas-microsoft-com:office:office" xmlns:r="http://schemas.openxmlformats.org/officeDocument/2006/relationships" xmlns:m="http://schemas.openxmlformats.org/officeDocument/2006/math" xmlns:v="urn:schemas-microsoft-com:vml" xmlns:wp14="http://schemas.microsoft.com/office/word/2010/wordprocessingDrawing" xmlns:wp="http://schemas.openxmlformats.org/drawingml/2006/wordprocessingDrawing" xmlns:w10="urn:schemas-microsoft-com:office:word" xmlns:w="http://schemas.openxmlformats.org/wordprocessingml/2006/main" xmlns:w14="http://schemas.microsoft.com/office/word/2010/wordml" xmlns:w15="http://schemas.microsoft.com/office/word/2012/wordml" xmlns:w16cex="http://schemas.microsoft.com/office/word/2018/wordml/cex" xmlns:w16cid="http://schemas.microsoft.com/office/word/2016/wordml/cid" xmlns:w16="http://schemas.microsoft.com/office/word/2018/wordml" xmlns:w16se="http://schemas.microsoft.com/office/word/2015/wordml/symex" xmlns:wpg="http://schemas.microsoft.com/office/word/2010/wordprocessingGroup" xmlns:wpi="http://schemas.microsoft.com/office/word/2010/wordprocessingInk" xmlns:wne="http://schemas.microsoft.com/office/word/2006/wordml" xmlns:wps="http://schemas.microsoft.com/office/word/2010/wordprocessingShape" mc:Ignorable="w14 w15 w16se w16cid w16 w16cex wp14">
   <w:body>
     <w:p>
       <w:pPr>
@@ -2964,7 +2964,6 @@
       </w:pPr>
       <w:bookmarkStart w:id="0" w:name="_Toc197688582"/>
       <w:r>
-        <w:lastRenderedPageBreak/>
         <w:t>DAFTAR GAMBAR</w:t>
       </w:r>
       <w:bookmarkEnd w:id="0"/>
@@ -3048,7 +3047,6 @@
       </w:pPr>
       <w:bookmarkStart w:id="1" w:name="_Toc197688583"/>
       <w:r>
-        <w:lastRenderedPageBreak/>
         <w:t>HASIL PRAKTIKUM</w:t>
       </w:r>
       <w:bookmarkEnd w:id="1"/>
@@ -3084,6 +3082,48 @@
       </w:r>
       <w:r>
         <w:t>.{{ loop.index }} {{ item.judul_sub_bab }}</w:t>
+      </w:r>
+    </w:p>
+    <w:p>
+      <w:pPr>
+        <w:ind w:left="369"/>
+        <w:rPr>
+          <w:lang w:val="en-US"/>
+        </w:rPr>
+      </w:pPr>
+      <w:r>
+        <w:rPr>
+          <w:lang w:val="en-US"/>
+        </w:rPr>
+        <w:t>{% if item.penjelasan_singkat and item.penjelasan_singkat != "##HAPUS##" %}</w:t>
+      </w:r>
+    </w:p>
+    <w:p>
+      <w:pPr>
+        <w:ind w:left="369"/>
+        <w:rPr>
+          <w:lang w:val="en-US"/>
+        </w:rPr>
+      </w:pPr>
+      <w:r>
+        <w:rPr>
+          <w:lang w:val="en-US"/>
+        </w:rPr>
+        <w:t>{{ item.penjelasan_singkat }}</w:t>
+      </w:r>
+    </w:p>
+    <w:p>
+      <w:pPr>
+        <w:ind w:left="369"/>
+        <w:rPr>
+          <w:lang w:val="en-US"/>
+        </w:rPr>
+      </w:pPr>
+      <w:r>
+        <w:rPr>
+          <w:lang w:val="en-US"/>
+        </w:rPr>
+        <w:t>{% endif %}</w:t>
       </w:r>
     </w:p>
     <w:p>
@@ -3382,6 +3422,48 @@
       </w:r>
       <w:r>
         <w:t>{{ loop.index }} {{ item.judul_sub_bab }}</w:t>
+      </w:r>
+    </w:p>
+    <w:p>
+      <w:pPr>
+        <w:ind w:left="369"/>
+        <w:rPr>
+          <w:lang w:val="en-US"/>
+        </w:rPr>
+      </w:pPr>
+      <w:r>
+        <w:rPr>
+          <w:lang w:val="en-US"/>
+        </w:rPr>
+        <w:t>{% if item.penjelasan_singkat and item.penjelasan_singkat != "##HAPUS##" %}</w:t>
+      </w:r>
+    </w:p>
+    <w:p>
+      <w:pPr>
+        <w:ind w:left="369"/>
+        <w:rPr>
+          <w:lang w:val="en-US"/>
+        </w:rPr>
+      </w:pPr>
+      <w:r>
+        <w:rPr>
+          <w:lang w:val="en-US"/>
+        </w:rPr>
+        <w:t>{{ item.penjelasan_singkat }}</w:t>
+      </w:r>
+    </w:p>
+    <w:p>
+      <w:pPr>
+        <w:ind w:left="369"/>
+        <w:rPr>
+          <w:lang w:val="en-US"/>
+        </w:rPr>
+      </w:pPr>
+      <w:r>
+        <w:rPr>
+          <w:lang w:val="en-US"/>
+        </w:rPr>
+        <w:t>{% endif %}</w:t>
       </w:r>
     </w:p>
     <w:p>
@@ -3488,9 +3570,6 @@
             </w:r>
           </w:p>
           <w:p>
-            <w:pPr>
-              <w:pStyle w:val="Text"/>
-            </w:pPr>
             <w:r>
               <w:t>{{ qa.a }}</w:t>
             </w:r>
@@ -3540,7 +3619,6 @@
         <w:jc w:val="left"/>
       </w:pPr>
       <w:r>
-        <w:lastRenderedPageBreak/>
         <w:t>{% if item.</w:t>
       </w:r>
       <w:r>
@@ -3801,7 +3879,7 @@
 </file>
 
 <file path=word/endnotes.xml><?xml version="1.0" encoding="utf-8"?>
-<w:endnotes xmlns:wpc="http://schemas.microsoft.com/office/word/2010/wordprocessingCanvas" xmlns:cx="http://schemas.microsoft.com/office/drawing/2014/chartex" xmlns:cx1="http://schemas.microsoft.com/office/drawing/2015/9/8/chartex" xmlns:cx2="http://schemas.microsoft.com/office/drawing/2015/10/21/chartex" xmlns:cx3="http://schemas.microsoft.com/office/drawing/2016/5/9/chartex" xmlns:cx4="http://schemas.microsoft.com/office/drawing/2016/5/10/chartex" xmlns:cx5="http://schemas.microsoft.com/office/drawing/2016/5/11/chartex" xmlns:cx6="http://schemas.microsoft.com/office/drawing/2016/5/12/chartex" xmlns:cx7="http://schemas.microsoft.com/office/drawing/2016/5/13/chartex" xmlns:cx8="http://schemas.microsoft.com/office/drawing/2016/5/14/chartex" xmlns:mc="http://schemas.openxmlformats.org/markup-compatibility/2006" xmlns:aink="http://schemas.microsoft.com/office/drawing/2016/ink" xmlns:am3d="http://schemas.microsoft.com/office/drawing/2017/model3d" xmlns:o="urn:schemas-microsoft-com:office:office" xmlns:oel="http://schemas.microsoft.com/office/2019/extlst" xmlns:r="http://schemas.openxmlformats.org/officeDocument/2006/relationships" xmlns:m="http://schemas.openxmlformats.org/officeDocument/2006/math" xmlns:v="urn:schemas-microsoft-com:vml" xmlns:wp14="http://schemas.microsoft.com/office/word/2010/wordprocessingDrawing" xmlns:wp="http://schemas.openxmlformats.org/drawingml/2006/wordprocessingDrawing" xmlns:w10="urn:schemas-microsoft-com:office:word" xmlns:w="http://schemas.openxmlformats.org/wordprocessingml/2006/main" xmlns:w14="http://schemas.microsoft.com/office/word/2010/wordml" xmlns:w15="http://schemas.microsoft.com/office/word/2012/wordml" xmlns:w16cex="http://schemas.microsoft.com/office/word/2018/wordml/cex" xmlns:w16cid="http://schemas.microsoft.com/office/word/2016/wordml/cid" xmlns:w16="http://schemas.microsoft.com/office/word/2018/wordml" xmlns:w16du="http://schemas.microsoft.com/office/word/2023/wordml/word16du" xmlns:w16sdtdh="http://schemas.microsoft.com/office/word/2020/wordml/sdtdatahash" xmlns:w16sdtfl="http://schemas.microsoft.com/office/word/2024/wordml/sdtformatlock" xmlns:w16se="http://schemas.microsoft.com/office/word/2015/wordml/symex" xmlns:wpg="http://schemas.microsoft.com/office/word/2010/wordprocessingGroup" xmlns:wpi="http://schemas.microsoft.com/office/word/2010/wordprocessingInk" xmlns:wne="http://schemas.microsoft.com/office/word/2006/wordml" xmlns:wps="http://schemas.microsoft.com/office/word/2010/wordprocessingShape" mc:Ignorable="w14 w15 w16se w16cid w16 w16cex w16sdtdh w16sdtfl w16du wp14">
+<w:endnotes xmlns:wpc="http://schemas.microsoft.com/office/word/2010/wordprocessingCanvas" xmlns:cx="http://schemas.microsoft.com/office/drawing/2014/chartex" xmlns:cx1="http://schemas.microsoft.com/office/drawing/2015/9/8/chartex" xmlns:cx2="http://schemas.microsoft.com/office/drawing/2015/10/21/chartex" xmlns:cx3="http://schemas.microsoft.com/office/drawing/2016/5/9/chartex" xmlns:cx4="http://schemas.microsoft.com/office/drawing/2016/5/10/chartex" xmlns:cx5="http://schemas.microsoft.com/office/drawing/2016/5/11/chartex" xmlns:cx6="http://schemas.microsoft.com/office/drawing/2016/5/12/chartex" xmlns:cx7="http://schemas.microsoft.com/office/drawing/2016/5/13/chartex" xmlns:cx8="http://schemas.microsoft.com/office/drawing/2016/5/14/chartex" xmlns:mc="http://schemas.openxmlformats.org/markup-compatibility/2006" xmlns:aink="http://schemas.microsoft.com/office/drawing/2016/ink" xmlns:am3d="http://schemas.microsoft.com/office/drawing/2017/model3d" xmlns:o="urn:schemas-microsoft-com:office:office" xmlns:r="http://schemas.openxmlformats.org/officeDocument/2006/relationships" xmlns:m="http://schemas.openxmlformats.org/officeDocument/2006/math" xmlns:v="urn:schemas-microsoft-com:vml" xmlns:wp14="http://schemas.microsoft.com/office/word/2010/wordprocessingDrawing" xmlns:wp="http://schemas.openxmlformats.org/drawingml/2006/wordprocessingDrawing" xmlns:w10="urn:schemas-microsoft-com:office:word" xmlns:w="http://schemas.openxmlformats.org/wordprocessingml/2006/main" xmlns:w14="http://schemas.microsoft.com/office/word/2010/wordml" xmlns:w15="http://schemas.microsoft.com/office/word/2012/wordml" xmlns:w16cex="http://schemas.microsoft.com/office/word/2018/wordml/cex" xmlns:w16cid="http://schemas.microsoft.com/office/word/2016/wordml/cid" xmlns:w16="http://schemas.microsoft.com/office/word/2018/wordml" xmlns:w16se="http://schemas.microsoft.com/office/word/2015/wordml/symex" xmlns:wpg="http://schemas.microsoft.com/office/word/2010/wordprocessingGroup" xmlns:wpi="http://schemas.microsoft.com/office/word/2010/wordprocessingInk" xmlns:wne="http://schemas.microsoft.com/office/word/2006/wordml" xmlns:wps="http://schemas.microsoft.com/office/word/2010/wordprocessingShape" mc:Ignorable="w14 w15 w16se w16cid w16 w16cex wp14">
   <w:endnote w:type="separator" w:id="-1">
     <w:p>
       <w:pPr>
@@ -3828,7 +3906,7 @@
 </file>
 
 <file path=word/footer1.xml><?xml version="1.0" encoding="utf-8"?>
-<w:ftr xmlns:wpc="http://schemas.microsoft.com/office/word/2010/wordprocessingCanvas" xmlns:cx="http://schemas.microsoft.com/office/drawing/2014/chartex" xmlns:cx1="http://schemas.microsoft.com/office/drawing/2015/9/8/chartex" xmlns:cx2="http://schemas.microsoft.com/office/drawing/2015/10/21/chartex" xmlns:cx3="http://schemas.microsoft.com/office/drawing/2016/5/9/chartex" xmlns:cx4="http://schemas.microsoft.com/office/drawing/2016/5/10/chartex" xmlns:cx5="http://schemas.microsoft.com/office/drawing/2016/5/11/chartex" xmlns:cx6="http://schemas.microsoft.com/office/drawing/2016/5/12/chartex" xmlns:cx7="http://schemas.microsoft.com/office/drawing/2016/5/13/chartex" xmlns:cx8="http://schemas.microsoft.com/office/drawing/2016/5/14/chartex" xmlns:mc="http://schemas.openxmlformats.org/markup-compatibility/2006" xmlns:aink="http://schemas.microsoft.com/office/drawing/2016/ink" xmlns:am3d="http://schemas.microsoft.com/office/drawing/2017/model3d" xmlns:o="urn:schemas-microsoft-com:office:office" xmlns:oel="http://schemas.microsoft.com/office/2019/extlst" xmlns:r="http://schemas.openxmlformats.org/officeDocument/2006/relationships" xmlns:m="http://schemas.openxmlformats.org/officeDocument/2006/math" xmlns:v="urn:schemas-microsoft-com:vml" xmlns:wp14="http://schemas.microsoft.com/office/word/2010/wordprocessingDrawing" xmlns:wp="http://schemas.openxmlformats.org/drawingml/2006/wordprocessingDrawing" xmlns:w10="urn:schemas-microsoft-com:office:word" xmlns:w="http://schemas.openxmlformats.org/wordprocessingml/2006/main" xmlns:w14="http://schemas.microsoft.com/office/word/2010/wordml" xmlns:w15="http://schemas.microsoft.com/office/word/2012/wordml" xmlns:w16cex="http://schemas.microsoft.com/office/word/2018/wordml/cex" xmlns:w16cid="http://schemas.microsoft.com/office/word/2016/wordml/cid" xmlns:w16="http://schemas.microsoft.com/office/word/2018/wordml" xmlns:w16du="http://schemas.microsoft.com/office/word/2023/wordml/word16du" xmlns:w16sdtdh="http://schemas.microsoft.com/office/word/2020/wordml/sdtdatahash" xmlns:w16sdtfl="http://schemas.microsoft.com/office/word/2024/wordml/sdtformatlock" xmlns:w16se="http://schemas.microsoft.com/office/word/2015/wordml/symex" xmlns:wpg="http://schemas.microsoft.com/office/word/2010/wordprocessingGroup" xmlns:wpi="http://schemas.microsoft.com/office/word/2010/wordprocessingInk" xmlns:wne="http://schemas.microsoft.com/office/word/2006/wordml" xmlns:wps="http://schemas.microsoft.com/office/word/2010/wordprocessingShape" mc:Ignorable="w14 w15 w16se w16cid w16 w16cex w16sdtdh w16sdtfl w16du wp14">
+<w:ftr xmlns:wpc="http://schemas.microsoft.com/office/word/2010/wordprocessingCanvas" xmlns:cx="http://schemas.microsoft.com/office/drawing/2014/chartex" xmlns:cx1="http://schemas.microsoft.com/office/drawing/2015/9/8/chartex" xmlns:cx2="http://schemas.microsoft.com/office/drawing/2015/10/21/chartex" xmlns:cx3="http://schemas.microsoft.com/office/drawing/2016/5/9/chartex" xmlns:cx4="http://schemas.microsoft.com/office/drawing/2016/5/10/chartex" xmlns:cx5="http://schemas.microsoft.com/office/drawing/2016/5/11/chartex" xmlns:cx6="http://schemas.microsoft.com/office/drawing/2016/5/12/chartex" xmlns:cx7="http://schemas.microsoft.com/office/drawing/2016/5/13/chartex" xmlns:cx8="http://schemas.microsoft.com/office/drawing/2016/5/14/chartex" xmlns:mc="http://schemas.openxmlformats.org/markup-compatibility/2006" xmlns:aink="http://schemas.microsoft.com/office/drawing/2016/ink" xmlns:am3d="http://schemas.microsoft.com/office/drawing/2017/model3d" xmlns:o="urn:schemas-microsoft-com:office:office" xmlns:r="http://schemas.openxmlformats.org/officeDocument/2006/relationships" xmlns:m="http://schemas.openxmlformats.org/officeDocument/2006/math" xmlns:v="urn:schemas-microsoft-com:vml" xmlns:wp14="http://schemas.microsoft.com/office/word/2010/wordprocessingDrawing" xmlns:wp="http://schemas.openxmlformats.org/drawingml/2006/wordprocessingDrawing" xmlns:w10="urn:schemas-microsoft-com:office:word" xmlns:w="http://schemas.openxmlformats.org/wordprocessingml/2006/main" xmlns:w14="http://schemas.microsoft.com/office/word/2010/wordml" xmlns:w15="http://schemas.microsoft.com/office/word/2012/wordml" xmlns:w16cex="http://schemas.microsoft.com/office/word/2018/wordml/cex" xmlns:w16cid="http://schemas.microsoft.com/office/word/2016/wordml/cid" xmlns:w16="http://schemas.microsoft.com/office/word/2018/wordml" xmlns:w16se="http://schemas.microsoft.com/office/word/2015/wordml/symex" xmlns:wpg="http://schemas.microsoft.com/office/word/2010/wordprocessingGroup" xmlns:wpi="http://schemas.microsoft.com/office/word/2010/wordprocessingInk" xmlns:wne="http://schemas.microsoft.com/office/word/2006/wordml" xmlns:wps="http://schemas.microsoft.com/office/word/2010/wordprocessingShape" mc:Ignorable="w14 w15 w16se w16cid w16 w16cex wp14">
   <w:sdt>
     <w:sdtPr>
       <w:id w:val="-517623792"/>
@@ -3877,7 +3955,7 @@
 </file>
 
 <file path=word/footer2.xml><?xml version="1.0" encoding="utf-8"?>
-<w:ftr xmlns:wpc="http://schemas.microsoft.com/office/word/2010/wordprocessingCanvas" xmlns:cx="http://schemas.microsoft.com/office/drawing/2014/chartex" xmlns:cx1="http://schemas.microsoft.com/office/drawing/2015/9/8/chartex" xmlns:cx2="http://schemas.microsoft.com/office/drawing/2015/10/21/chartex" xmlns:cx3="http://schemas.microsoft.com/office/drawing/2016/5/9/chartex" xmlns:cx4="http://schemas.microsoft.com/office/drawing/2016/5/10/chartex" xmlns:cx5="http://schemas.microsoft.com/office/drawing/2016/5/11/chartex" xmlns:cx6="http://schemas.microsoft.com/office/drawing/2016/5/12/chartex" xmlns:cx7="http://schemas.microsoft.com/office/drawing/2016/5/13/chartex" xmlns:cx8="http://schemas.microsoft.com/office/drawing/2016/5/14/chartex" xmlns:mc="http://schemas.openxmlformats.org/markup-compatibility/2006" xmlns:aink="http://schemas.microsoft.com/office/drawing/2016/ink" xmlns:am3d="http://schemas.microsoft.com/office/drawing/2017/model3d" xmlns:o="urn:schemas-microsoft-com:office:office" xmlns:oel="http://schemas.microsoft.com/office/2019/extlst" xmlns:r="http://schemas.openxmlformats.org/officeDocument/2006/relationships" xmlns:m="http://schemas.openxmlformats.org/officeDocument/2006/math" xmlns:v="urn:schemas-microsoft-com:vml" xmlns:wp14="http://schemas.microsoft.com/office/word/2010/wordprocessingDrawing" xmlns:wp="http://schemas.openxmlformats.org/drawingml/2006/wordprocessingDrawing" xmlns:w10="urn:schemas-microsoft-com:office:word" xmlns:w="http://schemas.openxmlformats.org/wordprocessingml/2006/main" xmlns:w14="http://schemas.microsoft.com/office/word/2010/wordml" xmlns:w15="http://schemas.microsoft.com/office/word/2012/wordml" xmlns:w16cex="http://schemas.microsoft.com/office/word/2018/wordml/cex" xmlns:w16cid="http://schemas.microsoft.com/office/word/2016/wordml/cid" xmlns:w16="http://schemas.microsoft.com/office/word/2018/wordml" xmlns:w16du="http://schemas.microsoft.com/office/word/2023/wordml/word16du" xmlns:w16sdtdh="http://schemas.microsoft.com/office/word/2020/wordml/sdtdatahash" xmlns:w16sdtfl="http://schemas.microsoft.com/office/word/2024/wordml/sdtformatlock" xmlns:w16se="http://schemas.microsoft.com/office/word/2015/wordml/symex" xmlns:wpg="http://schemas.microsoft.com/office/word/2010/wordprocessingGroup" xmlns:wpi="http://schemas.microsoft.com/office/word/2010/wordprocessingInk" xmlns:wne="http://schemas.microsoft.com/office/word/2006/wordml" xmlns:wps="http://schemas.microsoft.com/office/word/2010/wordprocessingShape" mc:Ignorable="w14 w15 w16se w16cid w16 w16cex w16sdtdh w16sdtfl w16du wp14">
+<w:ftr xmlns:wpc="http://schemas.microsoft.com/office/word/2010/wordprocessingCanvas" xmlns:cx="http://schemas.microsoft.com/office/drawing/2014/chartex" xmlns:cx1="http://schemas.microsoft.com/office/drawing/2015/9/8/chartex" xmlns:cx2="http://schemas.microsoft.com/office/drawing/2015/10/21/chartex" xmlns:cx3="http://schemas.microsoft.com/office/drawing/2016/5/9/chartex" xmlns:cx4="http://schemas.microsoft.com/office/drawing/2016/5/10/chartex" xmlns:cx5="http://schemas.microsoft.com/office/drawing/2016/5/11/chartex" xmlns:cx6="http://schemas.microsoft.com/office/drawing/2016/5/12/chartex" xmlns:cx7="http://schemas.microsoft.com/office/drawing/2016/5/13/chartex" xmlns:cx8="http://schemas.microsoft.com/office/drawing/2016/5/14/chartex" xmlns:mc="http://schemas.openxmlformats.org/markup-compatibility/2006" xmlns:aink="http://schemas.microsoft.com/office/drawing/2016/ink" xmlns:am3d="http://schemas.microsoft.com/office/drawing/2017/model3d" xmlns:o="urn:schemas-microsoft-com:office:office" xmlns:r="http://schemas.openxmlformats.org/officeDocument/2006/relationships" xmlns:m="http://schemas.openxmlformats.org/officeDocument/2006/math" xmlns:v="urn:schemas-microsoft-com:vml" xmlns:wp14="http://schemas.microsoft.com/office/word/2010/wordprocessingDrawing" xmlns:wp="http://schemas.openxmlformats.org/drawingml/2006/wordprocessingDrawing" xmlns:w10="urn:schemas-microsoft-com:office:word" xmlns:w="http://schemas.openxmlformats.org/wordprocessingml/2006/main" xmlns:w14="http://schemas.microsoft.com/office/word/2010/wordml" xmlns:w15="http://schemas.microsoft.com/office/word/2012/wordml" xmlns:w16cex="http://schemas.microsoft.com/office/word/2018/wordml/cex" xmlns:w16cid="http://schemas.microsoft.com/office/word/2016/wordml/cid" xmlns:w16="http://schemas.microsoft.com/office/word/2018/wordml" xmlns:w16se="http://schemas.microsoft.com/office/word/2015/wordml/symex" xmlns:wpg="http://schemas.microsoft.com/office/word/2010/wordprocessingGroup" xmlns:wpi="http://schemas.microsoft.com/office/word/2010/wordprocessingInk" xmlns:wne="http://schemas.microsoft.com/office/word/2006/wordml" xmlns:wps="http://schemas.microsoft.com/office/word/2010/wordprocessingShape" mc:Ignorable="w14 w15 w16se w16cid w16 w16cex wp14">
   <w:sdt>
     <w:sdtPr>
       <w:id w:val="-234937495"/>
@@ -3926,7 +4004,7 @@
 </file>
 
 <file path=word/footnotes.xml><?xml version="1.0" encoding="utf-8"?>
-<w:footnotes xmlns:wpc="http://schemas.microsoft.com/office/word/2010/wordprocessingCanvas" xmlns:cx="http://schemas.microsoft.com/office/drawing/2014/chartex" xmlns:cx1="http://schemas.microsoft.com/office/drawing/2015/9/8/chartex" xmlns:cx2="http://schemas.microsoft.com/office/drawing/2015/10/21/chartex" xmlns:cx3="http://schemas.microsoft.com/office/drawing/2016/5/9/chartex" xmlns:cx4="http://schemas.microsoft.com/office/drawing/2016/5/10/chartex" xmlns:cx5="http://schemas.microsoft.com/office/drawing/2016/5/11/chartex" xmlns:cx6="http://schemas.microsoft.com/office/drawing/2016/5/12/chartex" xmlns:cx7="http://schemas.microsoft.com/office/drawing/2016/5/13/chartex" xmlns:cx8="http://schemas.microsoft.com/office/drawing/2016/5/14/chartex" xmlns:mc="http://schemas.openxmlformats.org/markup-compatibility/2006" xmlns:aink="http://schemas.microsoft.com/office/drawing/2016/ink" xmlns:am3d="http://schemas.microsoft.com/office/drawing/2017/model3d" xmlns:o="urn:schemas-microsoft-com:office:office" xmlns:oel="http://schemas.microsoft.com/office/2019/extlst" xmlns:r="http://schemas.openxmlformats.org/officeDocument/2006/relationships" xmlns:m="http://schemas.openxmlformats.org/officeDocument/2006/math" xmlns:v="urn:schemas-microsoft-com:vml" xmlns:wp14="http://schemas.microsoft.com/office/word/2010/wordprocessingDrawing" xmlns:wp="http://schemas.openxmlformats.org/drawingml/2006/wordprocessingDrawing" xmlns:w10="urn:schemas-microsoft-com:office:word" xmlns:w="http://schemas.openxmlformats.org/wordprocessingml/2006/main" xmlns:w14="http://schemas.microsoft.com/office/word/2010/wordml" xmlns:w15="http://schemas.microsoft.com/office/word/2012/wordml" xmlns:w16cex="http://schemas.microsoft.com/office/word/2018/wordml/cex" xmlns:w16cid="http://schemas.microsoft.com/office/word/2016/wordml/cid" xmlns:w16="http://schemas.microsoft.com/office/word/2018/wordml" xmlns:w16du="http://schemas.microsoft.com/office/word/2023/wordml/word16du" xmlns:w16sdtdh="http://schemas.microsoft.com/office/word/2020/wordml/sdtdatahash" xmlns:w16sdtfl="http://schemas.microsoft.com/office/word/2024/wordml/sdtformatlock" xmlns:w16se="http://schemas.microsoft.com/office/word/2015/wordml/symex" xmlns:wpg="http://schemas.microsoft.com/office/word/2010/wordprocessingGroup" xmlns:wpi="http://schemas.microsoft.com/office/word/2010/wordprocessingInk" xmlns:wne="http://schemas.microsoft.com/office/word/2006/wordml" xmlns:wps="http://schemas.microsoft.com/office/word/2010/wordprocessingShape" mc:Ignorable="w14 w15 w16se w16cid w16 w16cex w16sdtdh w16sdtfl w16du wp14">
+<w:footnotes xmlns:wpc="http://schemas.microsoft.com/office/word/2010/wordprocessingCanvas" xmlns:cx="http://schemas.microsoft.com/office/drawing/2014/chartex" xmlns:cx1="http://schemas.microsoft.com/office/drawing/2015/9/8/chartex" xmlns:cx2="http://schemas.microsoft.com/office/drawing/2015/10/21/chartex" xmlns:cx3="http://schemas.microsoft.com/office/drawing/2016/5/9/chartex" xmlns:cx4="http://schemas.microsoft.com/office/drawing/2016/5/10/chartex" xmlns:cx5="http://schemas.microsoft.com/office/drawing/2016/5/11/chartex" xmlns:cx6="http://schemas.microsoft.com/office/drawing/2016/5/12/chartex" xmlns:cx7="http://schemas.microsoft.com/office/drawing/2016/5/13/chartex" xmlns:cx8="http://schemas.microsoft.com/office/drawing/2016/5/14/chartex" xmlns:mc="http://schemas.openxmlformats.org/markup-compatibility/2006" xmlns:aink="http://schemas.microsoft.com/office/drawing/2016/ink" xmlns:am3d="http://schemas.microsoft.com/office/drawing/2017/model3d" xmlns:o="urn:schemas-microsoft-com:office:office" xmlns:r="http://schemas.openxmlformats.org/officeDocument/2006/relationships" xmlns:m="http://schemas.openxmlformats.org/officeDocument/2006/math" xmlns:v="urn:schemas-microsoft-com:vml" xmlns:wp14="http://schemas.microsoft.com/office/word/2010/wordprocessingDrawing" xmlns:wp="http://schemas.openxmlformats.org/drawingml/2006/wordprocessingDrawing" xmlns:w10="urn:schemas-microsoft-com:office:word" xmlns:w="http://schemas.openxmlformats.org/wordprocessingml/2006/main" xmlns:w14="http://schemas.microsoft.com/office/word/2010/wordml" xmlns:w15="http://schemas.microsoft.com/office/word/2012/wordml" xmlns:w16cex="http://schemas.microsoft.com/office/word/2018/wordml/cex" xmlns:w16cid="http://schemas.microsoft.com/office/word/2016/wordml/cid" xmlns:w16="http://schemas.microsoft.com/office/word/2018/wordml" xmlns:w16se="http://schemas.microsoft.com/office/word/2015/wordml/symex" xmlns:wpg="http://schemas.microsoft.com/office/word/2010/wordprocessingGroup" xmlns:wpi="http://schemas.microsoft.com/office/word/2010/wordprocessingInk" xmlns:wne="http://schemas.microsoft.com/office/word/2006/wordml" xmlns:wps="http://schemas.microsoft.com/office/word/2010/wordprocessingShape" mc:Ignorable="w14 w15 w16se w16cid w16 w16cex wp14">
   <w:footnote w:type="separator" w:id="-1">
     <w:p>
       <w:pPr>
@@ -3953,7 +4031,7 @@
 </file>
 
 <file path=word/numbering.xml><?xml version="1.0" encoding="utf-8"?>
-<w:numbering xmlns:wpc="http://schemas.microsoft.com/office/word/2010/wordprocessingCanvas" xmlns:cx="http://schemas.microsoft.com/office/drawing/2014/chartex" xmlns:cx1="http://schemas.microsoft.com/office/drawing/2015/9/8/chartex" xmlns:cx2="http://schemas.microsoft.com/office/drawing/2015/10/21/chartex" xmlns:cx3="http://schemas.microsoft.com/office/drawing/2016/5/9/chartex" xmlns:cx4="http://schemas.microsoft.com/office/drawing/2016/5/10/chartex" xmlns:cx5="http://schemas.microsoft.com/office/drawing/2016/5/11/chartex" xmlns:cx6="http://schemas.microsoft.com/office/drawing/2016/5/12/chartex" xmlns:cx7="http://schemas.microsoft.com/office/drawing/2016/5/13/chartex" xmlns:cx8="http://schemas.microsoft.com/office/drawing/2016/5/14/chartex" xmlns:mc="http://schemas.openxmlformats.org/markup-compatibility/2006" xmlns:aink="http://schemas.microsoft.com/office/drawing/2016/ink" xmlns:am3d="http://schemas.microsoft.com/office/drawing/2017/model3d" xmlns:o="urn:schemas-microsoft-com:office:office" xmlns:oel="http://schemas.microsoft.com/office/2019/extlst" xmlns:r="http://schemas.openxmlformats.org/officeDocument/2006/relationships" xmlns:m="http://schemas.openxmlformats.org/officeDocument/2006/math" xmlns:v="urn:schemas-microsoft-com:vml" xmlns:wp14="http://schemas.microsoft.com/office/word/2010/wordprocessingDrawing" xmlns:wp="http://schemas.openxmlformats.org/drawingml/2006/wordprocessingDrawing" xmlns:w10="urn:schemas-microsoft-com:office:word" xmlns:w="http://schemas.openxmlformats.org/wordprocessingml/2006/main" xmlns:w14="http://schemas.microsoft.com/office/word/2010/wordml" xmlns:w15="http://schemas.microsoft.com/office/word/2012/wordml" xmlns:w16cex="http://schemas.microsoft.com/office/word/2018/wordml/cex" xmlns:w16cid="http://schemas.microsoft.com/office/word/2016/wordml/cid" xmlns:w16="http://schemas.microsoft.com/office/word/2018/wordml" xmlns:w16du="http://schemas.microsoft.com/office/word/2023/wordml/word16du" xmlns:w16sdtdh="http://schemas.microsoft.com/office/word/2020/wordml/sdtdatahash" xmlns:w16sdtfl="http://schemas.microsoft.com/office/word/2024/wordml/sdtformatlock" xmlns:w16se="http://schemas.microsoft.com/office/word/2015/wordml/symex" xmlns:wpg="http://schemas.microsoft.com/office/word/2010/wordprocessingGroup" xmlns:wpi="http://schemas.microsoft.com/office/word/2010/wordprocessingInk" xmlns:wne="http://schemas.microsoft.com/office/word/2006/wordml" xmlns:wps="http://schemas.microsoft.com/office/word/2010/wordprocessingShape" mc:Ignorable="w14 w15 w16se w16cid w16 w16cex w16sdtdh w16sdtfl w16du wp14">
+<w:numbering xmlns:wpc="http://schemas.microsoft.com/office/word/2010/wordprocessingCanvas" xmlns:cx="http://schemas.microsoft.com/office/drawing/2014/chartex" xmlns:cx1="http://schemas.microsoft.com/office/drawing/2015/9/8/chartex" xmlns:cx2="http://schemas.microsoft.com/office/drawing/2015/10/21/chartex" xmlns:cx3="http://schemas.microsoft.com/office/drawing/2016/5/9/chartex" xmlns:cx4="http://schemas.microsoft.com/office/drawing/2016/5/10/chartex" xmlns:cx5="http://schemas.microsoft.com/office/drawing/2016/5/11/chartex" xmlns:cx6="http://schemas.microsoft.com/office/drawing/2016/5/12/chartex" xmlns:cx7="http://schemas.microsoft.com/office/drawing/2016/5/13/chartex" xmlns:cx8="http://schemas.microsoft.com/office/drawing/2016/5/14/chartex" xmlns:mc="http://schemas.openxmlformats.org/markup-compatibility/2006" xmlns:aink="http://schemas.microsoft.com/office/drawing/2016/ink" xmlns:am3d="http://schemas.microsoft.com/office/drawing/2017/model3d" xmlns:o="urn:schemas-microsoft-com:office:office" xmlns:r="http://schemas.openxmlformats.org/officeDocument/2006/relationships" xmlns:m="http://schemas.openxmlformats.org/officeDocument/2006/math" xmlns:v="urn:schemas-microsoft-com:vml" xmlns:wp14="http://schemas.microsoft.com/office/word/2010/wordprocessingDrawing" xmlns:wp="http://schemas.openxmlformats.org/drawingml/2006/wordprocessingDrawing" xmlns:w10="urn:schemas-microsoft-com:office:word" xmlns:w="http://schemas.openxmlformats.org/wordprocessingml/2006/main" xmlns:w14="http://schemas.microsoft.com/office/word/2010/wordml" xmlns:w15="http://schemas.microsoft.com/office/word/2012/wordml" xmlns:w16cex="http://schemas.microsoft.com/office/word/2018/wordml/cex" xmlns:w16cid="http://schemas.microsoft.com/office/word/2016/wordml/cid" xmlns:w16="http://schemas.microsoft.com/office/word/2018/wordml" xmlns:w16se="http://schemas.microsoft.com/office/word/2015/wordml/symex" xmlns:wpg="http://schemas.microsoft.com/office/word/2010/wordprocessingGroup" xmlns:wpi="http://schemas.microsoft.com/office/word/2010/wordprocessingInk" xmlns:wne="http://schemas.microsoft.com/office/word/2006/wordml" xmlns:wps="http://schemas.microsoft.com/office/word/2010/wordprocessingShape" mc:Ignorable="w14 w15 w16se w16cid w16 w16cex wp14">
   <w:abstractNum w:abstractNumId="0" w15:restartNumberingAfterBreak="0">
     <w:nsid w:val="01344BC1"/>
     <w:multiLevelType w:val="hybridMultilevel"/>
@@ -6953,106 +7031,106 @@
       </w:pPr>
     </w:lvl>
   </w:abstractNum>
-  <w:num w:numId="1" w16cid:durableId="1682511691">
+  <w:num w:numId="1">
     <w:abstractNumId w:val="31"/>
   </w:num>
-  <w:num w:numId="2" w16cid:durableId="2032609344">
+  <w:num w:numId="2">
     <w:abstractNumId w:val="25"/>
   </w:num>
-  <w:num w:numId="3" w16cid:durableId="1936940783">
+  <w:num w:numId="3">
     <w:abstractNumId w:val="10"/>
   </w:num>
-  <w:num w:numId="4" w16cid:durableId="769356308">
+  <w:num w:numId="4">
     <w:abstractNumId w:val="9"/>
   </w:num>
-  <w:num w:numId="5" w16cid:durableId="1487093862">
+  <w:num w:numId="5">
     <w:abstractNumId w:val="22"/>
   </w:num>
-  <w:num w:numId="6" w16cid:durableId="1572883370">
+  <w:num w:numId="6">
     <w:abstractNumId w:val="2"/>
   </w:num>
-  <w:num w:numId="7" w16cid:durableId="544758890">
+  <w:num w:numId="7">
     <w:abstractNumId w:val="32"/>
   </w:num>
-  <w:num w:numId="8" w16cid:durableId="1285111919">
+  <w:num w:numId="8">
     <w:abstractNumId w:val="7"/>
   </w:num>
-  <w:num w:numId="9" w16cid:durableId="1384863598">
+  <w:num w:numId="9">
     <w:abstractNumId w:val="0"/>
   </w:num>
-  <w:num w:numId="10" w16cid:durableId="1832335355">
+  <w:num w:numId="10">
     <w:abstractNumId w:val="1"/>
   </w:num>
-  <w:num w:numId="11" w16cid:durableId="1958484675">
+  <w:num w:numId="11">
     <w:abstractNumId w:val="14"/>
   </w:num>
-  <w:num w:numId="12" w16cid:durableId="1886672944">
+  <w:num w:numId="12">
     <w:abstractNumId w:val="21"/>
   </w:num>
-  <w:num w:numId="13" w16cid:durableId="1911377699">
+  <w:num w:numId="13">
     <w:abstractNumId w:val="17"/>
   </w:num>
-  <w:num w:numId="14" w16cid:durableId="750128335">
+  <w:num w:numId="14">
     <w:abstractNumId w:val="30"/>
   </w:num>
-  <w:num w:numId="15" w16cid:durableId="2138715381">
+  <w:num w:numId="15">
     <w:abstractNumId w:val="28"/>
   </w:num>
-  <w:num w:numId="16" w16cid:durableId="2088845672">
+  <w:num w:numId="16">
     <w:abstractNumId w:val="4"/>
   </w:num>
-  <w:num w:numId="17" w16cid:durableId="543641009">
+  <w:num w:numId="17">
     <w:abstractNumId w:val="3"/>
   </w:num>
-  <w:num w:numId="18" w16cid:durableId="523785565">
+  <w:num w:numId="18">
     <w:abstractNumId w:val="26"/>
   </w:num>
-  <w:num w:numId="19" w16cid:durableId="444008506">
+  <w:num w:numId="19">
     <w:abstractNumId w:val="19"/>
   </w:num>
-  <w:num w:numId="20" w16cid:durableId="166485882">
+  <w:num w:numId="20">
     <w:abstractNumId w:val="15"/>
   </w:num>
-  <w:num w:numId="21" w16cid:durableId="1039360351">
+  <w:num w:numId="21">
     <w:abstractNumId w:val="5"/>
   </w:num>
-  <w:num w:numId="22" w16cid:durableId="792020348">
+  <w:num w:numId="22">
     <w:abstractNumId w:val="6"/>
   </w:num>
-  <w:num w:numId="23" w16cid:durableId="704452901">
+  <w:num w:numId="23">
     <w:abstractNumId w:val="20"/>
   </w:num>
-  <w:num w:numId="24" w16cid:durableId="357699425">
+  <w:num w:numId="24">
     <w:abstractNumId w:val="13"/>
   </w:num>
-  <w:num w:numId="25" w16cid:durableId="1212307053">
+  <w:num w:numId="25">
     <w:abstractNumId w:val="18"/>
   </w:num>
-  <w:num w:numId="26" w16cid:durableId="1648511375">
+  <w:num w:numId="26">
     <w:abstractNumId w:val="11"/>
   </w:num>
-  <w:num w:numId="27" w16cid:durableId="1647313908">
+  <w:num w:numId="27">
     <w:abstractNumId w:val="27"/>
   </w:num>
-  <w:num w:numId="28" w16cid:durableId="2101682248">
+  <w:num w:numId="28">
     <w:abstractNumId w:val="23"/>
   </w:num>
-  <w:num w:numId="29" w16cid:durableId="1631937274">
+  <w:num w:numId="29">
     <w:abstractNumId w:val="16"/>
   </w:num>
-  <w:num w:numId="30" w16cid:durableId="278879858">
+  <w:num w:numId="30">
     <w:abstractNumId w:val="24"/>
   </w:num>
-  <w:num w:numId="31" w16cid:durableId="1955094542">
+  <w:num w:numId="31">
     <w:abstractNumId w:val="33"/>
   </w:num>
-  <w:num w:numId="32" w16cid:durableId="1239369044">
+  <w:num w:numId="32">
     <w:abstractNumId w:val="12"/>
   </w:num>
-  <w:num w:numId="33" w16cid:durableId="181363948">
+  <w:num w:numId="33">
     <w:abstractNumId w:val="8"/>
   </w:num>
-  <w:num w:numId="34" w16cid:durableId="623733193">
+  <w:num w:numId="34">
     <w:abstractNumId w:val="29"/>
   </w:num>
   <w:numIdMacAtCleanup w:val="2"/>
@@ -7060,7 +7138,7 @@
 </file>
 
 <file path=word/styles.xml><?xml version="1.0" encoding="utf-8"?>
-<w:styles xmlns:mc="http://schemas.openxmlformats.org/markup-compatibility/2006" xmlns:r="http://schemas.openxmlformats.org/officeDocument/2006/relationships" xmlns:w="http://schemas.openxmlformats.org/wordprocessingml/2006/main" xmlns:w14="http://schemas.microsoft.com/office/word/2010/wordml" xmlns:w15="http://schemas.microsoft.com/office/word/2012/wordml" xmlns:w16cex="http://schemas.microsoft.com/office/word/2018/wordml/cex" xmlns:w16cid="http://schemas.microsoft.com/office/word/2016/wordml/cid" xmlns:w16="http://schemas.microsoft.com/office/word/2018/wordml" xmlns:w16du="http://schemas.microsoft.com/office/word/2023/wordml/word16du" xmlns:w16sdtdh="http://schemas.microsoft.com/office/word/2020/wordml/sdtdatahash" xmlns:w16sdtfl="http://schemas.microsoft.com/office/word/2024/wordml/sdtformatlock" xmlns:w16se="http://schemas.microsoft.com/office/word/2015/wordml/symex" mc:Ignorable="w14 w15 w16se w16cid w16 w16cex w16sdtdh w16sdtfl w16du">
+<w:styles xmlns:mc="http://schemas.openxmlformats.org/markup-compatibility/2006" xmlns:r="http://schemas.openxmlformats.org/officeDocument/2006/relationships" xmlns:w="http://schemas.openxmlformats.org/wordprocessingml/2006/main" xmlns:w14="http://schemas.microsoft.com/office/word/2010/wordml" xmlns:w15="http://schemas.microsoft.com/office/word/2012/wordml" xmlns:w16cex="http://schemas.microsoft.com/office/word/2018/wordml/cex" xmlns:w16cid="http://schemas.microsoft.com/office/word/2016/wordml/cid" xmlns:w16="http://schemas.microsoft.com/office/word/2018/wordml" xmlns:w16se="http://schemas.microsoft.com/office/word/2015/wordml/symex" mc:Ignorable="w14 w15 w16se w16cid w16 w16cex">
   <w:docDefaults>
     <w:rPrDefault>
       <w:rPr>
@@ -7894,10 +7972,9 @@
     <w:basedOn w:val="Normal"/>
     <w:link w:val="TextChar"/>
     <w:qFormat/>
-    <w:rsid w:val="001D32B5"/>
+    <w:rsid w:val="00536E47"/>
     <w:pPr>
       <w:spacing w:after="120"/>
-      <w:ind w:left="567"/>
     </w:pPr>
     <w:rPr>
       <w:lang w:val="en-US"/>
@@ -7922,7 +7999,7 @@
     <w:name w:val="Text Char"/>
     <w:basedOn w:val="DefaultParagraphFont"/>
     <w:link w:val="Text"/>
-    <w:rsid w:val="001D32B5"/>
+    <w:rsid w:val="00536E47"/>
     <w:rPr>
       <w:rFonts w:ascii="Times New Roman" w:eastAsia="Times New Roman" w:hAnsi="Times New Roman" w:cs="Times New Roman"/>
       <w:sz w:val="24"/>

--- a/kuliah/DocumentGenerator_Laporan_Praktikum/src/templates/format-2.docx
+++ b/kuliah/DocumentGenerator_Laporan_Praktikum/src/templates/format-2.docx
@@ -1,6 +1,6 @@
 
 <file path=word/document.xml><?xml version="1.0" encoding="utf-8"?>
-<w:document xmlns:wpc="http://schemas.microsoft.com/office/word/2010/wordprocessingCanvas" xmlns:cx="http://schemas.microsoft.com/office/drawing/2014/chartex" xmlns:cx1="http://schemas.microsoft.com/office/drawing/2015/9/8/chartex" xmlns:cx2="http://schemas.microsoft.com/office/drawing/2015/10/21/chartex" xmlns:cx3="http://schemas.microsoft.com/office/drawing/2016/5/9/chartex" xmlns:cx4="http://schemas.microsoft.com/office/drawing/2016/5/10/chartex" xmlns:cx5="http://schemas.microsoft.com/office/drawing/2016/5/11/chartex" xmlns:cx6="http://schemas.microsoft.com/office/drawing/2016/5/12/chartex" xmlns:cx7="http://schemas.microsoft.com/office/drawing/2016/5/13/chartex" xmlns:cx8="http://schemas.microsoft.com/office/drawing/2016/5/14/chartex" xmlns:mc="http://schemas.openxmlformats.org/markup-compatibility/2006" xmlns:aink="http://schemas.microsoft.com/office/drawing/2016/ink" xmlns:am3d="http://schemas.microsoft.com/office/drawing/2017/model3d" xmlns:o="urn:schemas-microsoft-com:office:office" xmlns:r="http://schemas.openxmlformats.org/officeDocument/2006/relationships" xmlns:m="http://schemas.openxmlformats.org/officeDocument/2006/math" xmlns:v="urn:schemas-microsoft-com:vml" xmlns:wp14="http://schemas.microsoft.com/office/word/2010/wordprocessingDrawing" xmlns:wp="http://schemas.openxmlformats.org/drawingml/2006/wordprocessingDrawing" xmlns:w10="urn:schemas-microsoft-com:office:word" xmlns:w="http://schemas.openxmlformats.org/wordprocessingml/2006/main" xmlns:w14="http://schemas.microsoft.com/office/word/2010/wordml" xmlns:w15="http://schemas.microsoft.com/office/word/2012/wordml" xmlns:w16cex="http://schemas.microsoft.com/office/word/2018/wordml/cex" xmlns:w16cid="http://schemas.microsoft.com/office/word/2016/wordml/cid" xmlns:w16="http://schemas.microsoft.com/office/word/2018/wordml" xmlns:w16se="http://schemas.microsoft.com/office/word/2015/wordml/symex" xmlns:wpg="http://schemas.microsoft.com/office/word/2010/wordprocessingGroup" xmlns:wpi="http://schemas.microsoft.com/office/word/2010/wordprocessingInk" xmlns:wne="http://schemas.microsoft.com/office/word/2006/wordml" xmlns:wps="http://schemas.microsoft.com/office/word/2010/wordprocessingShape" mc:Ignorable="w14 w15 w16se w16cid w16 w16cex wp14">
+<w:document xmlns:wpc="http://schemas.microsoft.com/office/word/2010/wordprocessingCanvas" xmlns:cx="http://schemas.microsoft.com/office/drawing/2014/chartex" xmlns:cx1="http://schemas.microsoft.com/office/drawing/2015/9/8/chartex" xmlns:cx2="http://schemas.microsoft.com/office/drawing/2015/10/21/chartex" xmlns:cx3="http://schemas.microsoft.com/office/drawing/2016/5/9/chartex" xmlns:cx4="http://schemas.microsoft.com/office/drawing/2016/5/10/chartex" xmlns:cx5="http://schemas.microsoft.com/office/drawing/2016/5/11/chartex" xmlns:cx6="http://schemas.microsoft.com/office/drawing/2016/5/12/chartex" xmlns:cx7="http://schemas.microsoft.com/office/drawing/2016/5/13/chartex" xmlns:cx8="http://schemas.microsoft.com/office/drawing/2016/5/14/chartex" xmlns:mc="http://schemas.openxmlformats.org/markup-compatibility/2006" xmlns:aink="http://schemas.microsoft.com/office/drawing/2016/ink" xmlns:am3d="http://schemas.microsoft.com/office/drawing/2017/model3d" xmlns:o="urn:schemas-microsoft-com:office:office" xmlns:oel="http://schemas.microsoft.com/office/2019/extlst" xmlns:r="http://schemas.openxmlformats.org/officeDocument/2006/relationships" xmlns:m="http://schemas.openxmlformats.org/officeDocument/2006/math" xmlns:v="urn:schemas-microsoft-com:vml" xmlns:wp14="http://schemas.microsoft.com/office/word/2010/wordprocessingDrawing" xmlns:wp="http://schemas.openxmlformats.org/drawingml/2006/wordprocessingDrawing" xmlns:w10="urn:schemas-microsoft-com:office:word" xmlns:w="http://schemas.openxmlformats.org/wordprocessingml/2006/main" xmlns:w14="http://schemas.microsoft.com/office/word/2010/wordml" xmlns:w15="http://schemas.microsoft.com/office/word/2012/wordml" xmlns:w16cex="http://schemas.microsoft.com/office/word/2018/wordml/cex" xmlns:w16cid="http://schemas.microsoft.com/office/word/2016/wordml/cid" xmlns:w16="http://schemas.microsoft.com/office/word/2018/wordml" xmlns:w16du="http://schemas.microsoft.com/office/word/2023/wordml/word16du" xmlns:w16sdtdh="http://schemas.microsoft.com/office/word/2020/wordml/sdtdatahash" xmlns:w16sdtfl="http://schemas.microsoft.com/office/word/2024/wordml/sdtformatlock" xmlns:w16se="http://schemas.microsoft.com/office/word/2015/wordml/symex" xmlns:wpg="http://schemas.microsoft.com/office/word/2010/wordprocessingGroup" xmlns:wpi="http://schemas.microsoft.com/office/word/2010/wordprocessingInk" xmlns:wne="http://schemas.microsoft.com/office/word/2006/wordml" xmlns:wps="http://schemas.microsoft.com/office/word/2010/wordprocessingShape" mc:Ignorable="w14 w15 w16se w16cid w16 w16cex w16sdtdh w16sdtfl w16du wp14">
   <w:body>
     <w:p>
       <w:pPr>
@@ -2964,6 +2964,7 @@
       </w:pPr>
       <w:bookmarkStart w:id="0" w:name="_Toc197688582"/>
       <w:r>
+        <w:lastRenderedPageBreak/>
         <w:t>DAFTAR GAMBAR</w:t>
       </w:r>
       <w:bookmarkEnd w:id="0"/>
@@ -3047,6 +3048,7 @@
       </w:pPr>
       <w:bookmarkStart w:id="1" w:name="_Toc197688583"/>
       <w:r>
+        <w:lastRenderedPageBreak/>
         <w:t>HASIL PRAKTIKUM</w:t>
       </w:r>
       <w:bookmarkEnd w:id="1"/>
@@ -3100,6 +3102,7 @@
     </w:p>
     <w:p>
       <w:pPr>
+        <w:spacing w:after="240"/>
         <w:ind w:left="369"/>
         <w:rPr>
           <w:lang w:val="en-US"/>
@@ -3426,7 +3429,7 @@
     </w:p>
     <w:p>
       <w:pPr>
-        <w:ind w:left="369"/>
+        <w:ind w:left="510"/>
         <w:rPr>
           <w:lang w:val="en-US"/>
         </w:rPr>
@@ -3440,7 +3443,8 @@
     </w:p>
     <w:p>
       <w:pPr>
-        <w:ind w:left="369"/>
+        <w:spacing w:after="240"/>
+        <w:ind w:left="510"/>
         <w:rPr>
           <w:lang w:val="en-US"/>
         </w:rPr>
@@ -3449,12 +3453,13 @@
         <w:rPr>
           <w:lang w:val="en-US"/>
         </w:rPr>
+        <w:lastRenderedPageBreak/>
         <w:t>{{ item.penjelasan_singkat }}</w:t>
       </w:r>
     </w:p>
     <w:p>
       <w:pPr>
-        <w:ind w:left="369"/>
+        <w:ind w:left="510"/>
         <w:rPr>
           <w:lang w:val="en-US"/>
         </w:rPr>
@@ -3879,7 +3884,7 @@
 </file>
 
 <file path=word/endnotes.xml><?xml version="1.0" encoding="utf-8"?>
-<w:endnotes xmlns:wpc="http://schemas.microsoft.com/office/word/2010/wordprocessingCanvas" xmlns:cx="http://schemas.microsoft.com/office/drawing/2014/chartex" xmlns:cx1="http://schemas.microsoft.com/office/drawing/2015/9/8/chartex" xmlns:cx2="http://schemas.microsoft.com/office/drawing/2015/10/21/chartex" xmlns:cx3="http://schemas.microsoft.com/office/drawing/2016/5/9/chartex" xmlns:cx4="http://schemas.microsoft.com/office/drawing/2016/5/10/chartex" xmlns:cx5="http://schemas.microsoft.com/office/drawing/2016/5/11/chartex" xmlns:cx6="http://schemas.microsoft.com/office/drawing/2016/5/12/chartex" xmlns:cx7="http://schemas.microsoft.com/office/drawing/2016/5/13/chartex" xmlns:cx8="http://schemas.microsoft.com/office/drawing/2016/5/14/chartex" xmlns:mc="http://schemas.openxmlformats.org/markup-compatibility/2006" xmlns:aink="http://schemas.microsoft.com/office/drawing/2016/ink" xmlns:am3d="http://schemas.microsoft.com/office/drawing/2017/model3d" xmlns:o="urn:schemas-microsoft-com:office:office" xmlns:r="http://schemas.openxmlformats.org/officeDocument/2006/relationships" xmlns:m="http://schemas.openxmlformats.org/officeDocument/2006/math" xmlns:v="urn:schemas-microsoft-com:vml" xmlns:wp14="http://schemas.microsoft.com/office/word/2010/wordprocessingDrawing" xmlns:wp="http://schemas.openxmlformats.org/drawingml/2006/wordprocessingDrawing" xmlns:w10="urn:schemas-microsoft-com:office:word" xmlns:w="http://schemas.openxmlformats.org/wordprocessingml/2006/main" xmlns:w14="http://schemas.microsoft.com/office/word/2010/wordml" xmlns:w15="http://schemas.microsoft.com/office/word/2012/wordml" xmlns:w16cex="http://schemas.microsoft.com/office/word/2018/wordml/cex" xmlns:w16cid="http://schemas.microsoft.com/office/word/2016/wordml/cid" xmlns:w16="http://schemas.microsoft.com/office/word/2018/wordml" xmlns:w16se="http://schemas.microsoft.com/office/word/2015/wordml/symex" xmlns:wpg="http://schemas.microsoft.com/office/word/2010/wordprocessingGroup" xmlns:wpi="http://schemas.microsoft.com/office/word/2010/wordprocessingInk" xmlns:wne="http://schemas.microsoft.com/office/word/2006/wordml" xmlns:wps="http://schemas.microsoft.com/office/word/2010/wordprocessingShape" mc:Ignorable="w14 w15 w16se w16cid w16 w16cex wp14">
+<w:endnotes xmlns:wpc="http://schemas.microsoft.com/office/word/2010/wordprocessingCanvas" xmlns:cx="http://schemas.microsoft.com/office/drawing/2014/chartex" xmlns:cx1="http://schemas.microsoft.com/office/drawing/2015/9/8/chartex" xmlns:cx2="http://schemas.microsoft.com/office/drawing/2015/10/21/chartex" xmlns:cx3="http://schemas.microsoft.com/office/drawing/2016/5/9/chartex" xmlns:cx4="http://schemas.microsoft.com/office/drawing/2016/5/10/chartex" xmlns:cx5="http://schemas.microsoft.com/office/drawing/2016/5/11/chartex" xmlns:cx6="http://schemas.microsoft.com/office/drawing/2016/5/12/chartex" xmlns:cx7="http://schemas.microsoft.com/office/drawing/2016/5/13/chartex" xmlns:cx8="http://schemas.microsoft.com/office/drawing/2016/5/14/chartex" xmlns:mc="http://schemas.openxmlformats.org/markup-compatibility/2006" xmlns:aink="http://schemas.microsoft.com/office/drawing/2016/ink" xmlns:am3d="http://schemas.microsoft.com/office/drawing/2017/model3d" xmlns:o="urn:schemas-microsoft-com:office:office" xmlns:oel="http://schemas.microsoft.com/office/2019/extlst" xmlns:r="http://schemas.openxmlformats.org/officeDocument/2006/relationships" xmlns:m="http://schemas.openxmlformats.org/officeDocument/2006/math" xmlns:v="urn:schemas-microsoft-com:vml" xmlns:wp14="http://schemas.microsoft.com/office/word/2010/wordprocessingDrawing" xmlns:wp="http://schemas.openxmlformats.org/drawingml/2006/wordprocessingDrawing" xmlns:w10="urn:schemas-microsoft-com:office:word" xmlns:w="http://schemas.openxmlformats.org/wordprocessingml/2006/main" xmlns:w14="http://schemas.microsoft.com/office/word/2010/wordml" xmlns:w15="http://schemas.microsoft.com/office/word/2012/wordml" xmlns:w16cex="http://schemas.microsoft.com/office/word/2018/wordml/cex" xmlns:w16cid="http://schemas.microsoft.com/office/word/2016/wordml/cid" xmlns:w16="http://schemas.microsoft.com/office/word/2018/wordml" xmlns:w16du="http://schemas.microsoft.com/office/word/2023/wordml/word16du" xmlns:w16sdtdh="http://schemas.microsoft.com/office/word/2020/wordml/sdtdatahash" xmlns:w16sdtfl="http://schemas.microsoft.com/office/word/2024/wordml/sdtformatlock" xmlns:w16se="http://schemas.microsoft.com/office/word/2015/wordml/symex" xmlns:wpg="http://schemas.microsoft.com/office/word/2010/wordprocessingGroup" xmlns:wpi="http://schemas.microsoft.com/office/word/2010/wordprocessingInk" xmlns:wne="http://schemas.microsoft.com/office/word/2006/wordml" xmlns:wps="http://schemas.microsoft.com/office/word/2010/wordprocessingShape" mc:Ignorable="w14 w15 w16se w16cid w16 w16cex w16sdtdh w16sdtfl w16du wp14">
   <w:endnote w:type="separator" w:id="-1">
     <w:p>
       <w:pPr>
@@ -3906,7 +3911,7 @@
 </file>
 
 <file path=word/footer1.xml><?xml version="1.0" encoding="utf-8"?>
-<w:ftr xmlns:wpc="http://schemas.microsoft.com/office/word/2010/wordprocessingCanvas" xmlns:cx="http://schemas.microsoft.com/office/drawing/2014/chartex" xmlns:cx1="http://schemas.microsoft.com/office/drawing/2015/9/8/chartex" xmlns:cx2="http://schemas.microsoft.com/office/drawing/2015/10/21/chartex" xmlns:cx3="http://schemas.microsoft.com/office/drawing/2016/5/9/chartex" xmlns:cx4="http://schemas.microsoft.com/office/drawing/2016/5/10/chartex" xmlns:cx5="http://schemas.microsoft.com/office/drawing/2016/5/11/chartex" xmlns:cx6="http://schemas.microsoft.com/office/drawing/2016/5/12/chartex" xmlns:cx7="http://schemas.microsoft.com/office/drawing/2016/5/13/chartex" xmlns:cx8="http://schemas.microsoft.com/office/drawing/2016/5/14/chartex" xmlns:mc="http://schemas.openxmlformats.org/markup-compatibility/2006" xmlns:aink="http://schemas.microsoft.com/office/drawing/2016/ink" xmlns:am3d="http://schemas.microsoft.com/office/drawing/2017/model3d" xmlns:o="urn:schemas-microsoft-com:office:office" xmlns:r="http://schemas.openxmlformats.org/officeDocument/2006/relationships" xmlns:m="http://schemas.openxmlformats.org/officeDocument/2006/math" xmlns:v="urn:schemas-microsoft-com:vml" xmlns:wp14="http://schemas.microsoft.com/office/word/2010/wordprocessingDrawing" xmlns:wp="http://schemas.openxmlformats.org/drawingml/2006/wordprocessingDrawing" xmlns:w10="urn:schemas-microsoft-com:office:word" xmlns:w="http://schemas.openxmlformats.org/wordprocessingml/2006/main" xmlns:w14="http://schemas.microsoft.com/office/word/2010/wordml" xmlns:w15="http://schemas.microsoft.com/office/word/2012/wordml" xmlns:w16cex="http://schemas.microsoft.com/office/word/2018/wordml/cex" xmlns:w16cid="http://schemas.microsoft.com/office/word/2016/wordml/cid" xmlns:w16="http://schemas.microsoft.com/office/word/2018/wordml" xmlns:w16se="http://schemas.microsoft.com/office/word/2015/wordml/symex" xmlns:wpg="http://schemas.microsoft.com/office/word/2010/wordprocessingGroup" xmlns:wpi="http://schemas.microsoft.com/office/word/2010/wordprocessingInk" xmlns:wne="http://schemas.microsoft.com/office/word/2006/wordml" xmlns:wps="http://schemas.microsoft.com/office/word/2010/wordprocessingShape" mc:Ignorable="w14 w15 w16se w16cid w16 w16cex wp14">
+<w:ftr xmlns:wpc="http://schemas.microsoft.com/office/word/2010/wordprocessingCanvas" xmlns:cx="http://schemas.microsoft.com/office/drawing/2014/chartex" xmlns:cx1="http://schemas.microsoft.com/office/drawing/2015/9/8/chartex" xmlns:cx2="http://schemas.microsoft.com/office/drawing/2015/10/21/chartex" xmlns:cx3="http://schemas.microsoft.com/office/drawing/2016/5/9/chartex" xmlns:cx4="http://schemas.microsoft.com/office/drawing/2016/5/10/chartex" xmlns:cx5="http://schemas.microsoft.com/office/drawing/2016/5/11/chartex" xmlns:cx6="http://schemas.microsoft.com/office/drawing/2016/5/12/chartex" xmlns:cx7="http://schemas.microsoft.com/office/drawing/2016/5/13/chartex" xmlns:cx8="http://schemas.microsoft.com/office/drawing/2016/5/14/chartex" xmlns:mc="http://schemas.openxmlformats.org/markup-compatibility/2006" xmlns:aink="http://schemas.microsoft.com/office/drawing/2016/ink" xmlns:am3d="http://schemas.microsoft.com/office/drawing/2017/model3d" xmlns:o="urn:schemas-microsoft-com:office:office" xmlns:oel="http://schemas.microsoft.com/office/2019/extlst" xmlns:r="http://schemas.openxmlformats.org/officeDocument/2006/relationships" xmlns:m="http://schemas.openxmlformats.org/officeDocument/2006/math" xmlns:v="urn:schemas-microsoft-com:vml" xmlns:wp14="http://schemas.microsoft.com/office/word/2010/wordprocessingDrawing" xmlns:wp="http://schemas.openxmlformats.org/drawingml/2006/wordprocessingDrawing" xmlns:w10="urn:schemas-microsoft-com:office:word" xmlns:w="http://schemas.openxmlformats.org/wordprocessingml/2006/main" xmlns:w14="http://schemas.microsoft.com/office/word/2010/wordml" xmlns:w15="http://schemas.microsoft.com/office/word/2012/wordml" xmlns:w16cex="http://schemas.microsoft.com/office/word/2018/wordml/cex" xmlns:w16cid="http://schemas.microsoft.com/office/word/2016/wordml/cid" xmlns:w16="http://schemas.microsoft.com/office/word/2018/wordml" xmlns:w16du="http://schemas.microsoft.com/office/word/2023/wordml/word16du" xmlns:w16sdtdh="http://schemas.microsoft.com/office/word/2020/wordml/sdtdatahash" xmlns:w16sdtfl="http://schemas.microsoft.com/office/word/2024/wordml/sdtformatlock" xmlns:w16se="http://schemas.microsoft.com/office/word/2015/wordml/symex" xmlns:wpg="http://schemas.microsoft.com/office/word/2010/wordprocessingGroup" xmlns:wpi="http://schemas.microsoft.com/office/word/2010/wordprocessingInk" xmlns:wne="http://schemas.microsoft.com/office/word/2006/wordml" xmlns:wps="http://schemas.microsoft.com/office/word/2010/wordprocessingShape" mc:Ignorable="w14 w15 w16se w16cid w16 w16cex w16sdtdh w16sdtfl w16du wp14">
   <w:sdt>
     <w:sdtPr>
       <w:id w:val="-517623792"/>
@@ -3955,7 +3960,7 @@
 </file>
 
 <file path=word/footer2.xml><?xml version="1.0" encoding="utf-8"?>
-<w:ftr xmlns:wpc="http://schemas.microsoft.com/office/word/2010/wordprocessingCanvas" xmlns:cx="http://schemas.microsoft.com/office/drawing/2014/chartex" xmlns:cx1="http://schemas.microsoft.com/office/drawing/2015/9/8/chartex" xmlns:cx2="http://schemas.microsoft.com/office/drawing/2015/10/21/chartex" xmlns:cx3="http://schemas.microsoft.com/office/drawing/2016/5/9/chartex" xmlns:cx4="http://schemas.microsoft.com/office/drawing/2016/5/10/chartex" xmlns:cx5="http://schemas.microsoft.com/office/drawing/2016/5/11/chartex" xmlns:cx6="http://schemas.microsoft.com/office/drawing/2016/5/12/chartex" xmlns:cx7="http://schemas.microsoft.com/office/drawing/2016/5/13/chartex" xmlns:cx8="http://schemas.microsoft.com/office/drawing/2016/5/14/chartex" xmlns:mc="http://schemas.openxmlformats.org/markup-compatibility/2006" xmlns:aink="http://schemas.microsoft.com/office/drawing/2016/ink" xmlns:am3d="http://schemas.microsoft.com/office/drawing/2017/model3d" xmlns:o="urn:schemas-microsoft-com:office:office" xmlns:r="http://schemas.openxmlformats.org/officeDocument/2006/relationships" xmlns:m="http://schemas.openxmlformats.org/officeDocument/2006/math" xmlns:v="urn:schemas-microsoft-com:vml" xmlns:wp14="http://schemas.microsoft.com/office/word/2010/wordprocessingDrawing" xmlns:wp="http://schemas.openxmlformats.org/drawingml/2006/wordprocessingDrawing" xmlns:w10="urn:schemas-microsoft-com:office:word" xmlns:w="http://schemas.openxmlformats.org/wordprocessingml/2006/main" xmlns:w14="http://schemas.microsoft.com/office/word/2010/wordml" xmlns:w15="http://schemas.microsoft.com/office/word/2012/wordml" xmlns:w16cex="http://schemas.microsoft.com/office/word/2018/wordml/cex" xmlns:w16cid="http://schemas.microsoft.com/office/word/2016/wordml/cid" xmlns:w16="http://schemas.microsoft.com/office/word/2018/wordml" xmlns:w16se="http://schemas.microsoft.com/office/word/2015/wordml/symex" xmlns:wpg="http://schemas.microsoft.com/office/word/2010/wordprocessingGroup" xmlns:wpi="http://schemas.microsoft.com/office/word/2010/wordprocessingInk" xmlns:wne="http://schemas.microsoft.com/office/word/2006/wordml" xmlns:wps="http://schemas.microsoft.com/office/word/2010/wordprocessingShape" mc:Ignorable="w14 w15 w16se w16cid w16 w16cex wp14">
+<w:ftr xmlns:wpc="http://schemas.microsoft.com/office/word/2010/wordprocessingCanvas" xmlns:cx="http://schemas.microsoft.com/office/drawing/2014/chartex" xmlns:cx1="http://schemas.microsoft.com/office/drawing/2015/9/8/chartex" xmlns:cx2="http://schemas.microsoft.com/office/drawing/2015/10/21/chartex" xmlns:cx3="http://schemas.microsoft.com/office/drawing/2016/5/9/chartex" xmlns:cx4="http://schemas.microsoft.com/office/drawing/2016/5/10/chartex" xmlns:cx5="http://schemas.microsoft.com/office/drawing/2016/5/11/chartex" xmlns:cx6="http://schemas.microsoft.com/office/drawing/2016/5/12/chartex" xmlns:cx7="http://schemas.microsoft.com/office/drawing/2016/5/13/chartex" xmlns:cx8="http://schemas.microsoft.com/office/drawing/2016/5/14/chartex" xmlns:mc="http://schemas.openxmlformats.org/markup-compatibility/2006" xmlns:aink="http://schemas.microsoft.com/office/drawing/2016/ink" xmlns:am3d="http://schemas.microsoft.com/office/drawing/2017/model3d" xmlns:o="urn:schemas-microsoft-com:office:office" xmlns:oel="http://schemas.microsoft.com/office/2019/extlst" xmlns:r="http://schemas.openxmlformats.org/officeDocument/2006/relationships" xmlns:m="http://schemas.openxmlformats.org/officeDocument/2006/math" xmlns:v="urn:schemas-microsoft-com:vml" xmlns:wp14="http://schemas.microsoft.com/office/word/2010/wordprocessingDrawing" xmlns:wp="http://schemas.openxmlformats.org/drawingml/2006/wordprocessingDrawing" xmlns:w10="urn:schemas-microsoft-com:office:word" xmlns:w="http://schemas.openxmlformats.org/wordprocessingml/2006/main" xmlns:w14="http://schemas.microsoft.com/office/word/2010/wordml" xmlns:w15="http://schemas.microsoft.com/office/word/2012/wordml" xmlns:w16cex="http://schemas.microsoft.com/office/word/2018/wordml/cex" xmlns:w16cid="http://schemas.microsoft.com/office/word/2016/wordml/cid" xmlns:w16="http://schemas.microsoft.com/office/word/2018/wordml" xmlns:w16du="http://schemas.microsoft.com/office/word/2023/wordml/word16du" xmlns:w16sdtdh="http://schemas.microsoft.com/office/word/2020/wordml/sdtdatahash" xmlns:w16sdtfl="http://schemas.microsoft.com/office/word/2024/wordml/sdtformatlock" xmlns:w16se="http://schemas.microsoft.com/office/word/2015/wordml/symex" xmlns:wpg="http://schemas.microsoft.com/office/word/2010/wordprocessingGroup" xmlns:wpi="http://schemas.microsoft.com/office/word/2010/wordprocessingInk" xmlns:wne="http://schemas.microsoft.com/office/word/2006/wordml" xmlns:wps="http://schemas.microsoft.com/office/word/2010/wordprocessingShape" mc:Ignorable="w14 w15 w16se w16cid w16 w16cex w16sdtdh w16sdtfl w16du wp14">
   <w:sdt>
     <w:sdtPr>
       <w:id w:val="-234937495"/>
@@ -4004,7 +4009,7 @@
 </file>
 
 <file path=word/footnotes.xml><?xml version="1.0" encoding="utf-8"?>
-<w:footnotes xmlns:wpc="http://schemas.microsoft.com/office/word/2010/wordprocessingCanvas" xmlns:cx="http://schemas.microsoft.com/office/drawing/2014/chartex" xmlns:cx1="http://schemas.microsoft.com/office/drawing/2015/9/8/chartex" xmlns:cx2="http://schemas.microsoft.com/office/drawing/2015/10/21/chartex" xmlns:cx3="http://schemas.microsoft.com/office/drawing/2016/5/9/chartex" xmlns:cx4="http://schemas.microsoft.com/office/drawing/2016/5/10/chartex" xmlns:cx5="http://schemas.microsoft.com/office/drawing/2016/5/11/chartex" xmlns:cx6="http://schemas.microsoft.com/office/drawing/2016/5/12/chartex" xmlns:cx7="http://schemas.microsoft.com/office/drawing/2016/5/13/chartex" xmlns:cx8="http://schemas.microsoft.com/office/drawing/2016/5/14/chartex" xmlns:mc="http://schemas.openxmlformats.org/markup-compatibility/2006" xmlns:aink="http://schemas.microsoft.com/office/drawing/2016/ink" xmlns:am3d="http://schemas.microsoft.com/office/drawing/2017/model3d" xmlns:o="urn:schemas-microsoft-com:office:office" xmlns:r="http://schemas.openxmlformats.org/officeDocument/2006/relationships" xmlns:m="http://schemas.openxmlformats.org/officeDocument/2006/math" xmlns:v="urn:schemas-microsoft-com:vml" xmlns:wp14="http://schemas.microsoft.com/office/word/2010/wordprocessingDrawing" xmlns:wp="http://schemas.openxmlformats.org/drawingml/2006/wordprocessingDrawing" xmlns:w10="urn:schemas-microsoft-com:office:word" xmlns:w="http://schemas.openxmlformats.org/wordprocessingml/2006/main" xmlns:w14="http://schemas.microsoft.com/office/word/2010/wordml" xmlns:w15="http://schemas.microsoft.com/office/word/2012/wordml" xmlns:w16cex="http://schemas.microsoft.com/office/word/2018/wordml/cex" xmlns:w16cid="http://schemas.microsoft.com/office/word/2016/wordml/cid" xmlns:w16="http://schemas.microsoft.com/office/word/2018/wordml" xmlns:w16se="http://schemas.microsoft.com/office/word/2015/wordml/symex" xmlns:wpg="http://schemas.microsoft.com/office/word/2010/wordprocessingGroup" xmlns:wpi="http://schemas.microsoft.com/office/word/2010/wordprocessingInk" xmlns:wne="http://schemas.microsoft.com/office/word/2006/wordml" xmlns:wps="http://schemas.microsoft.com/office/word/2010/wordprocessingShape" mc:Ignorable="w14 w15 w16se w16cid w16 w16cex wp14">
+<w:footnotes xmlns:wpc="http://schemas.microsoft.com/office/word/2010/wordprocessingCanvas" xmlns:cx="http://schemas.microsoft.com/office/drawing/2014/chartex" xmlns:cx1="http://schemas.microsoft.com/office/drawing/2015/9/8/chartex" xmlns:cx2="http://schemas.microsoft.com/office/drawing/2015/10/21/chartex" xmlns:cx3="http://schemas.microsoft.com/office/drawing/2016/5/9/chartex" xmlns:cx4="http://schemas.microsoft.com/office/drawing/2016/5/10/chartex" xmlns:cx5="http://schemas.microsoft.com/office/drawing/2016/5/11/chartex" xmlns:cx6="http://schemas.microsoft.com/office/drawing/2016/5/12/chartex" xmlns:cx7="http://schemas.microsoft.com/office/drawing/2016/5/13/chartex" xmlns:cx8="http://schemas.microsoft.com/office/drawing/2016/5/14/chartex" xmlns:mc="http://schemas.openxmlformats.org/markup-compatibility/2006" xmlns:aink="http://schemas.microsoft.com/office/drawing/2016/ink" xmlns:am3d="http://schemas.microsoft.com/office/drawing/2017/model3d" xmlns:o="urn:schemas-microsoft-com:office:office" xmlns:oel="http://schemas.microsoft.com/office/2019/extlst" xmlns:r="http://schemas.openxmlformats.org/officeDocument/2006/relationships" xmlns:m="http://schemas.openxmlformats.org/officeDocument/2006/math" xmlns:v="urn:schemas-microsoft-com:vml" xmlns:wp14="http://schemas.microsoft.com/office/word/2010/wordprocessingDrawing" xmlns:wp="http://schemas.openxmlformats.org/drawingml/2006/wordprocessingDrawing" xmlns:w10="urn:schemas-microsoft-com:office:word" xmlns:w="http://schemas.openxmlformats.org/wordprocessingml/2006/main" xmlns:w14="http://schemas.microsoft.com/office/word/2010/wordml" xmlns:w15="http://schemas.microsoft.com/office/word/2012/wordml" xmlns:w16cex="http://schemas.microsoft.com/office/word/2018/wordml/cex" xmlns:w16cid="http://schemas.microsoft.com/office/word/2016/wordml/cid" xmlns:w16="http://schemas.microsoft.com/office/word/2018/wordml" xmlns:w16du="http://schemas.microsoft.com/office/word/2023/wordml/word16du" xmlns:w16sdtdh="http://schemas.microsoft.com/office/word/2020/wordml/sdtdatahash" xmlns:w16sdtfl="http://schemas.microsoft.com/office/word/2024/wordml/sdtformatlock" xmlns:w16se="http://schemas.microsoft.com/office/word/2015/wordml/symex" xmlns:wpg="http://schemas.microsoft.com/office/word/2010/wordprocessingGroup" xmlns:wpi="http://schemas.microsoft.com/office/word/2010/wordprocessingInk" xmlns:wne="http://schemas.microsoft.com/office/word/2006/wordml" xmlns:wps="http://schemas.microsoft.com/office/word/2010/wordprocessingShape" mc:Ignorable="w14 w15 w16se w16cid w16 w16cex w16sdtdh w16sdtfl w16du wp14">
   <w:footnote w:type="separator" w:id="-1">
     <w:p>
       <w:pPr>
@@ -4031,7 +4036,7 @@
 </file>
 
 <file path=word/numbering.xml><?xml version="1.0" encoding="utf-8"?>
-<w:numbering xmlns:wpc="http://schemas.microsoft.com/office/word/2010/wordprocessingCanvas" xmlns:cx="http://schemas.microsoft.com/office/drawing/2014/chartex" xmlns:cx1="http://schemas.microsoft.com/office/drawing/2015/9/8/chartex" xmlns:cx2="http://schemas.microsoft.com/office/drawing/2015/10/21/chartex" xmlns:cx3="http://schemas.microsoft.com/office/drawing/2016/5/9/chartex" xmlns:cx4="http://schemas.microsoft.com/office/drawing/2016/5/10/chartex" xmlns:cx5="http://schemas.microsoft.com/office/drawing/2016/5/11/chartex" xmlns:cx6="http://schemas.microsoft.com/office/drawing/2016/5/12/chartex" xmlns:cx7="http://schemas.microsoft.com/office/drawing/2016/5/13/chartex" xmlns:cx8="http://schemas.microsoft.com/office/drawing/2016/5/14/chartex" xmlns:mc="http://schemas.openxmlformats.org/markup-compatibility/2006" xmlns:aink="http://schemas.microsoft.com/office/drawing/2016/ink" xmlns:am3d="http://schemas.microsoft.com/office/drawing/2017/model3d" xmlns:o="urn:schemas-microsoft-com:office:office" xmlns:r="http://schemas.openxmlformats.org/officeDocument/2006/relationships" xmlns:m="http://schemas.openxmlformats.org/officeDocument/2006/math" xmlns:v="urn:schemas-microsoft-com:vml" xmlns:wp14="http://schemas.microsoft.com/office/word/2010/wordprocessingDrawing" xmlns:wp="http://schemas.openxmlformats.org/drawingml/2006/wordprocessingDrawing" xmlns:w10="urn:schemas-microsoft-com:office:word" xmlns:w="http://schemas.openxmlformats.org/wordprocessingml/2006/main" xmlns:w14="http://schemas.microsoft.com/office/word/2010/wordml" xmlns:w15="http://schemas.microsoft.com/office/word/2012/wordml" xmlns:w16cex="http://schemas.microsoft.com/office/word/2018/wordml/cex" xmlns:w16cid="http://schemas.microsoft.com/office/word/2016/wordml/cid" xmlns:w16="http://schemas.microsoft.com/office/word/2018/wordml" xmlns:w16se="http://schemas.microsoft.com/office/word/2015/wordml/symex" xmlns:wpg="http://schemas.microsoft.com/office/word/2010/wordprocessingGroup" xmlns:wpi="http://schemas.microsoft.com/office/word/2010/wordprocessingInk" xmlns:wne="http://schemas.microsoft.com/office/word/2006/wordml" xmlns:wps="http://schemas.microsoft.com/office/word/2010/wordprocessingShape" mc:Ignorable="w14 w15 w16se w16cid w16 w16cex wp14">
+<w:numbering xmlns:wpc="http://schemas.microsoft.com/office/word/2010/wordprocessingCanvas" xmlns:cx="http://schemas.microsoft.com/office/drawing/2014/chartex" xmlns:cx1="http://schemas.microsoft.com/office/drawing/2015/9/8/chartex" xmlns:cx2="http://schemas.microsoft.com/office/drawing/2015/10/21/chartex" xmlns:cx3="http://schemas.microsoft.com/office/drawing/2016/5/9/chartex" xmlns:cx4="http://schemas.microsoft.com/office/drawing/2016/5/10/chartex" xmlns:cx5="http://schemas.microsoft.com/office/drawing/2016/5/11/chartex" xmlns:cx6="http://schemas.microsoft.com/office/drawing/2016/5/12/chartex" xmlns:cx7="http://schemas.microsoft.com/office/drawing/2016/5/13/chartex" xmlns:cx8="http://schemas.microsoft.com/office/drawing/2016/5/14/chartex" xmlns:mc="http://schemas.openxmlformats.org/markup-compatibility/2006" xmlns:aink="http://schemas.microsoft.com/office/drawing/2016/ink" xmlns:am3d="http://schemas.microsoft.com/office/drawing/2017/model3d" xmlns:o="urn:schemas-microsoft-com:office:office" xmlns:oel="http://schemas.microsoft.com/office/2019/extlst" xmlns:r="http://schemas.openxmlformats.org/officeDocument/2006/relationships" xmlns:m="http://schemas.openxmlformats.org/officeDocument/2006/math" xmlns:v="urn:schemas-microsoft-com:vml" xmlns:wp14="http://schemas.microsoft.com/office/word/2010/wordprocessingDrawing" xmlns:wp="http://schemas.openxmlformats.org/drawingml/2006/wordprocessingDrawing" xmlns:w10="urn:schemas-microsoft-com:office:word" xmlns:w="http://schemas.openxmlformats.org/wordprocessingml/2006/main" xmlns:w14="http://schemas.microsoft.com/office/word/2010/wordml" xmlns:w15="http://schemas.microsoft.com/office/word/2012/wordml" xmlns:w16cex="http://schemas.microsoft.com/office/word/2018/wordml/cex" xmlns:w16cid="http://schemas.microsoft.com/office/word/2016/wordml/cid" xmlns:w16="http://schemas.microsoft.com/office/word/2018/wordml" xmlns:w16du="http://schemas.microsoft.com/office/word/2023/wordml/word16du" xmlns:w16sdtdh="http://schemas.microsoft.com/office/word/2020/wordml/sdtdatahash" xmlns:w16sdtfl="http://schemas.microsoft.com/office/word/2024/wordml/sdtformatlock" xmlns:w16se="http://schemas.microsoft.com/office/word/2015/wordml/symex" xmlns:wpg="http://schemas.microsoft.com/office/word/2010/wordprocessingGroup" xmlns:wpi="http://schemas.microsoft.com/office/word/2010/wordprocessingInk" xmlns:wne="http://schemas.microsoft.com/office/word/2006/wordml" xmlns:wps="http://schemas.microsoft.com/office/word/2010/wordprocessingShape" mc:Ignorable="w14 w15 w16se w16cid w16 w16cex w16sdtdh w16sdtfl w16du wp14">
   <w:abstractNum w:abstractNumId="0" w15:restartNumberingAfterBreak="0">
     <w:nsid w:val="01344BC1"/>
     <w:multiLevelType w:val="hybridMultilevel"/>
@@ -7031,106 +7036,106 @@
       </w:pPr>
     </w:lvl>
   </w:abstractNum>
-  <w:num w:numId="1">
+  <w:num w:numId="1" w16cid:durableId="210578805">
     <w:abstractNumId w:val="31"/>
   </w:num>
-  <w:num w:numId="2">
+  <w:num w:numId="2" w16cid:durableId="406000387">
     <w:abstractNumId w:val="25"/>
   </w:num>
-  <w:num w:numId="3">
+  <w:num w:numId="3" w16cid:durableId="600065997">
     <w:abstractNumId w:val="10"/>
   </w:num>
-  <w:num w:numId="4">
+  <w:num w:numId="4" w16cid:durableId="1352803040">
     <w:abstractNumId w:val="9"/>
   </w:num>
-  <w:num w:numId="5">
+  <w:num w:numId="5" w16cid:durableId="887885926">
     <w:abstractNumId w:val="22"/>
   </w:num>
-  <w:num w:numId="6">
+  <w:num w:numId="6" w16cid:durableId="1813591787">
     <w:abstractNumId w:val="2"/>
   </w:num>
-  <w:num w:numId="7">
+  <w:num w:numId="7" w16cid:durableId="1466465247">
     <w:abstractNumId w:val="32"/>
   </w:num>
-  <w:num w:numId="8">
+  <w:num w:numId="8" w16cid:durableId="1307709996">
     <w:abstractNumId w:val="7"/>
   </w:num>
-  <w:num w:numId="9">
+  <w:num w:numId="9" w16cid:durableId="1378316580">
     <w:abstractNumId w:val="0"/>
   </w:num>
-  <w:num w:numId="10">
+  <w:num w:numId="10" w16cid:durableId="326371980">
     <w:abstractNumId w:val="1"/>
   </w:num>
-  <w:num w:numId="11">
+  <w:num w:numId="11" w16cid:durableId="550001384">
     <w:abstractNumId w:val="14"/>
   </w:num>
-  <w:num w:numId="12">
+  <w:num w:numId="12" w16cid:durableId="2127192152">
     <w:abstractNumId w:val="21"/>
   </w:num>
-  <w:num w:numId="13">
+  <w:num w:numId="13" w16cid:durableId="1451164914">
     <w:abstractNumId w:val="17"/>
   </w:num>
-  <w:num w:numId="14">
+  <w:num w:numId="14" w16cid:durableId="1819613525">
     <w:abstractNumId w:val="30"/>
   </w:num>
-  <w:num w:numId="15">
+  <w:num w:numId="15" w16cid:durableId="495389900">
     <w:abstractNumId w:val="28"/>
   </w:num>
-  <w:num w:numId="16">
+  <w:num w:numId="16" w16cid:durableId="38821461">
     <w:abstractNumId w:val="4"/>
   </w:num>
-  <w:num w:numId="17">
+  <w:num w:numId="17" w16cid:durableId="414323815">
     <w:abstractNumId w:val="3"/>
   </w:num>
-  <w:num w:numId="18">
+  <w:num w:numId="18" w16cid:durableId="1324776346">
     <w:abstractNumId w:val="26"/>
   </w:num>
-  <w:num w:numId="19">
+  <w:num w:numId="19" w16cid:durableId="2126725287">
     <w:abstractNumId w:val="19"/>
   </w:num>
-  <w:num w:numId="20">
+  <w:num w:numId="20" w16cid:durableId="1199926710">
     <w:abstractNumId w:val="15"/>
   </w:num>
-  <w:num w:numId="21">
+  <w:num w:numId="21" w16cid:durableId="269899252">
     <w:abstractNumId w:val="5"/>
   </w:num>
-  <w:num w:numId="22">
+  <w:num w:numId="22" w16cid:durableId="711199235">
     <w:abstractNumId w:val="6"/>
   </w:num>
-  <w:num w:numId="23">
+  <w:num w:numId="23" w16cid:durableId="311983057">
     <w:abstractNumId w:val="20"/>
   </w:num>
-  <w:num w:numId="24">
+  <w:num w:numId="24" w16cid:durableId="987788108">
     <w:abstractNumId w:val="13"/>
   </w:num>
-  <w:num w:numId="25">
+  <w:num w:numId="25" w16cid:durableId="1005740174">
     <w:abstractNumId w:val="18"/>
   </w:num>
-  <w:num w:numId="26">
+  <w:num w:numId="26" w16cid:durableId="1426417247">
     <w:abstractNumId w:val="11"/>
   </w:num>
-  <w:num w:numId="27">
+  <w:num w:numId="27" w16cid:durableId="1572958393">
     <w:abstractNumId w:val="27"/>
   </w:num>
-  <w:num w:numId="28">
+  <w:num w:numId="28" w16cid:durableId="1422531774">
     <w:abstractNumId w:val="23"/>
   </w:num>
-  <w:num w:numId="29">
+  <w:num w:numId="29" w16cid:durableId="822549290">
     <w:abstractNumId w:val="16"/>
   </w:num>
-  <w:num w:numId="30">
+  <w:num w:numId="30" w16cid:durableId="174654104">
     <w:abstractNumId w:val="24"/>
   </w:num>
-  <w:num w:numId="31">
+  <w:num w:numId="31" w16cid:durableId="1494292675">
     <w:abstractNumId w:val="33"/>
   </w:num>
-  <w:num w:numId="32">
+  <w:num w:numId="32" w16cid:durableId="24066755">
     <w:abstractNumId w:val="12"/>
   </w:num>
-  <w:num w:numId="33">
+  <w:num w:numId="33" w16cid:durableId="831066050">
     <w:abstractNumId w:val="8"/>
   </w:num>
-  <w:num w:numId="34">
+  <w:num w:numId="34" w16cid:durableId="402724105">
     <w:abstractNumId w:val="29"/>
   </w:num>
   <w:numIdMacAtCleanup w:val="2"/>
@@ -7138,7 +7143,7 @@
 </file>
 
 <file path=word/styles.xml><?xml version="1.0" encoding="utf-8"?>
-<w:styles xmlns:mc="http://schemas.openxmlformats.org/markup-compatibility/2006" xmlns:r="http://schemas.openxmlformats.org/officeDocument/2006/relationships" xmlns:w="http://schemas.openxmlformats.org/wordprocessingml/2006/main" xmlns:w14="http://schemas.microsoft.com/office/word/2010/wordml" xmlns:w15="http://schemas.microsoft.com/office/word/2012/wordml" xmlns:w16cex="http://schemas.microsoft.com/office/word/2018/wordml/cex" xmlns:w16cid="http://schemas.microsoft.com/office/word/2016/wordml/cid" xmlns:w16="http://schemas.microsoft.com/office/word/2018/wordml" xmlns:w16se="http://schemas.microsoft.com/office/word/2015/wordml/symex" mc:Ignorable="w14 w15 w16se w16cid w16 w16cex">
+<w:styles xmlns:mc="http://schemas.openxmlformats.org/markup-compatibility/2006" xmlns:r="http://schemas.openxmlformats.org/officeDocument/2006/relationships" xmlns:w="http://schemas.openxmlformats.org/wordprocessingml/2006/main" xmlns:w14="http://schemas.microsoft.com/office/word/2010/wordml" xmlns:w15="http://schemas.microsoft.com/office/word/2012/wordml" xmlns:w16cex="http://schemas.microsoft.com/office/word/2018/wordml/cex" xmlns:w16cid="http://schemas.microsoft.com/office/word/2016/wordml/cid" xmlns:w16="http://schemas.microsoft.com/office/word/2018/wordml" xmlns:w16du="http://schemas.microsoft.com/office/word/2023/wordml/word16du" xmlns:w16sdtdh="http://schemas.microsoft.com/office/word/2020/wordml/sdtdatahash" xmlns:w16sdtfl="http://schemas.microsoft.com/office/word/2024/wordml/sdtformatlock" xmlns:w16se="http://schemas.microsoft.com/office/word/2015/wordml/symex" mc:Ignorable="w14 w15 w16se w16cid w16 w16cex w16sdtdh w16sdtfl w16du">
   <w:docDefaults>
     <w:rPrDefault>
       <w:rPr>

--- a/kuliah/DocumentGenerator_Laporan_Praktikum/src/templates/format-2.docx
+++ b/kuliah/DocumentGenerator_Laporan_Praktikum/src/templates/format-2.docx
@@ -1,6 +1,6 @@
 
 <file path=word/document.xml><?xml version="1.0" encoding="utf-8"?>
-<w:document xmlns:wpc="http://schemas.microsoft.com/office/word/2010/wordprocessingCanvas" xmlns:cx="http://schemas.microsoft.com/office/drawing/2014/chartex" xmlns:cx1="http://schemas.microsoft.com/office/drawing/2015/9/8/chartex" xmlns:cx2="http://schemas.microsoft.com/office/drawing/2015/10/21/chartex" xmlns:cx3="http://schemas.microsoft.com/office/drawing/2016/5/9/chartex" xmlns:cx4="http://schemas.microsoft.com/office/drawing/2016/5/10/chartex" xmlns:cx5="http://schemas.microsoft.com/office/drawing/2016/5/11/chartex" xmlns:cx6="http://schemas.microsoft.com/office/drawing/2016/5/12/chartex" xmlns:cx7="http://schemas.microsoft.com/office/drawing/2016/5/13/chartex" xmlns:cx8="http://schemas.microsoft.com/office/drawing/2016/5/14/chartex" xmlns:mc="http://schemas.openxmlformats.org/markup-compatibility/2006" xmlns:aink="http://schemas.microsoft.com/office/drawing/2016/ink" xmlns:am3d="http://schemas.microsoft.com/office/drawing/2017/model3d" xmlns:o="urn:schemas-microsoft-com:office:office" xmlns:oel="http://schemas.microsoft.com/office/2019/extlst" xmlns:r="http://schemas.openxmlformats.org/officeDocument/2006/relationships" xmlns:m="http://schemas.openxmlformats.org/officeDocument/2006/math" xmlns:v="urn:schemas-microsoft-com:vml" xmlns:wp14="http://schemas.microsoft.com/office/word/2010/wordprocessingDrawing" xmlns:wp="http://schemas.openxmlformats.org/drawingml/2006/wordprocessingDrawing" xmlns:w10="urn:schemas-microsoft-com:office:word" xmlns:w="http://schemas.openxmlformats.org/wordprocessingml/2006/main" xmlns:w14="http://schemas.microsoft.com/office/word/2010/wordml" xmlns:w15="http://schemas.microsoft.com/office/word/2012/wordml" xmlns:w16cex="http://schemas.microsoft.com/office/word/2018/wordml/cex" xmlns:w16cid="http://schemas.microsoft.com/office/word/2016/wordml/cid" xmlns:w16="http://schemas.microsoft.com/office/word/2018/wordml" xmlns:w16du="http://schemas.microsoft.com/office/word/2023/wordml/word16du" xmlns:w16sdtdh="http://schemas.microsoft.com/office/word/2020/wordml/sdtdatahash" xmlns:w16sdtfl="http://schemas.microsoft.com/office/word/2024/wordml/sdtformatlock" xmlns:w16se="http://schemas.microsoft.com/office/word/2015/wordml/symex" xmlns:wpg="http://schemas.microsoft.com/office/word/2010/wordprocessingGroup" xmlns:wpi="http://schemas.microsoft.com/office/word/2010/wordprocessingInk" xmlns:wne="http://schemas.microsoft.com/office/word/2006/wordml" xmlns:wps="http://schemas.microsoft.com/office/word/2010/wordprocessingShape" mc:Ignorable="w14 w15 w16se w16cid w16 w16cex w16sdtdh w16sdtfl w16du wp14">
+<w:document xmlns:wpc="http://schemas.microsoft.com/office/word/2010/wordprocessingCanvas" xmlns:cx="http://schemas.microsoft.com/office/drawing/2014/chartex" xmlns:cx1="http://schemas.microsoft.com/office/drawing/2015/9/8/chartex" xmlns:cx2="http://schemas.microsoft.com/office/drawing/2015/10/21/chartex" xmlns:cx3="http://schemas.microsoft.com/office/drawing/2016/5/9/chartex" xmlns:cx4="http://schemas.microsoft.com/office/drawing/2016/5/10/chartex" xmlns:cx5="http://schemas.microsoft.com/office/drawing/2016/5/11/chartex" xmlns:cx6="http://schemas.microsoft.com/office/drawing/2016/5/12/chartex" xmlns:cx7="http://schemas.microsoft.com/office/drawing/2016/5/13/chartex" xmlns:cx8="http://schemas.microsoft.com/office/drawing/2016/5/14/chartex" xmlns:mc="http://schemas.openxmlformats.org/markup-compatibility/2006" xmlns:aink="http://schemas.microsoft.com/office/drawing/2016/ink" xmlns:am3d="http://schemas.microsoft.com/office/drawing/2017/model3d" xmlns:o="urn:schemas-microsoft-com:office:office" xmlns:r="http://schemas.openxmlformats.org/officeDocument/2006/relationships" xmlns:m="http://schemas.openxmlformats.org/officeDocument/2006/math" xmlns:v="urn:schemas-microsoft-com:vml" xmlns:wp14="http://schemas.microsoft.com/office/word/2010/wordprocessingDrawing" xmlns:wp="http://schemas.openxmlformats.org/drawingml/2006/wordprocessingDrawing" xmlns:w10="urn:schemas-microsoft-com:office:word" xmlns:w="http://schemas.openxmlformats.org/wordprocessingml/2006/main" xmlns:w14="http://schemas.microsoft.com/office/word/2010/wordml" xmlns:w15="http://schemas.microsoft.com/office/word/2012/wordml" xmlns:w16cex="http://schemas.microsoft.com/office/word/2018/wordml/cex" xmlns:w16cid="http://schemas.microsoft.com/office/word/2016/wordml/cid" xmlns:w16="http://schemas.microsoft.com/office/word/2018/wordml" xmlns:w16se="http://schemas.microsoft.com/office/word/2015/wordml/symex" xmlns:wpg="http://schemas.microsoft.com/office/word/2010/wordprocessingGroup" xmlns:wpi="http://schemas.microsoft.com/office/word/2010/wordprocessingInk" xmlns:wne="http://schemas.microsoft.com/office/word/2006/wordml" xmlns:wps="http://schemas.microsoft.com/office/word/2010/wordprocessingShape" mc:Ignorable="w14 w15 w16se w16cid w16 w16cex wp14">
   <w:body>
     <w:p>
       <w:pPr>
@@ -2964,7 +2964,6 @@
       </w:pPr>
       <w:bookmarkStart w:id="0" w:name="_Toc197688582"/>
       <w:r>
-        <w:lastRenderedPageBreak/>
         <w:t>DAFTAR GAMBAR</w:t>
       </w:r>
       <w:bookmarkEnd w:id="0"/>
@@ -3048,7 +3047,6 @@
       </w:pPr>
       <w:bookmarkStart w:id="1" w:name="_Toc197688583"/>
       <w:r>
-        <w:lastRenderedPageBreak/>
         <w:t>HASIL PRAKTIKUM</w:t>
       </w:r>
       <w:bookmarkEnd w:id="1"/>
@@ -3453,7 +3451,6 @@
         <w:rPr>
           <w:lang w:val="en-US"/>
         </w:rPr>
-        <w:lastRenderedPageBreak/>
         <w:t>{{ item.penjelasan_singkat }}</w:t>
       </w:r>
     </w:p>
@@ -3727,7 +3724,7 @@
     </w:p>
     <w:p>
       <w:pPr>
-        <w:ind w:left="1191"/>
+        <w:ind w:left="1077"/>
         <w:rPr>
           <w:lang w:val="en-US"/>
         </w:rPr>
@@ -3760,9 +3757,17 @@
     </w:p>
     <w:p>
       <w:pPr>
-        <w:ind w:left="1191"/>
-      </w:pPr>
-      <w:r>
+        <w:ind w:left="1021"/>
+        <w:rPr>
+          <w:sz w:val="6"/>
+          <w:szCs w:val="6"/>
+        </w:rPr>
+      </w:pPr>
+      <w:r>
+        <w:rPr>
+          <w:sz w:val="6"/>
+          <w:szCs w:val="6"/>
+        </w:rPr>
         <w:t>{% endfor %}</w:t>
       </w:r>
     </w:p>
@@ -3884,7 +3889,7 @@
 </file>
 
 <file path=word/endnotes.xml><?xml version="1.0" encoding="utf-8"?>
-<w:endnotes xmlns:wpc="http://schemas.microsoft.com/office/word/2010/wordprocessingCanvas" xmlns:cx="http://schemas.microsoft.com/office/drawing/2014/chartex" xmlns:cx1="http://schemas.microsoft.com/office/drawing/2015/9/8/chartex" xmlns:cx2="http://schemas.microsoft.com/office/drawing/2015/10/21/chartex" xmlns:cx3="http://schemas.microsoft.com/office/drawing/2016/5/9/chartex" xmlns:cx4="http://schemas.microsoft.com/office/drawing/2016/5/10/chartex" xmlns:cx5="http://schemas.microsoft.com/office/drawing/2016/5/11/chartex" xmlns:cx6="http://schemas.microsoft.com/office/drawing/2016/5/12/chartex" xmlns:cx7="http://schemas.microsoft.com/office/drawing/2016/5/13/chartex" xmlns:cx8="http://schemas.microsoft.com/office/drawing/2016/5/14/chartex" xmlns:mc="http://schemas.openxmlformats.org/markup-compatibility/2006" xmlns:aink="http://schemas.microsoft.com/office/drawing/2016/ink" xmlns:am3d="http://schemas.microsoft.com/office/drawing/2017/model3d" xmlns:o="urn:schemas-microsoft-com:office:office" xmlns:oel="http://schemas.microsoft.com/office/2019/extlst" xmlns:r="http://schemas.openxmlformats.org/officeDocument/2006/relationships" xmlns:m="http://schemas.openxmlformats.org/officeDocument/2006/math" xmlns:v="urn:schemas-microsoft-com:vml" xmlns:wp14="http://schemas.microsoft.com/office/word/2010/wordprocessingDrawing" xmlns:wp="http://schemas.openxmlformats.org/drawingml/2006/wordprocessingDrawing" xmlns:w10="urn:schemas-microsoft-com:office:word" xmlns:w="http://schemas.openxmlformats.org/wordprocessingml/2006/main" xmlns:w14="http://schemas.microsoft.com/office/word/2010/wordml" xmlns:w15="http://schemas.microsoft.com/office/word/2012/wordml" xmlns:w16cex="http://schemas.microsoft.com/office/word/2018/wordml/cex" xmlns:w16cid="http://schemas.microsoft.com/office/word/2016/wordml/cid" xmlns:w16="http://schemas.microsoft.com/office/word/2018/wordml" xmlns:w16du="http://schemas.microsoft.com/office/word/2023/wordml/word16du" xmlns:w16sdtdh="http://schemas.microsoft.com/office/word/2020/wordml/sdtdatahash" xmlns:w16sdtfl="http://schemas.microsoft.com/office/word/2024/wordml/sdtformatlock" xmlns:w16se="http://schemas.microsoft.com/office/word/2015/wordml/symex" xmlns:wpg="http://schemas.microsoft.com/office/word/2010/wordprocessingGroup" xmlns:wpi="http://schemas.microsoft.com/office/word/2010/wordprocessingInk" xmlns:wne="http://schemas.microsoft.com/office/word/2006/wordml" xmlns:wps="http://schemas.microsoft.com/office/word/2010/wordprocessingShape" mc:Ignorable="w14 w15 w16se w16cid w16 w16cex w16sdtdh w16sdtfl w16du wp14">
+<w:endnotes xmlns:wpc="http://schemas.microsoft.com/office/word/2010/wordprocessingCanvas" xmlns:cx="http://schemas.microsoft.com/office/drawing/2014/chartex" xmlns:cx1="http://schemas.microsoft.com/office/drawing/2015/9/8/chartex" xmlns:cx2="http://schemas.microsoft.com/office/drawing/2015/10/21/chartex" xmlns:cx3="http://schemas.microsoft.com/office/drawing/2016/5/9/chartex" xmlns:cx4="http://schemas.microsoft.com/office/drawing/2016/5/10/chartex" xmlns:cx5="http://schemas.microsoft.com/office/drawing/2016/5/11/chartex" xmlns:cx6="http://schemas.microsoft.com/office/drawing/2016/5/12/chartex" xmlns:cx7="http://schemas.microsoft.com/office/drawing/2016/5/13/chartex" xmlns:cx8="http://schemas.microsoft.com/office/drawing/2016/5/14/chartex" xmlns:mc="http://schemas.openxmlformats.org/markup-compatibility/2006" xmlns:aink="http://schemas.microsoft.com/office/drawing/2016/ink" xmlns:am3d="http://schemas.microsoft.com/office/drawing/2017/model3d" xmlns:o="urn:schemas-microsoft-com:office:office" xmlns:r="http://schemas.openxmlformats.org/officeDocument/2006/relationships" xmlns:m="http://schemas.openxmlformats.org/officeDocument/2006/math" xmlns:v="urn:schemas-microsoft-com:vml" xmlns:wp14="http://schemas.microsoft.com/office/word/2010/wordprocessingDrawing" xmlns:wp="http://schemas.openxmlformats.org/drawingml/2006/wordprocessingDrawing" xmlns:w10="urn:schemas-microsoft-com:office:word" xmlns:w="http://schemas.openxmlformats.org/wordprocessingml/2006/main" xmlns:w14="http://schemas.microsoft.com/office/word/2010/wordml" xmlns:w15="http://schemas.microsoft.com/office/word/2012/wordml" xmlns:w16cex="http://schemas.microsoft.com/office/word/2018/wordml/cex" xmlns:w16cid="http://schemas.microsoft.com/office/word/2016/wordml/cid" xmlns:w16="http://schemas.microsoft.com/office/word/2018/wordml" xmlns:w16se="http://schemas.microsoft.com/office/word/2015/wordml/symex" xmlns:wpg="http://schemas.microsoft.com/office/word/2010/wordprocessingGroup" xmlns:wpi="http://schemas.microsoft.com/office/word/2010/wordprocessingInk" xmlns:wne="http://schemas.microsoft.com/office/word/2006/wordml" xmlns:wps="http://schemas.microsoft.com/office/word/2010/wordprocessingShape" mc:Ignorable="w14 w15 w16se w16cid w16 w16cex wp14">
   <w:endnote w:type="separator" w:id="-1">
     <w:p>
       <w:pPr>
@@ -3911,7 +3916,7 @@
 </file>
 
 <file path=word/footer1.xml><?xml version="1.0" encoding="utf-8"?>
-<w:ftr xmlns:wpc="http://schemas.microsoft.com/office/word/2010/wordprocessingCanvas" xmlns:cx="http://schemas.microsoft.com/office/drawing/2014/chartex" xmlns:cx1="http://schemas.microsoft.com/office/drawing/2015/9/8/chartex" xmlns:cx2="http://schemas.microsoft.com/office/drawing/2015/10/21/chartex" xmlns:cx3="http://schemas.microsoft.com/office/drawing/2016/5/9/chartex" xmlns:cx4="http://schemas.microsoft.com/office/drawing/2016/5/10/chartex" xmlns:cx5="http://schemas.microsoft.com/office/drawing/2016/5/11/chartex" xmlns:cx6="http://schemas.microsoft.com/office/drawing/2016/5/12/chartex" xmlns:cx7="http://schemas.microsoft.com/office/drawing/2016/5/13/chartex" xmlns:cx8="http://schemas.microsoft.com/office/drawing/2016/5/14/chartex" xmlns:mc="http://schemas.openxmlformats.org/markup-compatibility/2006" xmlns:aink="http://schemas.microsoft.com/office/drawing/2016/ink" xmlns:am3d="http://schemas.microsoft.com/office/drawing/2017/model3d" xmlns:o="urn:schemas-microsoft-com:office:office" xmlns:oel="http://schemas.microsoft.com/office/2019/extlst" xmlns:r="http://schemas.openxmlformats.org/officeDocument/2006/relationships" xmlns:m="http://schemas.openxmlformats.org/officeDocument/2006/math" xmlns:v="urn:schemas-microsoft-com:vml" xmlns:wp14="http://schemas.microsoft.com/office/word/2010/wordprocessingDrawing" xmlns:wp="http://schemas.openxmlformats.org/drawingml/2006/wordprocessingDrawing" xmlns:w10="urn:schemas-microsoft-com:office:word" xmlns:w="http://schemas.openxmlformats.org/wordprocessingml/2006/main" xmlns:w14="http://schemas.microsoft.com/office/word/2010/wordml" xmlns:w15="http://schemas.microsoft.com/office/word/2012/wordml" xmlns:w16cex="http://schemas.microsoft.com/office/word/2018/wordml/cex" xmlns:w16cid="http://schemas.microsoft.com/office/word/2016/wordml/cid" xmlns:w16="http://schemas.microsoft.com/office/word/2018/wordml" xmlns:w16du="http://schemas.microsoft.com/office/word/2023/wordml/word16du" xmlns:w16sdtdh="http://schemas.microsoft.com/office/word/2020/wordml/sdtdatahash" xmlns:w16sdtfl="http://schemas.microsoft.com/office/word/2024/wordml/sdtformatlock" xmlns:w16se="http://schemas.microsoft.com/office/word/2015/wordml/symex" xmlns:wpg="http://schemas.microsoft.com/office/word/2010/wordprocessingGroup" xmlns:wpi="http://schemas.microsoft.com/office/word/2010/wordprocessingInk" xmlns:wne="http://schemas.microsoft.com/office/word/2006/wordml" xmlns:wps="http://schemas.microsoft.com/office/word/2010/wordprocessingShape" mc:Ignorable="w14 w15 w16se w16cid w16 w16cex w16sdtdh w16sdtfl w16du wp14">
+<w:ftr xmlns:wpc="http://schemas.microsoft.com/office/word/2010/wordprocessingCanvas" xmlns:cx="http://schemas.microsoft.com/office/drawing/2014/chartex" xmlns:cx1="http://schemas.microsoft.com/office/drawing/2015/9/8/chartex" xmlns:cx2="http://schemas.microsoft.com/office/drawing/2015/10/21/chartex" xmlns:cx3="http://schemas.microsoft.com/office/drawing/2016/5/9/chartex" xmlns:cx4="http://schemas.microsoft.com/office/drawing/2016/5/10/chartex" xmlns:cx5="http://schemas.microsoft.com/office/drawing/2016/5/11/chartex" xmlns:cx6="http://schemas.microsoft.com/office/drawing/2016/5/12/chartex" xmlns:cx7="http://schemas.microsoft.com/office/drawing/2016/5/13/chartex" xmlns:cx8="http://schemas.microsoft.com/office/drawing/2016/5/14/chartex" xmlns:mc="http://schemas.openxmlformats.org/markup-compatibility/2006" xmlns:aink="http://schemas.microsoft.com/office/drawing/2016/ink" xmlns:am3d="http://schemas.microsoft.com/office/drawing/2017/model3d" xmlns:o="urn:schemas-microsoft-com:office:office" xmlns:r="http://schemas.openxmlformats.org/officeDocument/2006/relationships" xmlns:m="http://schemas.openxmlformats.org/officeDocument/2006/math" xmlns:v="urn:schemas-microsoft-com:vml" xmlns:wp14="http://schemas.microsoft.com/office/word/2010/wordprocessingDrawing" xmlns:wp="http://schemas.openxmlformats.org/drawingml/2006/wordprocessingDrawing" xmlns:w10="urn:schemas-microsoft-com:office:word" xmlns:w="http://schemas.openxmlformats.org/wordprocessingml/2006/main" xmlns:w14="http://schemas.microsoft.com/office/word/2010/wordml" xmlns:w15="http://schemas.microsoft.com/office/word/2012/wordml" xmlns:w16cex="http://schemas.microsoft.com/office/word/2018/wordml/cex" xmlns:w16cid="http://schemas.microsoft.com/office/word/2016/wordml/cid" xmlns:w16="http://schemas.microsoft.com/office/word/2018/wordml" xmlns:w16se="http://schemas.microsoft.com/office/word/2015/wordml/symex" xmlns:wpg="http://schemas.microsoft.com/office/word/2010/wordprocessingGroup" xmlns:wpi="http://schemas.microsoft.com/office/word/2010/wordprocessingInk" xmlns:wne="http://schemas.microsoft.com/office/word/2006/wordml" xmlns:wps="http://schemas.microsoft.com/office/word/2010/wordprocessingShape" mc:Ignorable="w14 w15 w16se w16cid w16 w16cex wp14">
   <w:sdt>
     <w:sdtPr>
       <w:id w:val="-517623792"/>
@@ -3960,7 +3965,7 @@
 </file>
 
 <file path=word/footer2.xml><?xml version="1.0" encoding="utf-8"?>
-<w:ftr xmlns:wpc="http://schemas.microsoft.com/office/word/2010/wordprocessingCanvas" xmlns:cx="http://schemas.microsoft.com/office/drawing/2014/chartex" xmlns:cx1="http://schemas.microsoft.com/office/drawing/2015/9/8/chartex" xmlns:cx2="http://schemas.microsoft.com/office/drawing/2015/10/21/chartex" xmlns:cx3="http://schemas.microsoft.com/office/drawing/2016/5/9/chartex" xmlns:cx4="http://schemas.microsoft.com/office/drawing/2016/5/10/chartex" xmlns:cx5="http://schemas.microsoft.com/office/drawing/2016/5/11/chartex" xmlns:cx6="http://schemas.microsoft.com/office/drawing/2016/5/12/chartex" xmlns:cx7="http://schemas.microsoft.com/office/drawing/2016/5/13/chartex" xmlns:cx8="http://schemas.microsoft.com/office/drawing/2016/5/14/chartex" xmlns:mc="http://schemas.openxmlformats.org/markup-compatibility/2006" xmlns:aink="http://schemas.microsoft.com/office/drawing/2016/ink" xmlns:am3d="http://schemas.microsoft.com/office/drawing/2017/model3d" xmlns:o="urn:schemas-microsoft-com:office:office" xmlns:oel="http://schemas.microsoft.com/office/2019/extlst" xmlns:r="http://schemas.openxmlformats.org/officeDocument/2006/relationships" xmlns:m="http://schemas.openxmlformats.org/officeDocument/2006/math" xmlns:v="urn:schemas-microsoft-com:vml" xmlns:wp14="http://schemas.microsoft.com/office/word/2010/wordprocessingDrawing" xmlns:wp="http://schemas.openxmlformats.org/drawingml/2006/wordprocessingDrawing" xmlns:w10="urn:schemas-microsoft-com:office:word" xmlns:w="http://schemas.openxmlformats.org/wordprocessingml/2006/main" xmlns:w14="http://schemas.microsoft.com/office/word/2010/wordml" xmlns:w15="http://schemas.microsoft.com/office/word/2012/wordml" xmlns:w16cex="http://schemas.microsoft.com/office/word/2018/wordml/cex" xmlns:w16cid="http://schemas.microsoft.com/office/word/2016/wordml/cid" xmlns:w16="http://schemas.microsoft.com/office/word/2018/wordml" xmlns:w16du="http://schemas.microsoft.com/office/word/2023/wordml/word16du" xmlns:w16sdtdh="http://schemas.microsoft.com/office/word/2020/wordml/sdtdatahash" xmlns:w16sdtfl="http://schemas.microsoft.com/office/word/2024/wordml/sdtformatlock" xmlns:w16se="http://schemas.microsoft.com/office/word/2015/wordml/symex" xmlns:wpg="http://schemas.microsoft.com/office/word/2010/wordprocessingGroup" xmlns:wpi="http://schemas.microsoft.com/office/word/2010/wordprocessingInk" xmlns:wne="http://schemas.microsoft.com/office/word/2006/wordml" xmlns:wps="http://schemas.microsoft.com/office/word/2010/wordprocessingShape" mc:Ignorable="w14 w15 w16se w16cid w16 w16cex w16sdtdh w16sdtfl w16du wp14">
+<w:ftr xmlns:wpc="http://schemas.microsoft.com/office/word/2010/wordprocessingCanvas" xmlns:cx="http://schemas.microsoft.com/office/drawing/2014/chartex" xmlns:cx1="http://schemas.microsoft.com/office/drawing/2015/9/8/chartex" xmlns:cx2="http://schemas.microsoft.com/office/drawing/2015/10/21/chartex" xmlns:cx3="http://schemas.microsoft.com/office/drawing/2016/5/9/chartex" xmlns:cx4="http://schemas.microsoft.com/office/drawing/2016/5/10/chartex" xmlns:cx5="http://schemas.microsoft.com/office/drawing/2016/5/11/chartex" xmlns:cx6="http://schemas.microsoft.com/office/drawing/2016/5/12/chartex" xmlns:cx7="http://schemas.microsoft.com/office/drawing/2016/5/13/chartex" xmlns:cx8="http://schemas.microsoft.com/office/drawing/2016/5/14/chartex" xmlns:mc="http://schemas.openxmlformats.org/markup-compatibility/2006" xmlns:aink="http://schemas.microsoft.com/office/drawing/2016/ink" xmlns:am3d="http://schemas.microsoft.com/office/drawing/2017/model3d" xmlns:o="urn:schemas-microsoft-com:office:office" xmlns:r="http://schemas.openxmlformats.org/officeDocument/2006/relationships" xmlns:m="http://schemas.openxmlformats.org/officeDocument/2006/math" xmlns:v="urn:schemas-microsoft-com:vml" xmlns:wp14="http://schemas.microsoft.com/office/word/2010/wordprocessingDrawing" xmlns:wp="http://schemas.openxmlformats.org/drawingml/2006/wordprocessingDrawing" xmlns:w10="urn:schemas-microsoft-com:office:word" xmlns:w="http://schemas.openxmlformats.org/wordprocessingml/2006/main" xmlns:w14="http://schemas.microsoft.com/office/word/2010/wordml" xmlns:w15="http://schemas.microsoft.com/office/word/2012/wordml" xmlns:w16cex="http://schemas.microsoft.com/office/word/2018/wordml/cex" xmlns:w16cid="http://schemas.microsoft.com/office/word/2016/wordml/cid" xmlns:w16="http://schemas.microsoft.com/office/word/2018/wordml" xmlns:w16se="http://schemas.microsoft.com/office/word/2015/wordml/symex" xmlns:wpg="http://schemas.microsoft.com/office/word/2010/wordprocessingGroup" xmlns:wpi="http://schemas.microsoft.com/office/word/2010/wordprocessingInk" xmlns:wne="http://schemas.microsoft.com/office/word/2006/wordml" xmlns:wps="http://schemas.microsoft.com/office/word/2010/wordprocessingShape" mc:Ignorable="w14 w15 w16se w16cid w16 w16cex wp14">
   <w:sdt>
     <w:sdtPr>
       <w:id w:val="-234937495"/>
@@ -4009,7 +4014,7 @@
 </file>
 
 <file path=word/footnotes.xml><?xml version="1.0" encoding="utf-8"?>
-<w:footnotes xmlns:wpc="http://schemas.microsoft.com/office/word/2010/wordprocessingCanvas" xmlns:cx="http://schemas.microsoft.com/office/drawing/2014/chartex" xmlns:cx1="http://schemas.microsoft.com/office/drawing/2015/9/8/chartex" xmlns:cx2="http://schemas.microsoft.com/office/drawing/2015/10/21/chartex" xmlns:cx3="http://schemas.microsoft.com/office/drawing/2016/5/9/chartex" xmlns:cx4="http://schemas.microsoft.com/office/drawing/2016/5/10/chartex" xmlns:cx5="http://schemas.microsoft.com/office/drawing/2016/5/11/chartex" xmlns:cx6="http://schemas.microsoft.com/office/drawing/2016/5/12/chartex" xmlns:cx7="http://schemas.microsoft.com/office/drawing/2016/5/13/chartex" xmlns:cx8="http://schemas.microsoft.com/office/drawing/2016/5/14/chartex" xmlns:mc="http://schemas.openxmlformats.org/markup-compatibility/2006" xmlns:aink="http://schemas.microsoft.com/office/drawing/2016/ink" xmlns:am3d="http://schemas.microsoft.com/office/drawing/2017/model3d" xmlns:o="urn:schemas-microsoft-com:office:office" xmlns:oel="http://schemas.microsoft.com/office/2019/extlst" xmlns:r="http://schemas.openxmlformats.org/officeDocument/2006/relationships" xmlns:m="http://schemas.openxmlformats.org/officeDocument/2006/math" xmlns:v="urn:schemas-microsoft-com:vml" xmlns:wp14="http://schemas.microsoft.com/office/word/2010/wordprocessingDrawing" xmlns:wp="http://schemas.openxmlformats.org/drawingml/2006/wordprocessingDrawing" xmlns:w10="urn:schemas-microsoft-com:office:word" xmlns:w="http://schemas.openxmlformats.org/wordprocessingml/2006/main" xmlns:w14="http://schemas.microsoft.com/office/word/2010/wordml" xmlns:w15="http://schemas.microsoft.com/office/word/2012/wordml" xmlns:w16cex="http://schemas.microsoft.com/office/word/2018/wordml/cex" xmlns:w16cid="http://schemas.microsoft.com/office/word/2016/wordml/cid" xmlns:w16="http://schemas.microsoft.com/office/word/2018/wordml" xmlns:w16du="http://schemas.microsoft.com/office/word/2023/wordml/word16du" xmlns:w16sdtdh="http://schemas.microsoft.com/office/word/2020/wordml/sdtdatahash" xmlns:w16sdtfl="http://schemas.microsoft.com/office/word/2024/wordml/sdtformatlock" xmlns:w16se="http://schemas.microsoft.com/office/word/2015/wordml/symex" xmlns:wpg="http://schemas.microsoft.com/office/word/2010/wordprocessingGroup" xmlns:wpi="http://schemas.microsoft.com/office/word/2010/wordprocessingInk" xmlns:wne="http://schemas.microsoft.com/office/word/2006/wordml" xmlns:wps="http://schemas.microsoft.com/office/word/2010/wordprocessingShape" mc:Ignorable="w14 w15 w16se w16cid w16 w16cex w16sdtdh w16sdtfl w16du wp14">
+<w:footnotes xmlns:wpc="http://schemas.microsoft.com/office/word/2010/wordprocessingCanvas" xmlns:cx="http://schemas.microsoft.com/office/drawing/2014/chartex" xmlns:cx1="http://schemas.microsoft.com/office/drawing/2015/9/8/chartex" xmlns:cx2="http://schemas.microsoft.com/office/drawing/2015/10/21/chartex" xmlns:cx3="http://schemas.microsoft.com/office/drawing/2016/5/9/chartex" xmlns:cx4="http://schemas.microsoft.com/office/drawing/2016/5/10/chartex" xmlns:cx5="http://schemas.microsoft.com/office/drawing/2016/5/11/chartex" xmlns:cx6="http://schemas.microsoft.com/office/drawing/2016/5/12/chartex" xmlns:cx7="http://schemas.microsoft.com/office/drawing/2016/5/13/chartex" xmlns:cx8="http://schemas.microsoft.com/office/drawing/2016/5/14/chartex" xmlns:mc="http://schemas.openxmlformats.org/markup-compatibility/2006" xmlns:aink="http://schemas.microsoft.com/office/drawing/2016/ink" xmlns:am3d="http://schemas.microsoft.com/office/drawing/2017/model3d" xmlns:o="urn:schemas-microsoft-com:office:office" xmlns:r="http://schemas.openxmlformats.org/officeDocument/2006/relationships" xmlns:m="http://schemas.openxmlformats.org/officeDocument/2006/math" xmlns:v="urn:schemas-microsoft-com:vml" xmlns:wp14="http://schemas.microsoft.com/office/word/2010/wordprocessingDrawing" xmlns:wp="http://schemas.openxmlformats.org/drawingml/2006/wordprocessingDrawing" xmlns:w10="urn:schemas-microsoft-com:office:word" xmlns:w="http://schemas.openxmlformats.org/wordprocessingml/2006/main" xmlns:w14="http://schemas.microsoft.com/office/word/2010/wordml" xmlns:w15="http://schemas.microsoft.com/office/word/2012/wordml" xmlns:w16cex="http://schemas.microsoft.com/office/word/2018/wordml/cex" xmlns:w16cid="http://schemas.microsoft.com/office/word/2016/wordml/cid" xmlns:w16="http://schemas.microsoft.com/office/word/2018/wordml" xmlns:w16se="http://schemas.microsoft.com/office/word/2015/wordml/symex" xmlns:wpg="http://schemas.microsoft.com/office/word/2010/wordprocessingGroup" xmlns:wpi="http://schemas.microsoft.com/office/word/2010/wordprocessingInk" xmlns:wne="http://schemas.microsoft.com/office/word/2006/wordml" xmlns:wps="http://schemas.microsoft.com/office/word/2010/wordprocessingShape" mc:Ignorable="w14 w15 w16se w16cid w16 w16cex wp14">
   <w:footnote w:type="separator" w:id="-1">
     <w:p>
       <w:pPr>
@@ -4036,7 +4041,7 @@
 </file>
 
 <file path=word/numbering.xml><?xml version="1.0" encoding="utf-8"?>
-<w:numbering xmlns:wpc="http://schemas.microsoft.com/office/word/2010/wordprocessingCanvas" xmlns:cx="http://schemas.microsoft.com/office/drawing/2014/chartex" xmlns:cx1="http://schemas.microsoft.com/office/drawing/2015/9/8/chartex" xmlns:cx2="http://schemas.microsoft.com/office/drawing/2015/10/21/chartex" xmlns:cx3="http://schemas.microsoft.com/office/drawing/2016/5/9/chartex" xmlns:cx4="http://schemas.microsoft.com/office/drawing/2016/5/10/chartex" xmlns:cx5="http://schemas.microsoft.com/office/drawing/2016/5/11/chartex" xmlns:cx6="http://schemas.microsoft.com/office/drawing/2016/5/12/chartex" xmlns:cx7="http://schemas.microsoft.com/office/drawing/2016/5/13/chartex" xmlns:cx8="http://schemas.microsoft.com/office/drawing/2016/5/14/chartex" xmlns:mc="http://schemas.openxmlformats.org/markup-compatibility/2006" xmlns:aink="http://schemas.microsoft.com/office/drawing/2016/ink" xmlns:am3d="http://schemas.microsoft.com/office/drawing/2017/model3d" xmlns:o="urn:schemas-microsoft-com:office:office" xmlns:oel="http://schemas.microsoft.com/office/2019/extlst" xmlns:r="http://schemas.openxmlformats.org/officeDocument/2006/relationships" xmlns:m="http://schemas.openxmlformats.org/officeDocument/2006/math" xmlns:v="urn:schemas-microsoft-com:vml" xmlns:wp14="http://schemas.microsoft.com/office/word/2010/wordprocessingDrawing" xmlns:wp="http://schemas.openxmlformats.org/drawingml/2006/wordprocessingDrawing" xmlns:w10="urn:schemas-microsoft-com:office:word" xmlns:w="http://schemas.openxmlformats.org/wordprocessingml/2006/main" xmlns:w14="http://schemas.microsoft.com/office/word/2010/wordml" xmlns:w15="http://schemas.microsoft.com/office/word/2012/wordml" xmlns:w16cex="http://schemas.microsoft.com/office/word/2018/wordml/cex" xmlns:w16cid="http://schemas.microsoft.com/office/word/2016/wordml/cid" xmlns:w16="http://schemas.microsoft.com/office/word/2018/wordml" xmlns:w16du="http://schemas.microsoft.com/office/word/2023/wordml/word16du" xmlns:w16sdtdh="http://schemas.microsoft.com/office/word/2020/wordml/sdtdatahash" xmlns:w16sdtfl="http://schemas.microsoft.com/office/word/2024/wordml/sdtformatlock" xmlns:w16se="http://schemas.microsoft.com/office/word/2015/wordml/symex" xmlns:wpg="http://schemas.microsoft.com/office/word/2010/wordprocessingGroup" xmlns:wpi="http://schemas.microsoft.com/office/word/2010/wordprocessingInk" xmlns:wne="http://schemas.microsoft.com/office/word/2006/wordml" xmlns:wps="http://schemas.microsoft.com/office/word/2010/wordprocessingShape" mc:Ignorable="w14 w15 w16se w16cid w16 w16cex w16sdtdh w16sdtfl w16du wp14">
+<w:numbering xmlns:wpc="http://schemas.microsoft.com/office/word/2010/wordprocessingCanvas" xmlns:cx="http://schemas.microsoft.com/office/drawing/2014/chartex" xmlns:cx1="http://schemas.microsoft.com/office/drawing/2015/9/8/chartex" xmlns:cx2="http://schemas.microsoft.com/office/drawing/2015/10/21/chartex" xmlns:cx3="http://schemas.microsoft.com/office/drawing/2016/5/9/chartex" xmlns:cx4="http://schemas.microsoft.com/office/drawing/2016/5/10/chartex" xmlns:cx5="http://schemas.microsoft.com/office/drawing/2016/5/11/chartex" xmlns:cx6="http://schemas.microsoft.com/office/drawing/2016/5/12/chartex" xmlns:cx7="http://schemas.microsoft.com/office/drawing/2016/5/13/chartex" xmlns:cx8="http://schemas.microsoft.com/office/drawing/2016/5/14/chartex" xmlns:mc="http://schemas.openxmlformats.org/markup-compatibility/2006" xmlns:aink="http://schemas.microsoft.com/office/drawing/2016/ink" xmlns:am3d="http://schemas.microsoft.com/office/drawing/2017/model3d" xmlns:o="urn:schemas-microsoft-com:office:office" xmlns:r="http://schemas.openxmlformats.org/officeDocument/2006/relationships" xmlns:m="http://schemas.openxmlformats.org/officeDocument/2006/math" xmlns:v="urn:schemas-microsoft-com:vml" xmlns:wp14="http://schemas.microsoft.com/office/word/2010/wordprocessingDrawing" xmlns:wp="http://schemas.openxmlformats.org/drawingml/2006/wordprocessingDrawing" xmlns:w10="urn:schemas-microsoft-com:office:word" xmlns:w="http://schemas.openxmlformats.org/wordprocessingml/2006/main" xmlns:w14="http://schemas.microsoft.com/office/word/2010/wordml" xmlns:w15="http://schemas.microsoft.com/office/word/2012/wordml" xmlns:w16cex="http://schemas.microsoft.com/office/word/2018/wordml/cex" xmlns:w16cid="http://schemas.microsoft.com/office/word/2016/wordml/cid" xmlns:w16="http://schemas.microsoft.com/office/word/2018/wordml" xmlns:w16se="http://schemas.microsoft.com/office/word/2015/wordml/symex" xmlns:wpg="http://schemas.microsoft.com/office/word/2010/wordprocessingGroup" xmlns:wpi="http://schemas.microsoft.com/office/word/2010/wordprocessingInk" xmlns:wne="http://schemas.microsoft.com/office/word/2006/wordml" xmlns:wps="http://schemas.microsoft.com/office/word/2010/wordprocessingShape" mc:Ignorable="w14 w15 w16se w16cid w16 w16cex wp14">
   <w:abstractNum w:abstractNumId="0" w15:restartNumberingAfterBreak="0">
     <w:nsid w:val="01344BC1"/>
     <w:multiLevelType w:val="hybridMultilevel"/>
@@ -7036,106 +7041,106 @@
       </w:pPr>
     </w:lvl>
   </w:abstractNum>
-  <w:num w:numId="1" w16cid:durableId="210578805">
+  <w:num w:numId="1">
     <w:abstractNumId w:val="31"/>
   </w:num>
-  <w:num w:numId="2" w16cid:durableId="406000387">
+  <w:num w:numId="2">
     <w:abstractNumId w:val="25"/>
   </w:num>
-  <w:num w:numId="3" w16cid:durableId="600065997">
+  <w:num w:numId="3">
     <w:abstractNumId w:val="10"/>
   </w:num>
-  <w:num w:numId="4" w16cid:durableId="1352803040">
+  <w:num w:numId="4">
     <w:abstractNumId w:val="9"/>
   </w:num>
-  <w:num w:numId="5" w16cid:durableId="887885926">
+  <w:num w:numId="5">
     <w:abstractNumId w:val="22"/>
   </w:num>
-  <w:num w:numId="6" w16cid:durableId="1813591787">
+  <w:num w:numId="6">
     <w:abstractNumId w:val="2"/>
   </w:num>
-  <w:num w:numId="7" w16cid:durableId="1466465247">
+  <w:num w:numId="7">
     <w:abstractNumId w:val="32"/>
   </w:num>
-  <w:num w:numId="8" w16cid:durableId="1307709996">
+  <w:num w:numId="8">
     <w:abstractNumId w:val="7"/>
   </w:num>
-  <w:num w:numId="9" w16cid:durableId="1378316580">
+  <w:num w:numId="9">
     <w:abstractNumId w:val="0"/>
   </w:num>
-  <w:num w:numId="10" w16cid:durableId="326371980">
+  <w:num w:numId="10">
     <w:abstractNumId w:val="1"/>
   </w:num>
-  <w:num w:numId="11" w16cid:durableId="550001384">
+  <w:num w:numId="11">
     <w:abstractNumId w:val="14"/>
   </w:num>
-  <w:num w:numId="12" w16cid:durableId="2127192152">
+  <w:num w:numId="12">
     <w:abstractNumId w:val="21"/>
   </w:num>
-  <w:num w:numId="13" w16cid:durableId="1451164914">
+  <w:num w:numId="13">
     <w:abstractNumId w:val="17"/>
   </w:num>
-  <w:num w:numId="14" w16cid:durableId="1819613525">
+  <w:num w:numId="14">
     <w:abstractNumId w:val="30"/>
   </w:num>
-  <w:num w:numId="15" w16cid:durableId="495389900">
+  <w:num w:numId="15">
     <w:abstractNumId w:val="28"/>
   </w:num>
-  <w:num w:numId="16" w16cid:durableId="38821461">
+  <w:num w:numId="16">
     <w:abstractNumId w:val="4"/>
   </w:num>
-  <w:num w:numId="17" w16cid:durableId="414323815">
+  <w:num w:numId="17">
     <w:abstractNumId w:val="3"/>
   </w:num>
-  <w:num w:numId="18" w16cid:durableId="1324776346">
+  <w:num w:numId="18">
     <w:abstractNumId w:val="26"/>
   </w:num>
-  <w:num w:numId="19" w16cid:durableId="2126725287">
+  <w:num w:numId="19">
     <w:abstractNumId w:val="19"/>
   </w:num>
-  <w:num w:numId="20" w16cid:durableId="1199926710">
+  <w:num w:numId="20">
     <w:abstractNumId w:val="15"/>
   </w:num>
-  <w:num w:numId="21" w16cid:durableId="269899252">
+  <w:num w:numId="21">
     <w:abstractNumId w:val="5"/>
   </w:num>
-  <w:num w:numId="22" w16cid:durableId="711199235">
+  <w:num w:numId="22">
     <w:abstractNumId w:val="6"/>
   </w:num>
-  <w:num w:numId="23" w16cid:durableId="311983057">
+  <w:num w:numId="23">
     <w:abstractNumId w:val="20"/>
   </w:num>
-  <w:num w:numId="24" w16cid:durableId="987788108">
+  <w:num w:numId="24">
     <w:abstractNumId w:val="13"/>
   </w:num>
-  <w:num w:numId="25" w16cid:durableId="1005740174">
+  <w:num w:numId="25">
     <w:abstractNumId w:val="18"/>
   </w:num>
-  <w:num w:numId="26" w16cid:durableId="1426417247">
+  <w:num w:numId="26">
     <w:abstractNumId w:val="11"/>
   </w:num>
-  <w:num w:numId="27" w16cid:durableId="1572958393">
+  <w:num w:numId="27">
     <w:abstractNumId w:val="27"/>
   </w:num>
-  <w:num w:numId="28" w16cid:durableId="1422531774">
+  <w:num w:numId="28">
     <w:abstractNumId w:val="23"/>
   </w:num>
-  <w:num w:numId="29" w16cid:durableId="822549290">
+  <w:num w:numId="29">
     <w:abstractNumId w:val="16"/>
   </w:num>
-  <w:num w:numId="30" w16cid:durableId="174654104">
+  <w:num w:numId="30">
     <w:abstractNumId w:val="24"/>
   </w:num>
-  <w:num w:numId="31" w16cid:durableId="1494292675">
+  <w:num w:numId="31">
     <w:abstractNumId w:val="33"/>
   </w:num>
-  <w:num w:numId="32" w16cid:durableId="24066755">
+  <w:num w:numId="32">
     <w:abstractNumId w:val="12"/>
   </w:num>
-  <w:num w:numId="33" w16cid:durableId="831066050">
+  <w:num w:numId="33">
     <w:abstractNumId w:val="8"/>
   </w:num>
-  <w:num w:numId="34" w16cid:durableId="402724105">
+  <w:num w:numId="34">
     <w:abstractNumId w:val="29"/>
   </w:num>
   <w:numIdMacAtCleanup w:val="2"/>
@@ -7143,7 +7148,7 @@
 </file>
 
 <file path=word/styles.xml><?xml version="1.0" encoding="utf-8"?>
-<w:styles xmlns:mc="http://schemas.openxmlformats.org/markup-compatibility/2006" xmlns:r="http://schemas.openxmlformats.org/officeDocument/2006/relationships" xmlns:w="http://schemas.openxmlformats.org/wordprocessingml/2006/main" xmlns:w14="http://schemas.microsoft.com/office/word/2010/wordml" xmlns:w15="http://schemas.microsoft.com/office/word/2012/wordml" xmlns:w16cex="http://schemas.microsoft.com/office/word/2018/wordml/cex" xmlns:w16cid="http://schemas.microsoft.com/office/word/2016/wordml/cid" xmlns:w16="http://schemas.microsoft.com/office/word/2018/wordml" xmlns:w16du="http://schemas.microsoft.com/office/word/2023/wordml/word16du" xmlns:w16sdtdh="http://schemas.microsoft.com/office/word/2020/wordml/sdtdatahash" xmlns:w16sdtfl="http://schemas.microsoft.com/office/word/2024/wordml/sdtformatlock" xmlns:w16se="http://schemas.microsoft.com/office/word/2015/wordml/symex" mc:Ignorable="w14 w15 w16se w16cid w16 w16cex w16sdtdh w16sdtfl w16du">
+<w:styles xmlns:mc="http://schemas.openxmlformats.org/markup-compatibility/2006" xmlns:r="http://schemas.openxmlformats.org/officeDocument/2006/relationships" xmlns:w="http://schemas.openxmlformats.org/wordprocessingml/2006/main" xmlns:w14="http://schemas.microsoft.com/office/word/2010/wordml" xmlns:w15="http://schemas.microsoft.com/office/word/2012/wordml" xmlns:w16cex="http://schemas.microsoft.com/office/word/2018/wordml/cex" xmlns:w16cid="http://schemas.microsoft.com/office/word/2016/wordml/cid" xmlns:w16="http://schemas.microsoft.com/office/word/2018/wordml" xmlns:w16se="http://schemas.microsoft.com/office/word/2015/wordml/symex" mc:Ignorable="w14 w15 w16se w16cid w16 w16cex">
   <w:docDefaults>
     <w:rPrDefault>
       <w:rPr>

--- a/kuliah/DocumentGenerator_Laporan_Praktikum/src/templates/format-2.docx
+++ b/kuliah/DocumentGenerator_Laporan_Praktikum/src/templates/format-2.docx
@@ -3273,19 +3273,7 @@
         <w:rPr>
           <w:lang w:val="en-US"/>
         </w:rPr>
-        <w:t>{% for gbr in item.list_gambar %}</w:t>
-      </w:r>
-      <w:r>
-        <w:rPr>
-          <w:lang w:val="en-US"/>
-        </w:rPr>
-        <w:t xml:space="preserve"> </w:t>
-      </w:r>
-      <w:r>
-        <w:rPr>
-          <w:lang w:val="en-US"/>
-        </w:rPr>
-        <w:t>{{ gbr.objek_gambar }}</w:t>
+        <w:t>{% for gbr in item.list_gambar %} {{ gbr.objek_gambar }}</w:t>
       </w:r>
     </w:p>
     <w:p>
@@ -3296,18 +3284,23 @@
       </w:pPr>
       <w:bookmarkStart w:id="2" w:name="_Toc221452899"/>
       <w:r>
-        <w:t>Gambar 1.{{ loop.index }} {{ gbr.caption }</w:t>
-      </w:r>
-      <w:r>
-        <w:t>}</w:t>
+        <w:t>Gambar 1.{{ gbr.nomor_tampil}} {{ gbr.caption }}</w:t>
       </w:r>
       <w:bookmarkEnd w:id="2"/>
     </w:p>
     <w:p>
       <w:pPr>
         <w:ind w:left="1021"/>
-      </w:pPr>
-      <w:r>
+        <w:rPr>
+          <w:sz w:val="6"/>
+          <w:szCs w:val="6"/>
+        </w:rPr>
+      </w:pPr>
+      <w:r>
+        <w:rPr>
+          <w:sz w:val="6"/>
+          <w:szCs w:val="6"/>
+        </w:rPr>
         <w:t>{% endfor %}</w:t>
       </w:r>
     </w:p>
